--- a/Template Laporan Praktikum PBO Sains Data.docx
+++ b/Template Laporan Praktikum PBO Sains Data.docx
@@ -82,7 +82,7 @@
           <w:szCs w:val="32"/>
           <w:lang w:val="en-ID"/>
         </w:rPr>
-        <w:t>[berapa]</w:t>
+        <w:t>3</w:t>
       </w:r>
       <w:r>
         <w:rPr>
@@ -104,7 +104,7 @@
           <w:szCs w:val="32"/>
           <w:lang w:val="en-ID"/>
         </w:rPr>
-        <w:t>[nama modul]</w:t>
+        <w:t>KONSEP DASAR</w:t>
       </w:r>
     </w:p>
     <w:p>
@@ -207,7 +207,7 @@
           <w:szCs w:val="28"/>
           <w:lang w:val="en-ID"/>
         </w:rPr>
-        <w:t>NAMA</w:t>
+        <w:t>Balqis Awalunhna Rahmah</w:t>
       </w:r>
     </w:p>
     <w:p>
@@ -230,7 +230,7 @@
           <w:szCs w:val="28"/>
           <w:lang w:val="en-ID"/>
         </w:rPr>
-        <w:t>NIM</w:t>
+        <w:t>103132430011</w:t>
       </w:r>
     </w:p>
     <w:p>
@@ -253,7 +253,7 @@
           <w:szCs w:val="28"/>
           <w:lang w:val="en-ID"/>
         </w:rPr>
-        <w:t>KELAS</w:t>
+        <w:t>S1SD-05-01</w:t>
       </w:r>
     </w:p>
     <w:p>
@@ -395,6 +395,8 @@
     <w:p>
       <w:pPr>
         <w:pStyle w:val="ListParagraph"/>
+        <w:ind w:firstLine="720"/>
+        <w:jc w:val="both"/>
         <w:rPr>
           <w:rFonts w:ascii="Times New Roman" w:hAnsi="Times New Roman" w:cs="Times New Roman"/>
           <w:lang w:val="en-ID"/>
@@ -405,12 +407,28 @@
           <w:rFonts w:ascii="Times New Roman" w:hAnsi="Times New Roman" w:cs="Times New Roman"/>
           <w:lang w:val="en-ID"/>
         </w:rPr>
-        <w:t>…</w:t>
+        <w:t>Pemrograman Berorientasi Objek (Object-Oriented Programming/OOP) adalah pemrograman berbasis konsep class dan object. Class bertindak sebagai blueprint yang memuat data (field/attribut) dan perilaku (method), sedangkan object adalah instansiasi nyata dari class tersebut.</w:t>
+      </w:r>
+      <w:r>
+        <w:rPr>
+          <w:rFonts w:ascii="Times New Roman" w:hAnsi="Times New Roman" w:cs="Times New Roman"/>
+          <w:lang w:val="en-ID"/>
+        </w:rPr>
+        <w:t xml:space="preserve"> </w:t>
+      </w:r>
+      <w:r>
+        <w:rPr>
+          <w:rFonts w:ascii="Times New Roman" w:hAnsi="Times New Roman" w:cs="Times New Roman"/>
+          <w:lang w:val="en-ID"/>
+        </w:rPr>
+        <w:t>Instance field merupakan variabel milik masing-masing object sehingga nilainya independen. Sebaliknya, class field (dideklarasikan dengan keyword static) adalah variabel milik class yang nilainya digunakan bersama oleh semua object instansiasi class tersebut.</w:t>
       </w:r>
     </w:p>
     <w:p>
       <w:pPr>
         <w:pStyle w:val="ListParagraph"/>
+        <w:ind w:firstLine="720"/>
+        <w:jc w:val="both"/>
         <w:rPr>
           <w:rFonts w:ascii="Times New Roman" w:hAnsi="Times New Roman" w:cs="Times New Roman"/>
           <w:lang w:val="en-ID"/>
@@ -421,27 +439,27 @@
           <w:rFonts w:ascii="Times New Roman" w:hAnsi="Times New Roman" w:cs="Times New Roman"/>
           <w:lang w:val="en-ID"/>
         </w:rPr>
-        <w:t>…</w:t>
+        <w:t>Enkapsulasi menyembunyikan detail internal object dari akses luar menggunakan pembatas akses seperti private untuk field dan public untuk method penjelajah/pengubah.</w:t>
+      </w:r>
+      <w:r>
+        <w:rPr>
+          <w:rFonts w:ascii="Times New Roman" w:hAnsi="Times New Roman" w:cs="Times New Roman"/>
+          <w:lang w:val="en-ID"/>
+        </w:rPr>
+        <w:t xml:space="preserve"> </w:t>
+      </w:r>
+      <w:r>
+        <w:rPr>
+          <w:rFonts w:ascii="Times New Roman" w:hAnsi="Times New Roman" w:cs="Times New Roman"/>
+          <w:lang w:val="en-ID"/>
+        </w:rPr>
+        <w:t>Pada bahasa Java, variabel tipe data primitif (int, double, dsb.) dilewatkan secara pass by value (menyalin nilai asli). Sementara itu, variabel bertipe objek/array dilewatkan secara pass by reference, di mana variabel menyimpan referensi (alamat memori) sehingga perubahan di dalam method akan memengaruhi data asli.</w:t>
       </w:r>
     </w:p>
     <w:p>
       <w:pPr>
         <w:pStyle w:val="ListParagraph"/>
-        <w:rPr>
-          <w:rFonts w:ascii="Times New Roman" w:hAnsi="Times New Roman" w:cs="Times New Roman"/>
-          <w:lang w:val="en-ID"/>
-        </w:rPr>
-      </w:pPr>
-      <w:r>
-        <w:rPr>
-          <w:rFonts w:ascii="Times New Roman" w:hAnsi="Times New Roman" w:cs="Times New Roman"/>
-          <w:lang w:val="en-ID"/>
-        </w:rPr>
-        <w:t>…</w:t>
-      </w:r>
-    </w:p>
-    <w:p>
-      <w:pPr>
+        <w:jc w:val="both"/>
         <w:rPr>
           <w:rFonts w:ascii="Times New Roman" w:hAnsi="Times New Roman" w:cs="Times New Roman"/>
           <w:lang w:val="en-ID"/>
@@ -486,7 +504,27 @@
           <w:rFonts w:ascii="Times New Roman" w:hAnsi="Times New Roman" w:cs="Times New Roman"/>
           <w:lang w:val="en-ID"/>
         </w:rPr>
-        <w:t>[judul guided 1]</w:t>
+        <w:t>Abstraksi</w:t>
+      </w:r>
+    </w:p>
+    <w:p>
+      <w:pPr>
+        <w:pStyle w:val="ListParagraph"/>
+        <w:numPr>
+          <w:ilvl w:val="0"/>
+          <w:numId w:val="5"/>
+        </w:numPr>
+        <w:rPr>
+          <w:rFonts w:ascii="Times New Roman" w:hAnsi="Times New Roman" w:cs="Times New Roman"/>
+          <w:lang w:val="en-ID"/>
+        </w:rPr>
+      </w:pPr>
+      <w:r>
+        <w:rPr>
+          <w:rFonts w:ascii="Times New Roman" w:hAnsi="Times New Roman" w:cs="Times New Roman"/>
+          <w:lang w:val="en-ID"/>
+        </w:rPr>
+        <w:t>Abstraksi.java</w:t>
       </w:r>
     </w:p>
     <w:tbl>
@@ -506,23 +544,244 @@
           </w:tcPr>
           <w:p>
             <w:pPr>
-              <w:pStyle w:val="ListParagraph"/>
-              <w:ind w:left="0"/>
-              <w:rPr>
-                <w:rFonts w:ascii="Times New Roman" w:hAnsi="Times New Roman" w:cs="Times New Roman"/>
-                <w:sz w:val="22"/>
-                <w:szCs w:val="22"/>
-                <w:lang w:val="en-ID"/>
-              </w:rPr>
-            </w:pPr>
-            <w:r>
-              <w:rPr>
-                <w:rFonts w:ascii="Times New Roman" w:hAnsi="Times New Roman" w:cs="Times New Roman"/>
-                <w:sz w:val="22"/>
-                <w:szCs w:val="22"/>
-                <w:lang w:val="en-ID"/>
-              </w:rPr>
-              <w:t>[isi dengan source code]</w:t>
+              <w:rPr>
+                <w:rFonts w:ascii="Times New Roman" w:hAnsi="Times New Roman" w:cs="Times New Roman"/>
+                <w:sz w:val="22"/>
+                <w:szCs w:val="22"/>
+                <w:lang w:val="en-ID"/>
+              </w:rPr>
+            </w:pPr>
+            <w:r>
+              <w:rPr>
+                <w:rFonts w:ascii="Times New Roman" w:hAnsi="Times New Roman" w:cs="Times New Roman"/>
+                <w:sz w:val="22"/>
+                <w:szCs w:val="22"/>
+                <w:lang w:val="en-ID"/>
+              </w:rPr>
+              <w:t>public class Abstraksi {</w:t>
+            </w:r>
+          </w:p>
+          <w:p>
+            <w:pPr>
+              <w:rPr>
+                <w:rFonts w:ascii="Times New Roman" w:hAnsi="Times New Roman" w:cs="Times New Roman"/>
+                <w:sz w:val="22"/>
+                <w:szCs w:val="22"/>
+                <w:lang w:val="en-ID"/>
+              </w:rPr>
+            </w:pPr>
+            <w:r>
+              <w:rPr>
+                <w:rFonts w:ascii="Times New Roman" w:hAnsi="Times New Roman" w:cs="Times New Roman"/>
+                <w:sz w:val="22"/>
+                <w:szCs w:val="22"/>
+                <w:lang w:val="en-ID"/>
+              </w:rPr>
+              <w:t xml:space="preserve">    public static void </w:t>
+            </w:r>
+            <w:proofErr w:type="gramStart"/>
+            <w:r>
+              <w:rPr>
+                <w:rFonts w:ascii="Times New Roman" w:hAnsi="Times New Roman" w:cs="Times New Roman"/>
+                <w:sz w:val="22"/>
+                <w:szCs w:val="22"/>
+                <w:lang w:val="en-ID"/>
+              </w:rPr>
+              <w:t>main(String[</w:t>
+            </w:r>
+            <w:proofErr w:type="gramEnd"/>
+            <w:r>
+              <w:rPr>
+                <w:rFonts w:ascii="Times New Roman" w:hAnsi="Times New Roman" w:cs="Times New Roman"/>
+                <w:sz w:val="22"/>
+                <w:szCs w:val="22"/>
+                <w:lang w:val="en-ID"/>
+              </w:rPr>
+              <w:t>] args) {</w:t>
+            </w:r>
+          </w:p>
+          <w:p>
+            <w:pPr>
+              <w:rPr>
+                <w:rFonts w:ascii="Times New Roman" w:hAnsi="Times New Roman" w:cs="Times New Roman"/>
+                <w:sz w:val="22"/>
+                <w:szCs w:val="22"/>
+                <w:lang w:val="en-ID"/>
+              </w:rPr>
+            </w:pPr>
+            <w:r>
+              <w:rPr>
+                <w:rFonts w:ascii="Times New Roman" w:hAnsi="Times New Roman" w:cs="Times New Roman"/>
+                <w:sz w:val="22"/>
+                <w:szCs w:val="22"/>
+                <w:lang w:val="en-ID"/>
+              </w:rPr>
+              <w:t xml:space="preserve">        Kucing persia = new </w:t>
+            </w:r>
+            <w:proofErr w:type="gramStart"/>
+            <w:r>
+              <w:rPr>
+                <w:rFonts w:ascii="Times New Roman" w:hAnsi="Times New Roman" w:cs="Times New Roman"/>
+                <w:sz w:val="22"/>
+                <w:szCs w:val="22"/>
+                <w:lang w:val="en-ID"/>
+              </w:rPr>
+              <w:t>Kucing(</w:t>
+            </w:r>
+            <w:proofErr w:type="gramEnd"/>
+            <w:r>
+              <w:rPr>
+                <w:rFonts w:ascii="Times New Roman" w:hAnsi="Times New Roman" w:cs="Times New Roman"/>
+                <w:sz w:val="22"/>
+                <w:szCs w:val="22"/>
+                <w:lang w:val="en-ID"/>
+              </w:rPr>
+              <w:t>);</w:t>
+            </w:r>
+          </w:p>
+          <w:p>
+            <w:pPr>
+              <w:rPr>
+                <w:rFonts w:ascii="Times New Roman" w:hAnsi="Times New Roman" w:cs="Times New Roman"/>
+                <w:sz w:val="22"/>
+                <w:szCs w:val="22"/>
+                <w:lang w:val="en-ID"/>
+              </w:rPr>
+            </w:pPr>
+          </w:p>
+          <w:p>
+            <w:pPr>
+              <w:rPr>
+                <w:rFonts w:ascii="Times New Roman" w:hAnsi="Times New Roman" w:cs="Times New Roman"/>
+                <w:sz w:val="22"/>
+                <w:szCs w:val="22"/>
+                <w:lang w:val="en-ID"/>
+              </w:rPr>
+            </w:pPr>
+            <w:r>
+              <w:rPr>
+                <w:rFonts w:ascii="Times New Roman" w:hAnsi="Times New Roman" w:cs="Times New Roman"/>
+                <w:sz w:val="22"/>
+                <w:szCs w:val="22"/>
+                <w:lang w:val="en-ID"/>
+              </w:rPr>
+              <w:t xml:space="preserve">        </w:t>
+            </w:r>
+            <w:proofErr w:type="gramStart"/>
+            <w:r>
+              <w:rPr>
+                <w:rFonts w:ascii="Times New Roman" w:hAnsi="Times New Roman" w:cs="Times New Roman"/>
+                <w:sz w:val="22"/>
+                <w:szCs w:val="22"/>
+                <w:lang w:val="en-ID"/>
+              </w:rPr>
+              <w:t>persia.nama</w:t>
+            </w:r>
+            <w:proofErr w:type="gramEnd"/>
+            <w:r>
+              <w:rPr>
+                <w:rFonts w:ascii="Times New Roman" w:hAnsi="Times New Roman" w:cs="Times New Roman"/>
+                <w:sz w:val="22"/>
+                <w:szCs w:val="22"/>
+                <w:lang w:val="en-ID"/>
+              </w:rPr>
+              <w:t xml:space="preserve"> = "Jeje";</w:t>
+            </w:r>
+          </w:p>
+          <w:p>
+            <w:pPr>
+              <w:rPr>
+                <w:rFonts w:ascii="Times New Roman" w:hAnsi="Times New Roman" w:cs="Times New Roman"/>
+                <w:sz w:val="22"/>
+                <w:szCs w:val="22"/>
+                <w:lang w:val="en-ID"/>
+              </w:rPr>
+            </w:pPr>
+            <w:r>
+              <w:rPr>
+                <w:rFonts w:ascii="Times New Roman" w:hAnsi="Times New Roman" w:cs="Times New Roman"/>
+                <w:sz w:val="22"/>
+                <w:szCs w:val="22"/>
+                <w:lang w:val="en-ID"/>
+              </w:rPr>
+              <w:t xml:space="preserve">        persia.ras = "Persia";</w:t>
+            </w:r>
+          </w:p>
+          <w:p>
+            <w:pPr>
+              <w:rPr>
+                <w:rFonts w:ascii="Times New Roman" w:hAnsi="Times New Roman" w:cs="Times New Roman"/>
+                <w:sz w:val="22"/>
+                <w:szCs w:val="22"/>
+                <w:lang w:val="en-ID"/>
+              </w:rPr>
+            </w:pPr>
+            <w:r>
+              <w:rPr>
+                <w:rFonts w:ascii="Times New Roman" w:hAnsi="Times New Roman" w:cs="Times New Roman"/>
+                <w:sz w:val="22"/>
+                <w:szCs w:val="22"/>
+                <w:lang w:val="en-ID"/>
+              </w:rPr>
+              <w:t xml:space="preserve">        </w:t>
+            </w:r>
+            <w:proofErr w:type="gramStart"/>
+            <w:r>
+              <w:rPr>
+                <w:rFonts w:ascii="Times New Roman" w:hAnsi="Times New Roman" w:cs="Times New Roman"/>
+                <w:sz w:val="22"/>
+                <w:szCs w:val="22"/>
+                <w:lang w:val="en-ID"/>
+              </w:rPr>
+              <w:t>persia.bersuara</w:t>
+            </w:r>
+            <w:proofErr w:type="gramEnd"/>
+            <w:r>
+              <w:rPr>
+                <w:rFonts w:ascii="Times New Roman" w:hAnsi="Times New Roman" w:cs="Times New Roman"/>
+                <w:sz w:val="22"/>
+                <w:szCs w:val="22"/>
+                <w:lang w:val="en-ID"/>
+              </w:rPr>
+              <w:t>();</w:t>
+            </w:r>
+          </w:p>
+          <w:p>
+            <w:pPr>
+              <w:rPr>
+                <w:rFonts w:ascii="Times New Roman" w:hAnsi="Times New Roman" w:cs="Times New Roman"/>
+                <w:sz w:val="22"/>
+                <w:szCs w:val="22"/>
+                <w:lang w:val="en-ID"/>
+              </w:rPr>
+            </w:pPr>
+            <w:r>
+              <w:rPr>
+                <w:rFonts w:ascii="Times New Roman" w:hAnsi="Times New Roman" w:cs="Times New Roman"/>
+                <w:sz w:val="22"/>
+                <w:szCs w:val="22"/>
+                <w:lang w:val="en-ID"/>
+              </w:rPr>
+              <w:t xml:space="preserve">    }</w:t>
+            </w:r>
+          </w:p>
+          <w:p>
+            <w:pPr>
+              <w:rPr>
+                <w:rFonts w:ascii="Times New Roman" w:hAnsi="Times New Roman" w:cs="Times New Roman"/>
+                <w:sz w:val="22"/>
+                <w:szCs w:val="22"/>
+                <w:lang w:val="en-ID"/>
+              </w:rPr>
+            </w:pPr>
+            <w:r>
+              <w:rPr>
+                <w:rFonts w:ascii="Times New Roman" w:hAnsi="Times New Roman" w:cs="Times New Roman"/>
+                <w:sz w:val="22"/>
+                <w:szCs w:val="22"/>
+                <w:lang w:val="en-ID"/>
+              </w:rPr>
+              <w:t>}</w:t>
             </w:r>
           </w:p>
         </w:tc>
@@ -531,65 +790,10 @@
     <w:p>
       <w:pPr>
         <w:pStyle w:val="ListParagraph"/>
-        <w:ind w:left="1134"/>
-        <w:rPr>
-          <w:rFonts w:ascii="Times New Roman" w:hAnsi="Times New Roman" w:cs="Times New Roman"/>
-          <w:lang w:val="en-ID"/>
-        </w:rPr>
-      </w:pPr>
-    </w:p>
-    <w:p>
-      <w:pPr>
-        <w:pStyle w:val="ListParagraph"/>
-        <w:ind w:left="1134"/>
-        <w:rPr>
-          <w:rFonts w:ascii="Times New Roman" w:hAnsi="Times New Roman" w:cs="Times New Roman"/>
-          <w:lang w:val="en-ID"/>
-        </w:rPr>
-      </w:pPr>
-      <w:r>
-        <w:rPr>
-          <w:rFonts w:ascii="Times New Roman" w:hAnsi="Times New Roman" w:cs="Times New Roman"/>
-          <w:lang w:val="en-ID"/>
-        </w:rPr>
-        <w:t>Output :</w:t>
-      </w:r>
-    </w:p>
-    <w:p>
-      <w:pPr>
-        <w:pStyle w:val="ListParagraph"/>
-        <w:ind w:left="1134"/>
-        <w:rPr>
-          <w:rFonts w:ascii="Times New Roman" w:hAnsi="Times New Roman" w:cs="Times New Roman"/>
-          <w:lang w:val="en-ID"/>
-        </w:rPr>
-      </w:pPr>
-      <w:r>
-        <w:rPr>
-          <w:rFonts w:ascii="Times New Roman" w:hAnsi="Times New Roman" w:cs="Times New Roman"/>
-          <w:lang w:val="en-ID"/>
-        </w:rPr>
-        <w:t>[masukkan screenshot output]</w:t>
-      </w:r>
-    </w:p>
-    <w:p>
-      <w:pPr>
-        <w:pStyle w:val="ListParagraph"/>
-        <w:ind w:left="1134"/>
-        <w:rPr>
-          <w:rFonts w:ascii="Times New Roman" w:hAnsi="Times New Roman" w:cs="Times New Roman"/>
-          <w:lang w:val="en-ID"/>
-        </w:rPr>
-      </w:pPr>
-    </w:p>
-    <w:p>
-      <w:pPr>
-        <w:pStyle w:val="ListParagraph"/>
         <w:numPr>
           <w:ilvl w:val="0"/>
-          <w:numId w:val="2"/>
+          <w:numId w:val="5"/>
         </w:numPr>
-        <w:ind w:left="1134"/>
         <w:rPr>
           <w:rFonts w:ascii="Times New Roman" w:hAnsi="Times New Roman" w:cs="Times New Roman"/>
           <w:lang w:val="en-ID"/>
@@ -600,7 +804,7 @@
           <w:rFonts w:ascii="Times New Roman" w:hAnsi="Times New Roman" w:cs="Times New Roman"/>
           <w:lang w:val="en-ID"/>
         </w:rPr>
-        <w:t>[judul guided 2]</w:t>
+        <w:t>Kucing.java</w:t>
       </w:r>
     </w:p>
     <w:tbl>
@@ -620,21 +824,174 @@
           </w:tcPr>
           <w:p>
             <w:pPr>
-              <w:rPr>
-                <w:rFonts w:ascii="Times New Roman" w:hAnsi="Times New Roman" w:cs="Times New Roman"/>
-                <w:sz w:val="22"/>
-                <w:szCs w:val="22"/>
-                <w:lang w:val="en-ID"/>
-              </w:rPr>
-            </w:pPr>
-            <w:r>
-              <w:rPr>
-                <w:rFonts w:ascii="Times New Roman" w:hAnsi="Times New Roman" w:cs="Times New Roman"/>
-                <w:sz w:val="22"/>
-                <w:szCs w:val="22"/>
-                <w:lang w:val="en-ID"/>
-              </w:rPr>
-              <w:t>[isi dengan source code]</w:t>
+              <w:pStyle w:val="ListParagraph"/>
+              <w:rPr>
+                <w:rFonts w:ascii="Times New Roman" w:hAnsi="Times New Roman" w:cs="Times New Roman"/>
+                <w:sz w:val="22"/>
+                <w:szCs w:val="22"/>
+                <w:lang w:val="en-ID"/>
+              </w:rPr>
+            </w:pPr>
+            <w:r>
+              <w:rPr>
+                <w:rFonts w:ascii="Times New Roman" w:hAnsi="Times New Roman" w:cs="Times New Roman"/>
+                <w:sz w:val="22"/>
+                <w:szCs w:val="22"/>
+                <w:lang w:val="en-ID"/>
+              </w:rPr>
+              <w:t>public class Kucing {</w:t>
+            </w:r>
+          </w:p>
+          <w:p>
+            <w:pPr>
+              <w:pStyle w:val="ListParagraph"/>
+              <w:rPr>
+                <w:rFonts w:ascii="Times New Roman" w:hAnsi="Times New Roman" w:cs="Times New Roman"/>
+                <w:sz w:val="22"/>
+                <w:szCs w:val="22"/>
+                <w:lang w:val="en-ID"/>
+              </w:rPr>
+            </w:pPr>
+            <w:r>
+              <w:rPr>
+                <w:rFonts w:ascii="Times New Roman" w:hAnsi="Times New Roman" w:cs="Times New Roman"/>
+                <w:sz w:val="22"/>
+                <w:szCs w:val="22"/>
+                <w:lang w:val="en-ID"/>
+              </w:rPr>
+              <w:t xml:space="preserve">    String nama;</w:t>
+            </w:r>
+          </w:p>
+          <w:p>
+            <w:pPr>
+              <w:pStyle w:val="ListParagraph"/>
+              <w:rPr>
+                <w:rFonts w:ascii="Times New Roman" w:hAnsi="Times New Roman" w:cs="Times New Roman"/>
+                <w:sz w:val="22"/>
+                <w:szCs w:val="22"/>
+                <w:lang w:val="en-ID"/>
+              </w:rPr>
+            </w:pPr>
+            <w:r>
+              <w:rPr>
+                <w:rFonts w:ascii="Times New Roman" w:hAnsi="Times New Roman" w:cs="Times New Roman"/>
+                <w:sz w:val="22"/>
+                <w:szCs w:val="22"/>
+                <w:lang w:val="en-ID"/>
+              </w:rPr>
+              <w:t xml:space="preserve">    String ras;</w:t>
+            </w:r>
+          </w:p>
+          <w:p>
+            <w:pPr>
+              <w:pStyle w:val="ListParagraph"/>
+              <w:rPr>
+                <w:rFonts w:ascii="Times New Roman" w:hAnsi="Times New Roman" w:cs="Times New Roman"/>
+                <w:sz w:val="22"/>
+                <w:szCs w:val="22"/>
+                <w:lang w:val="en-ID"/>
+              </w:rPr>
+            </w:pPr>
+          </w:p>
+          <w:p>
+            <w:pPr>
+              <w:pStyle w:val="ListParagraph"/>
+              <w:rPr>
+                <w:rFonts w:ascii="Times New Roman" w:hAnsi="Times New Roman" w:cs="Times New Roman"/>
+                <w:sz w:val="22"/>
+                <w:szCs w:val="22"/>
+                <w:lang w:val="en-ID"/>
+              </w:rPr>
+            </w:pPr>
+            <w:r>
+              <w:rPr>
+                <w:rFonts w:ascii="Times New Roman" w:hAnsi="Times New Roman" w:cs="Times New Roman"/>
+                <w:sz w:val="22"/>
+                <w:szCs w:val="22"/>
+                <w:lang w:val="en-ID"/>
+              </w:rPr>
+              <w:t xml:space="preserve">    void </w:t>
+            </w:r>
+            <w:proofErr w:type="gramStart"/>
+            <w:r>
+              <w:rPr>
+                <w:rFonts w:ascii="Times New Roman" w:hAnsi="Times New Roman" w:cs="Times New Roman"/>
+                <w:sz w:val="22"/>
+                <w:szCs w:val="22"/>
+                <w:lang w:val="en-ID"/>
+              </w:rPr>
+              <w:t>bersuara(</w:t>
+            </w:r>
+            <w:proofErr w:type="gramEnd"/>
+            <w:r>
+              <w:rPr>
+                <w:rFonts w:ascii="Times New Roman" w:hAnsi="Times New Roman" w:cs="Times New Roman"/>
+                <w:sz w:val="22"/>
+                <w:szCs w:val="22"/>
+                <w:lang w:val="en-ID"/>
+              </w:rPr>
+              <w:t>) {</w:t>
+            </w:r>
+          </w:p>
+          <w:p>
+            <w:pPr>
+              <w:pStyle w:val="ListParagraph"/>
+              <w:rPr>
+                <w:rFonts w:ascii="Times New Roman" w:hAnsi="Times New Roman" w:cs="Times New Roman"/>
+                <w:sz w:val="22"/>
+                <w:szCs w:val="22"/>
+                <w:lang w:val="en-ID"/>
+              </w:rPr>
+            </w:pPr>
+            <w:r>
+              <w:rPr>
+                <w:rFonts w:ascii="Times New Roman" w:hAnsi="Times New Roman" w:cs="Times New Roman"/>
+                <w:sz w:val="22"/>
+                <w:szCs w:val="22"/>
+                <w:lang w:val="en-ID"/>
+              </w:rPr>
+              <w:t xml:space="preserve">        System.out.println(nama + ras + "meow"); </w:t>
+            </w:r>
+          </w:p>
+          <w:p>
+            <w:pPr>
+              <w:pStyle w:val="ListParagraph"/>
+              <w:rPr>
+                <w:rFonts w:ascii="Times New Roman" w:hAnsi="Times New Roman" w:cs="Times New Roman"/>
+                <w:sz w:val="22"/>
+                <w:szCs w:val="22"/>
+                <w:lang w:val="en-ID"/>
+              </w:rPr>
+            </w:pPr>
+            <w:r>
+              <w:rPr>
+                <w:rFonts w:ascii="Times New Roman" w:hAnsi="Times New Roman" w:cs="Times New Roman"/>
+                <w:sz w:val="22"/>
+                <w:szCs w:val="22"/>
+                <w:lang w:val="en-ID"/>
+              </w:rPr>
+              <w:t xml:space="preserve">    }</w:t>
+            </w:r>
+          </w:p>
+          <w:p>
+            <w:pPr>
+              <w:pStyle w:val="ListParagraph"/>
+              <w:ind w:left="0"/>
+              <w:rPr>
+                <w:rFonts w:ascii="Times New Roman" w:hAnsi="Times New Roman" w:cs="Times New Roman"/>
+                <w:sz w:val="22"/>
+                <w:szCs w:val="22"/>
+                <w:lang w:val="en-ID"/>
+              </w:rPr>
+            </w:pPr>
+            <w:r>
+              <w:rPr>
+                <w:rFonts w:ascii="Times New Roman" w:hAnsi="Times New Roman" w:cs="Times New Roman"/>
+                <w:sz w:val="22"/>
+                <w:szCs w:val="22"/>
+                <w:lang w:val="en-ID"/>
+              </w:rPr>
+              <w:t>}</w:t>
             </w:r>
           </w:p>
         </w:tc>
@@ -659,12 +1016,65 @@
           <w:lang w:val="en-ID"/>
         </w:rPr>
       </w:pPr>
+      <w:proofErr w:type="gramStart"/>
       <w:r>
         <w:rPr>
           <w:rFonts w:ascii="Times New Roman" w:hAnsi="Times New Roman" w:cs="Times New Roman"/>
           <w:lang w:val="en-ID"/>
         </w:rPr>
         <w:t>Output :</w:t>
+      </w:r>
+      <w:proofErr w:type="gramEnd"/>
+    </w:p>
+    <w:p>
+      <w:pPr>
+        <w:pStyle w:val="ListParagraph"/>
+        <w:ind w:left="1134"/>
+        <w:rPr>
+          <w:rFonts w:ascii="Times New Roman" w:hAnsi="Times New Roman" w:cs="Times New Roman"/>
+          <w:lang w:val="en-ID"/>
+        </w:rPr>
+      </w:pPr>
+      <w:r>
+        <w:rPr>
+          <w:rFonts w:ascii="Times New Roman" w:hAnsi="Times New Roman" w:cs="Times New Roman"/>
+          <w:lang w:val="en-ID"/>
+        </w:rPr>
+        <w:drawing>
+          <wp:inline distT="0" distB="0" distL="0" distR="0" wp14:anchorId="3D03B95D" wp14:editId="4F438D7A">
+            <wp:extent cx="5250180" cy="434150"/>
+            <wp:effectExtent l="0" t="0" r="0" b="4445"/>
+            <wp:docPr id="713340142" name="Picture 1"/>
+            <wp:cNvGraphicFramePr>
+              <a:graphicFrameLocks xmlns:a="http://schemas.openxmlformats.org/drawingml/2006/main" noChangeAspect="1"/>
+            </wp:cNvGraphicFramePr>
+            <a:graphic xmlns:a="http://schemas.openxmlformats.org/drawingml/2006/main">
+              <a:graphicData uri="http://schemas.openxmlformats.org/drawingml/2006/picture">
+                <pic:pic xmlns:pic="http://schemas.openxmlformats.org/drawingml/2006/picture">
+                  <pic:nvPicPr>
+                    <pic:cNvPr id="713340142" name=""/>
+                    <pic:cNvPicPr/>
+                  </pic:nvPicPr>
+                  <pic:blipFill>
+                    <a:blip r:embed="rId6"/>
+                    <a:stretch>
+                      <a:fillRect/>
+                    </a:stretch>
+                  </pic:blipFill>
+                  <pic:spPr>
+                    <a:xfrm>
+                      <a:off x="0" y="0"/>
+                      <a:ext cx="5311288" cy="439203"/>
+                    </a:xfrm>
+                    <a:prstGeom prst="rect">
+                      <a:avLst/>
+                    </a:prstGeom>
+                  </pic:spPr>
+                </pic:pic>
+              </a:graphicData>
+            </a:graphic>
+          </wp:inline>
+        </w:drawing>
       </w:r>
     </w:p>
     <w:p>
@@ -676,13 +1086,16 @@
           <w:lang w:val="en-ID"/>
         </w:rPr>
       </w:pPr>
-      <w:r>
-        <w:rPr>
-          <w:rFonts w:ascii="Times New Roman" w:hAnsi="Times New Roman" w:cs="Times New Roman"/>
-          <w:lang w:val="en-ID"/>
-        </w:rPr>
-        <w:t>[masukkan screenshot output]</w:t>
-      </w:r>
+    </w:p>
+    <w:p>
+      <w:pPr>
+        <w:pStyle w:val="ListParagraph"/>
+        <w:ind w:left="1134"/>
+        <w:rPr>
+          <w:rFonts w:ascii="Times New Roman" w:hAnsi="Times New Roman" w:cs="Times New Roman"/>
+          <w:lang w:val="en-ID"/>
+        </w:rPr>
+      </w:pPr>
     </w:p>
     <w:p>
       <w:pPr>
@@ -712,7 +1125,420 @@
           <w:rFonts w:ascii="Times New Roman" w:hAnsi="Times New Roman" w:cs="Times New Roman"/>
           <w:lang w:val="en-ID"/>
         </w:rPr>
-        <w:t>[judul guided 3]</w:t>
+        <w:lastRenderedPageBreak/>
+        <w:t>Class &amp; Object</w:t>
+      </w:r>
+    </w:p>
+    <w:p>
+      <w:pPr>
+        <w:pStyle w:val="ListParagraph"/>
+        <w:numPr>
+          <w:ilvl w:val="0"/>
+          <w:numId w:val="5"/>
+        </w:numPr>
+        <w:rPr>
+          <w:rFonts w:ascii="Times New Roman" w:hAnsi="Times New Roman" w:cs="Times New Roman"/>
+          <w:lang w:val="en-ID"/>
+        </w:rPr>
+      </w:pPr>
+      <w:r>
+        <w:rPr>
+          <w:rFonts w:ascii="Times New Roman" w:hAnsi="Times New Roman" w:cs="Times New Roman"/>
+          <w:lang w:val="en-ID"/>
+        </w:rPr>
+        <w:t>Circle.java</w:t>
+      </w:r>
+    </w:p>
+    <w:tbl>
+      <w:tblPr>
+        <w:tblStyle w:val="TableGrid"/>
+        <w:tblW w:w="0" w:type="auto"/>
+        <w:tblInd w:w="1134" w:type="dxa"/>
+        <w:tblLook w:val="04A0" w:firstRow="1" w:lastRow="0" w:firstColumn="1" w:lastColumn="0" w:noHBand="0" w:noVBand="1"/>
+      </w:tblPr>
+      <w:tblGrid>
+        <w:gridCol w:w="8216"/>
+      </w:tblGrid>
+      <w:tr>
+        <w:tc>
+          <w:tcPr>
+            <w:tcW w:w="8216" w:type="dxa"/>
+          </w:tcPr>
+          <w:p>
+            <w:pPr>
+              <w:rPr>
+                <w:rFonts w:ascii="Times New Roman" w:hAnsi="Times New Roman" w:cs="Times New Roman"/>
+                <w:sz w:val="22"/>
+                <w:szCs w:val="22"/>
+                <w:lang w:val="en-ID"/>
+              </w:rPr>
+            </w:pPr>
+            <w:r>
+              <w:rPr>
+                <w:rFonts w:ascii="Times New Roman" w:hAnsi="Times New Roman" w:cs="Times New Roman"/>
+                <w:sz w:val="22"/>
+                <w:szCs w:val="22"/>
+                <w:lang w:val="en-ID"/>
+              </w:rPr>
+              <w:t>public class Circle {</w:t>
+            </w:r>
+          </w:p>
+          <w:p>
+            <w:pPr>
+              <w:rPr>
+                <w:rFonts w:ascii="Times New Roman" w:hAnsi="Times New Roman" w:cs="Times New Roman"/>
+                <w:sz w:val="22"/>
+                <w:szCs w:val="22"/>
+                <w:lang w:val="en-ID"/>
+              </w:rPr>
+            </w:pPr>
+            <w:r>
+              <w:rPr>
+                <w:rFonts w:ascii="Times New Roman" w:hAnsi="Times New Roman" w:cs="Times New Roman"/>
+                <w:sz w:val="22"/>
+                <w:szCs w:val="22"/>
+                <w:lang w:val="en-ID"/>
+              </w:rPr>
+              <w:t xml:space="preserve">    public static final double PI = 3.14159;</w:t>
+            </w:r>
+          </w:p>
+          <w:p>
+            <w:pPr>
+              <w:rPr>
+                <w:rFonts w:ascii="Times New Roman" w:hAnsi="Times New Roman" w:cs="Times New Roman"/>
+                <w:sz w:val="22"/>
+                <w:szCs w:val="22"/>
+                <w:lang w:val="en-ID"/>
+              </w:rPr>
+            </w:pPr>
+          </w:p>
+          <w:p>
+            <w:pPr>
+              <w:rPr>
+                <w:rFonts w:ascii="Times New Roman" w:hAnsi="Times New Roman" w:cs="Times New Roman"/>
+                <w:sz w:val="22"/>
+                <w:szCs w:val="22"/>
+                <w:lang w:val="en-ID"/>
+              </w:rPr>
+            </w:pPr>
+            <w:r>
+              <w:rPr>
+                <w:rFonts w:ascii="Times New Roman" w:hAnsi="Times New Roman" w:cs="Times New Roman"/>
+                <w:sz w:val="22"/>
+                <w:szCs w:val="22"/>
+                <w:lang w:val="en-ID"/>
+              </w:rPr>
+              <w:t xml:space="preserve">    public static double </w:t>
+            </w:r>
+            <w:proofErr w:type="gramStart"/>
+            <w:r>
+              <w:rPr>
+                <w:rFonts w:ascii="Times New Roman" w:hAnsi="Times New Roman" w:cs="Times New Roman"/>
+                <w:sz w:val="22"/>
+                <w:szCs w:val="22"/>
+                <w:lang w:val="en-ID"/>
+              </w:rPr>
+              <w:t>radiansToDegrees(</w:t>
+            </w:r>
+            <w:proofErr w:type="gramEnd"/>
+            <w:r>
+              <w:rPr>
+                <w:rFonts w:ascii="Times New Roman" w:hAnsi="Times New Roman" w:cs="Times New Roman"/>
+                <w:sz w:val="22"/>
+                <w:szCs w:val="22"/>
+                <w:lang w:val="en-ID"/>
+              </w:rPr>
+              <w:t>double rads) {</w:t>
+            </w:r>
+          </w:p>
+          <w:p>
+            <w:pPr>
+              <w:rPr>
+                <w:rFonts w:ascii="Times New Roman" w:hAnsi="Times New Roman" w:cs="Times New Roman"/>
+                <w:sz w:val="22"/>
+                <w:szCs w:val="22"/>
+                <w:lang w:val="en-ID"/>
+              </w:rPr>
+            </w:pPr>
+            <w:r>
+              <w:rPr>
+                <w:rFonts w:ascii="Times New Roman" w:hAnsi="Times New Roman" w:cs="Times New Roman"/>
+                <w:sz w:val="22"/>
+                <w:szCs w:val="22"/>
+                <w:lang w:val="en-ID"/>
+              </w:rPr>
+              <w:t xml:space="preserve">        return rads * 180 / PI;</w:t>
+            </w:r>
+          </w:p>
+          <w:p>
+            <w:pPr>
+              <w:rPr>
+                <w:rFonts w:ascii="Times New Roman" w:hAnsi="Times New Roman" w:cs="Times New Roman"/>
+                <w:sz w:val="22"/>
+                <w:szCs w:val="22"/>
+                <w:lang w:val="en-ID"/>
+              </w:rPr>
+            </w:pPr>
+            <w:r>
+              <w:rPr>
+                <w:rFonts w:ascii="Times New Roman" w:hAnsi="Times New Roman" w:cs="Times New Roman"/>
+                <w:sz w:val="22"/>
+                <w:szCs w:val="22"/>
+                <w:lang w:val="en-ID"/>
+              </w:rPr>
+              <w:t xml:space="preserve">    }</w:t>
+            </w:r>
+          </w:p>
+          <w:p>
+            <w:pPr>
+              <w:rPr>
+                <w:rFonts w:ascii="Times New Roman" w:hAnsi="Times New Roman" w:cs="Times New Roman"/>
+                <w:sz w:val="22"/>
+                <w:szCs w:val="22"/>
+                <w:lang w:val="en-ID"/>
+              </w:rPr>
+            </w:pPr>
+          </w:p>
+          <w:p>
+            <w:pPr>
+              <w:rPr>
+                <w:rFonts w:ascii="Times New Roman" w:hAnsi="Times New Roman" w:cs="Times New Roman"/>
+                <w:sz w:val="22"/>
+                <w:szCs w:val="22"/>
+                <w:lang w:val="en-ID"/>
+              </w:rPr>
+            </w:pPr>
+            <w:r>
+              <w:rPr>
+                <w:rFonts w:ascii="Times New Roman" w:hAnsi="Times New Roman" w:cs="Times New Roman"/>
+                <w:sz w:val="22"/>
+                <w:szCs w:val="22"/>
+                <w:lang w:val="en-ID"/>
+              </w:rPr>
+              <w:t xml:space="preserve">    public double r;</w:t>
+            </w:r>
+          </w:p>
+          <w:p>
+            <w:pPr>
+              <w:rPr>
+                <w:rFonts w:ascii="Times New Roman" w:hAnsi="Times New Roman" w:cs="Times New Roman"/>
+                <w:sz w:val="22"/>
+                <w:szCs w:val="22"/>
+                <w:lang w:val="en-ID"/>
+              </w:rPr>
+            </w:pPr>
+          </w:p>
+          <w:p>
+            <w:pPr>
+              <w:rPr>
+                <w:rFonts w:ascii="Times New Roman" w:hAnsi="Times New Roman" w:cs="Times New Roman"/>
+                <w:sz w:val="22"/>
+                <w:szCs w:val="22"/>
+                <w:lang w:val="en-ID"/>
+              </w:rPr>
+            </w:pPr>
+            <w:r>
+              <w:rPr>
+                <w:rFonts w:ascii="Times New Roman" w:hAnsi="Times New Roman" w:cs="Times New Roman"/>
+                <w:sz w:val="22"/>
+                <w:szCs w:val="22"/>
+                <w:lang w:val="en-ID"/>
+              </w:rPr>
+              <w:t xml:space="preserve">    public double </w:t>
+            </w:r>
+            <w:proofErr w:type="gramStart"/>
+            <w:r>
+              <w:rPr>
+                <w:rFonts w:ascii="Times New Roman" w:hAnsi="Times New Roman" w:cs="Times New Roman"/>
+                <w:sz w:val="22"/>
+                <w:szCs w:val="22"/>
+                <w:lang w:val="en-ID"/>
+              </w:rPr>
+              <w:t>area(</w:t>
+            </w:r>
+            <w:proofErr w:type="gramEnd"/>
+            <w:r>
+              <w:rPr>
+                <w:rFonts w:ascii="Times New Roman" w:hAnsi="Times New Roman" w:cs="Times New Roman"/>
+                <w:sz w:val="22"/>
+                <w:szCs w:val="22"/>
+                <w:lang w:val="en-ID"/>
+              </w:rPr>
+              <w:t>) {</w:t>
+            </w:r>
+          </w:p>
+          <w:p>
+            <w:pPr>
+              <w:rPr>
+                <w:rFonts w:ascii="Times New Roman" w:hAnsi="Times New Roman" w:cs="Times New Roman"/>
+                <w:sz w:val="22"/>
+                <w:szCs w:val="22"/>
+                <w:lang w:val="en-ID"/>
+              </w:rPr>
+            </w:pPr>
+            <w:r>
+              <w:rPr>
+                <w:rFonts w:ascii="Times New Roman" w:hAnsi="Times New Roman" w:cs="Times New Roman"/>
+                <w:sz w:val="22"/>
+                <w:szCs w:val="22"/>
+                <w:lang w:val="en-ID"/>
+              </w:rPr>
+              <w:t xml:space="preserve">        return PI * r * r;</w:t>
+            </w:r>
+          </w:p>
+          <w:p>
+            <w:pPr>
+              <w:rPr>
+                <w:rFonts w:ascii="Times New Roman" w:hAnsi="Times New Roman" w:cs="Times New Roman"/>
+                <w:sz w:val="22"/>
+                <w:szCs w:val="22"/>
+                <w:lang w:val="en-ID"/>
+              </w:rPr>
+            </w:pPr>
+            <w:r>
+              <w:rPr>
+                <w:rFonts w:ascii="Times New Roman" w:hAnsi="Times New Roman" w:cs="Times New Roman"/>
+                <w:sz w:val="22"/>
+                <w:szCs w:val="22"/>
+                <w:lang w:val="en-ID"/>
+              </w:rPr>
+              <w:t xml:space="preserve">    }</w:t>
+            </w:r>
+          </w:p>
+          <w:p>
+            <w:pPr>
+              <w:rPr>
+                <w:rFonts w:ascii="Times New Roman" w:hAnsi="Times New Roman" w:cs="Times New Roman"/>
+                <w:sz w:val="22"/>
+                <w:szCs w:val="22"/>
+                <w:lang w:val="en-ID"/>
+              </w:rPr>
+            </w:pPr>
+          </w:p>
+          <w:p>
+            <w:pPr>
+              <w:rPr>
+                <w:rFonts w:ascii="Times New Roman" w:hAnsi="Times New Roman" w:cs="Times New Roman"/>
+                <w:sz w:val="22"/>
+                <w:szCs w:val="22"/>
+                <w:lang w:val="en-ID"/>
+              </w:rPr>
+            </w:pPr>
+            <w:r>
+              <w:rPr>
+                <w:rFonts w:ascii="Times New Roman" w:hAnsi="Times New Roman" w:cs="Times New Roman"/>
+                <w:sz w:val="22"/>
+                <w:szCs w:val="22"/>
+                <w:lang w:val="en-ID"/>
+              </w:rPr>
+              <w:t xml:space="preserve">    public double </w:t>
+            </w:r>
+            <w:proofErr w:type="gramStart"/>
+            <w:r>
+              <w:rPr>
+                <w:rFonts w:ascii="Times New Roman" w:hAnsi="Times New Roman" w:cs="Times New Roman"/>
+                <w:sz w:val="22"/>
+                <w:szCs w:val="22"/>
+                <w:lang w:val="en-ID"/>
+              </w:rPr>
+              <w:t>circumference(</w:t>
+            </w:r>
+            <w:proofErr w:type="gramEnd"/>
+            <w:r>
+              <w:rPr>
+                <w:rFonts w:ascii="Times New Roman" w:hAnsi="Times New Roman" w:cs="Times New Roman"/>
+                <w:sz w:val="22"/>
+                <w:szCs w:val="22"/>
+                <w:lang w:val="en-ID"/>
+              </w:rPr>
+              <w:t>) {</w:t>
+            </w:r>
+          </w:p>
+          <w:p>
+            <w:pPr>
+              <w:rPr>
+                <w:rFonts w:ascii="Times New Roman" w:hAnsi="Times New Roman" w:cs="Times New Roman"/>
+                <w:sz w:val="22"/>
+                <w:szCs w:val="22"/>
+                <w:lang w:val="en-ID"/>
+              </w:rPr>
+            </w:pPr>
+            <w:r>
+              <w:rPr>
+                <w:rFonts w:ascii="Times New Roman" w:hAnsi="Times New Roman" w:cs="Times New Roman"/>
+                <w:sz w:val="22"/>
+                <w:szCs w:val="22"/>
+                <w:lang w:val="en-ID"/>
+              </w:rPr>
+              <w:t xml:space="preserve">        return 2 * PI * r;</w:t>
+            </w:r>
+          </w:p>
+          <w:p>
+            <w:pPr>
+              <w:rPr>
+                <w:rFonts w:ascii="Times New Roman" w:hAnsi="Times New Roman" w:cs="Times New Roman"/>
+                <w:sz w:val="22"/>
+                <w:szCs w:val="22"/>
+                <w:lang w:val="en-ID"/>
+              </w:rPr>
+            </w:pPr>
+            <w:r>
+              <w:rPr>
+                <w:rFonts w:ascii="Times New Roman" w:hAnsi="Times New Roman" w:cs="Times New Roman"/>
+                <w:sz w:val="22"/>
+                <w:szCs w:val="22"/>
+                <w:lang w:val="en-ID"/>
+              </w:rPr>
+              <w:t xml:space="preserve">    }</w:t>
+            </w:r>
+          </w:p>
+          <w:p>
+            <w:pPr>
+              <w:rPr>
+                <w:rFonts w:ascii="Times New Roman" w:hAnsi="Times New Roman" w:cs="Times New Roman"/>
+                <w:sz w:val="22"/>
+                <w:szCs w:val="22"/>
+                <w:lang w:val="en-ID"/>
+              </w:rPr>
+            </w:pPr>
+            <w:r>
+              <w:rPr>
+                <w:rFonts w:ascii="Times New Roman" w:hAnsi="Times New Roman" w:cs="Times New Roman"/>
+                <w:sz w:val="22"/>
+                <w:szCs w:val="22"/>
+                <w:lang w:val="en-ID"/>
+              </w:rPr>
+              <w:t>}</w:t>
+            </w:r>
+          </w:p>
+        </w:tc>
+      </w:tr>
+    </w:tbl>
+    <w:p>
+      <w:pPr>
+        <w:pStyle w:val="ListParagraph"/>
+        <w:numPr>
+          <w:ilvl w:val="0"/>
+          <w:numId w:val="5"/>
+        </w:numPr>
+        <w:rPr>
+          <w:rFonts w:ascii="Times New Roman" w:hAnsi="Times New Roman" w:cs="Times New Roman"/>
+          <w:lang w:val="en-ID"/>
+        </w:rPr>
+      </w:pPr>
+      <w:r>
+        <w:rPr>
+          <w:rFonts w:ascii="Times New Roman" w:hAnsi="Times New Roman" w:cs="Times New Roman"/>
+          <w:lang w:val="en-ID"/>
+        </w:rPr>
+        <w:t>Main2</w:t>
+      </w:r>
+      <w:r>
+        <w:rPr>
+          <w:rFonts w:ascii="Times New Roman" w:hAnsi="Times New Roman" w:cs="Times New Roman"/>
+          <w:lang w:val="en-ID"/>
+        </w:rPr>
+        <w:t>.java</w:t>
       </w:r>
     </w:p>
     <w:tbl>
@@ -746,7 +1572,359 @@
                 <w:szCs w:val="22"/>
                 <w:lang w:val="en-ID"/>
               </w:rPr>
-              <w:t>[isi dengan source code]</w:t>
+              <w:t>public class Main2 {</w:t>
+            </w:r>
+          </w:p>
+          <w:p>
+            <w:pPr>
+              <w:rPr>
+                <w:rFonts w:ascii="Times New Roman" w:hAnsi="Times New Roman" w:cs="Times New Roman"/>
+                <w:sz w:val="22"/>
+                <w:szCs w:val="22"/>
+                <w:lang w:val="en-ID"/>
+              </w:rPr>
+            </w:pPr>
+            <w:r>
+              <w:rPr>
+                <w:rFonts w:ascii="Times New Roman" w:hAnsi="Times New Roman" w:cs="Times New Roman"/>
+                <w:sz w:val="22"/>
+                <w:szCs w:val="22"/>
+                <w:lang w:val="en-ID"/>
+              </w:rPr>
+              <w:t xml:space="preserve">    public static void </w:t>
+            </w:r>
+            <w:proofErr w:type="gramStart"/>
+            <w:r>
+              <w:rPr>
+                <w:rFonts w:ascii="Times New Roman" w:hAnsi="Times New Roman" w:cs="Times New Roman"/>
+                <w:sz w:val="22"/>
+                <w:szCs w:val="22"/>
+                <w:lang w:val="en-ID"/>
+              </w:rPr>
+              <w:t>main(String[</w:t>
+            </w:r>
+            <w:proofErr w:type="gramEnd"/>
+            <w:r>
+              <w:rPr>
+                <w:rFonts w:ascii="Times New Roman" w:hAnsi="Times New Roman" w:cs="Times New Roman"/>
+                <w:sz w:val="22"/>
+                <w:szCs w:val="22"/>
+                <w:lang w:val="en-ID"/>
+              </w:rPr>
+              <w:t>] args) {</w:t>
+            </w:r>
+          </w:p>
+          <w:p>
+            <w:pPr>
+              <w:rPr>
+                <w:rFonts w:ascii="Times New Roman" w:hAnsi="Times New Roman" w:cs="Times New Roman"/>
+                <w:sz w:val="22"/>
+                <w:szCs w:val="22"/>
+                <w:lang w:val="en-ID"/>
+              </w:rPr>
+            </w:pPr>
+            <w:r>
+              <w:rPr>
+                <w:rFonts w:ascii="Times New Roman" w:hAnsi="Times New Roman" w:cs="Times New Roman"/>
+                <w:sz w:val="22"/>
+                <w:szCs w:val="22"/>
+                <w:lang w:val="en-ID"/>
+              </w:rPr>
+              <w:t xml:space="preserve">        Circle lingkaran = new </w:t>
+            </w:r>
+            <w:proofErr w:type="gramStart"/>
+            <w:r>
+              <w:rPr>
+                <w:rFonts w:ascii="Times New Roman" w:hAnsi="Times New Roman" w:cs="Times New Roman"/>
+                <w:sz w:val="22"/>
+                <w:szCs w:val="22"/>
+                <w:lang w:val="en-ID"/>
+              </w:rPr>
+              <w:t>Circle(</w:t>
+            </w:r>
+            <w:proofErr w:type="gramEnd"/>
+            <w:r>
+              <w:rPr>
+                <w:rFonts w:ascii="Times New Roman" w:hAnsi="Times New Roman" w:cs="Times New Roman"/>
+                <w:sz w:val="22"/>
+                <w:szCs w:val="22"/>
+                <w:lang w:val="en-ID"/>
+              </w:rPr>
+              <w:t>);</w:t>
+            </w:r>
+          </w:p>
+          <w:p>
+            <w:pPr>
+              <w:rPr>
+                <w:rFonts w:ascii="Times New Roman" w:hAnsi="Times New Roman" w:cs="Times New Roman"/>
+                <w:sz w:val="22"/>
+                <w:szCs w:val="22"/>
+                <w:lang w:val="en-ID"/>
+              </w:rPr>
+            </w:pPr>
+          </w:p>
+          <w:p>
+            <w:pPr>
+              <w:rPr>
+                <w:rFonts w:ascii="Times New Roman" w:hAnsi="Times New Roman" w:cs="Times New Roman"/>
+                <w:sz w:val="22"/>
+                <w:szCs w:val="22"/>
+                <w:lang w:val="en-ID"/>
+              </w:rPr>
+            </w:pPr>
+            <w:r>
+              <w:rPr>
+                <w:rFonts w:ascii="Times New Roman" w:hAnsi="Times New Roman" w:cs="Times New Roman"/>
+                <w:sz w:val="22"/>
+                <w:szCs w:val="22"/>
+                <w:lang w:val="en-ID"/>
+              </w:rPr>
+              <w:t xml:space="preserve">        </w:t>
+            </w:r>
+            <w:proofErr w:type="gramStart"/>
+            <w:r>
+              <w:rPr>
+                <w:rFonts w:ascii="Times New Roman" w:hAnsi="Times New Roman" w:cs="Times New Roman"/>
+                <w:sz w:val="22"/>
+                <w:szCs w:val="22"/>
+                <w:lang w:val="en-ID"/>
+              </w:rPr>
+              <w:t>lingkaran.r</w:t>
+            </w:r>
+            <w:proofErr w:type="gramEnd"/>
+            <w:r>
+              <w:rPr>
+                <w:rFonts w:ascii="Times New Roman" w:hAnsi="Times New Roman" w:cs="Times New Roman"/>
+                <w:sz w:val="22"/>
+                <w:szCs w:val="22"/>
+                <w:lang w:val="en-ID"/>
+              </w:rPr>
+              <w:t xml:space="preserve"> = 7;</w:t>
+            </w:r>
+          </w:p>
+          <w:p>
+            <w:pPr>
+              <w:rPr>
+                <w:rFonts w:ascii="Times New Roman" w:hAnsi="Times New Roman" w:cs="Times New Roman"/>
+                <w:sz w:val="22"/>
+                <w:szCs w:val="22"/>
+                <w:lang w:val="en-ID"/>
+              </w:rPr>
+            </w:pPr>
+          </w:p>
+          <w:p>
+            <w:pPr>
+              <w:rPr>
+                <w:rFonts w:ascii="Times New Roman" w:hAnsi="Times New Roman" w:cs="Times New Roman"/>
+                <w:sz w:val="22"/>
+                <w:szCs w:val="22"/>
+                <w:lang w:val="en-ID"/>
+              </w:rPr>
+            </w:pPr>
+            <w:r>
+              <w:rPr>
+                <w:rFonts w:ascii="Times New Roman" w:hAnsi="Times New Roman" w:cs="Times New Roman"/>
+                <w:sz w:val="22"/>
+                <w:szCs w:val="22"/>
+                <w:lang w:val="en-ID"/>
+              </w:rPr>
+              <w:t xml:space="preserve">        System.out.println("Jari-</w:t>
+            </w:r>
+            <w:proofErr w:type="gramStart"/>
+            <w:r>
+              <w:rPr>
+                <w:rFonts w:ascii="Times New Roman" w:hAnsi="Times New Roman" w:cs="Times New Roman"/>
+                <w:sz w:val="22"/>
+                <w:szCs w:val="22"/>
+                <w:lang w:val="en-ID"/>
+              </w:rPr>
+              <w:t>jari :</w:t>
+            </w:r>
+            <w:proofErr w:type="gramEnd"/>
+            <w:r>
+              <w:rPr>
+                <w:rFonts w:ascii="Times New Roman" w:hAnsi="Times New Roman" w:cs="Times New Roman"/>
+                <w:sz w:val="22"/>
+                <w:szCs w:val="22"/>
+                <w:lang w:val="en-ID"/>
+              </w:rPr>
+              <w:t xml:space="preserve"> " + </w:t>
+            </w:r>
+            <w:proofErr w:type="gramStart"/>
+            <w:r>
+              <w:rPr>
+                <w:rFonts w:ascii="Times New Roman" w:hAnsi="Times New Roman" w:cs="Times New Roman"/>
+                <w:sz w:val="22"/>
+                <w:szCs w:val="22"/>
+                <w:lang w:val="en-ID"/>
+              </w:rPr>
+              <w:t>lingkaran.r</w:t>
+            </w:r>
+            <w:proofErr w:type="gramEnd"/>
+            <w:r>
+              <w:rPr>
+                <w:rFonts w:ascii="Times New Roman" w:hAnsi="Times New Roman" w:cs="Times New Roman"/>
+                <w:sz w:val="22"/>
+                <w:szCs w:val="22"/>
+                <w:lang w:val="en-ID"/>
+              </w:rPr>
+              <w:t>);</w:t>
+            </w:r>
+          </w:p>
+          <w:p>
+            <w:pPr>
+              <w:rPr>
+                <w:rFonts w:ascii="Times New Roman" w:hAnsi="Times New Roman" w:cs="Times New Roman"/>
+                <w:sz w:val="22"/>
+                <w:szCs w:val="22"/>
+                <w:lang w:val="en-ID"/>
+              </w:rPr>
+            </w:pPr>
+            <w:r>
+              <w:rPr>
+                <w:rFonts w:ascii="Times New Roman" w:hAnsi="Times New Roman" w:cs="Times New Roman"/>
+                <w:sz w:val="22"/>
+                <w:szCs w:val="22"/>
+                <w:lang w:val="en-ID"/>
+              </w:rPr>
+              <w:t xml:space="preserve">        System.out.println("Luas    </w:t>
+            </w:r>
+            <w:proofErr w:type="gramStart"/>
+            <w:r>
+              <w:rPr>
+                <w:rFonts w:ascii="Times New Roman" w:hAnsi="Times New Roman" w:cs="Times New Roman"/>
+                <w:sz w:val="22"/>
+                <w:szCs w:val="22"/>
+                <w:lang w:val="en-ID"/>
+              </w:rPr>
+              <w:t xml:space="preserve">  :</w:t>
+            </w:r>
+            <w:proofErr w:type="gramEnd"/>
+            <w:r>
+              <w:rPr>
+                <w:rFonts w:ascii="Times New Roman" w:hAnsi="Times New Roman" w:cs="Times New Roman"/>
+                <w:sz w:val="22"/>
+                <w:szCs w:val="22"/>
+                <w:lang w:val="en-ID"/>
+              </w:rPr>
+              <w:t xml:space="preserve"> " + </w:t>
+            </w:r>
+            <w:proofErr w:type="gramStart"/>
+            <w:r>
+              <w:rPr>
+                <w:rFonts w:ascii="Times New Roman" w:hAnsi="Times New Roman" w:cs="Times New Roman"/>
+                <w:sz w:val="22"/>
+                <w:szCs w:val="22"/>
+                <w:lang w:val="en-ID"/>
+              </w:rPr>
+              <w:t>lingkaran.area</w:t>
+            </w:r>
+            <w:proofErr w:type="gramEnd"/>
+            <w:r>
+              <w:rPr>
+                <w:rFonts w:ascii="Times New Roman" w:hAnsi="Times New Roman" w:cs="Times New Roman"/>
+                <w:sz w:val="22"/>
+                <w:szCs w:val="22"/>
+                <w:lang w:val="en-ID"/>
+              </w:rPr>
+              <w:t>());</w:t>
+            </w:r>
+          </w:p>
+          <w:p>
+            <w:pPr>
+              <w:rPr>
+                <w:rFonts w:ascii="Times New Roman" w:hAnsi="Times New Roman" w:cs="Times New Roman"/>
+                <w:sz w:val="22"/>
+                <w:szCs w:val="22"/>
+                <w:lang w:val="en-ID"/>
+              </w:rPr>
+            </w:pPr>
+            <w:r>
+              <w:rPr>
+                <w:rFonts w:ascii="Times New Roman" w:hAnsi="Times New Roman" w:cs="Times New Roman"/>
+                <w:sz w:val="22"/>
+                <w:szCs w:val="22"/>
+                <w:lang w:val="en-ID"/>
+              </w:rPr>
+              <w:t xml:space="preserve">        System.out.println("</w:t>
+            </w:r>
+            <w:proofErr w:type="gramStart"/>
+            <w:r>
+              <w:rPr>
+                <w:rFonts w:ascii="Times New Roman" w:hAnsi="Times New Roman" w:cs="Times New Roman"/>
+                <w:sz w:val="22"/>
+                <w:szCs w:val="22"/>
+                <w:lang w:val="en-ID"/>
+              </w:rPr>
+              <w:t>Keliling  :</w:t>
+            </w:r>
+            <w:proofErr w:type="gramEnd"/>
+            <w:r>
+              <w:rPr>
+                <w:rFonts w:ascii="Times New Roman" w:hAnsi="Times New Roman" w:cs="Times New Roman"/>
+                <w:sz w:val="22"/>
+                <w:szCs w:val="22"/>
+                <w:lang w:val="en-ID"/>
+              </w:rPr>
+              <w:t xml:space="preserve"> " + </w:t>
+            </w:r>
+            <w:proofErr w:type="gramStart"/>
+            <w:r>
+              <w:rPr>
+                <w:rFonts w:ascii="Times New Roman" w:hAnsi="Times New Roman" w:cs="Times New Roman"/>
+                <w:sz w:val="22"/>
+                <w:szCs w:val="22"/>
+                <w:lang w:val="en-ID"/>
+              </w:rPr>
+              <w:t>lingkaran.circumference</w:t>
+            </w:r>
+            <w:proofErr w:type="gramEnd"/>
+            <w:r>
+              <w:rPr>
+                <w:rFonts w:ascii="Times New Roman" w:hAnsi="Times New Roman" w:cs="Times New Roman"/>
+                <w:sz w:val="22"/>
+                <w:szCs w:val="22"/>
+                <w:lang w:val="en-ID"/>
+              </w:rPr>
+              <w:t>());</w:t>
+            </w:r>
+          </w:p>
+          <w:p>
+            <w:pPr>
+              <w:rPr>
+                <w:rFonts w:ascii="Times New Roman" w:hAnsi="Times New Roman" w:cs="Times New Roman"/>
+                <w:sz w:val="22"/>
+                <w:szCs w:val="22"/>
+                <w:lang w:val="en-ID"/>
+              </w:rPr>
+            </w:pPr>
+            <w:r>
+              <w:rPr>
+                <w:rFonts w:ascii="Times New Roman" w:hAnsi="Times New Roman" w:cs="Times New Roman"/>
+                <w:sz w:val="22"/>
+                <w:szCs w:val="22"/>
+                <w:lang w:val="en-ID"/>
+              </w:rPr>
+              <w:t xml:space="preserve">    }</w:t>
+            </w:r>
+          </w:p>
+          <w:p>
+            <w:pPr>
+              <w:rPr>
+                <w:rFonts w:ascii="Times New Roman" w:hAnsi="Times New Roman" w:cs="Times New Roman"/>
+                <w:sz w:val="22"/>
+                <w:szCs w:val="22"/>
+                <w:lang w:val="en-ID"/>
+              </w:rPr>
+            </w:pPr>
+            <w:r>
+              <w:rPr>
+                <w:rFonts w:ascii="Times New Roman" w:hAnsi="Times New Roman" w:cs="Times New Roman"/>
+                <w:sz w:val="22"/>
+                <w:szCs w:val="22"/>
+                <w:lang w:val="en-ID"/>
+              </w:rPr>
+              <w:t>}</w:t>
             </w:r>
           </w:p>
         </w:tc>
@@ -771,12 +1949,65 @@
           <w:lang w:val="en-ID"/>
         </w:rPr>
       </w:pPr>
+      <w:proofErr w:type="gramStart"/>
       <w:r>
         <w:rPr>
           <w:rFonts w:ascii="Times New Roman" w:hAnsi="Times New Roman" w:cs="Times New Roman"/>
           <w:lang w:val="en-ID"/>
         </w:rPr>
         <w:t>Output :</w:t>
+      </w:r>
+      <w:proofErr w:type="gramEnd"/>
+    </w:p>
+    <w:p>
+      <w:pPr>
+        <w:pStyle w:val="ListParagraph"/>
+        <w:ind w:left="1134"/>
+        <w:rPr>
+          <w:rFonts w:ascii="Times New Roman" w:hAnsi="Times New Roman" w:cs="Times New Roman"/>
+          <w:lang w:val="en-ID"/>
+        </w:rPr>
+      </w:pPr>
+      <w:r>
+        <w:rPr>
+          <w:rFonts w:ascii="Times New Roman" w:hAnsi="Times New Roman" w:cs="Times New Roman"/>
+          <w:lang w:val="en-ID"/>
+        </w:rPr>
+        <w:drawing>
+          <wp:inline distT="0" distB="0" distL="0" distR="0" wp14:anchorId="0356C1BA" wp14:editId="1105C789">
+            <wp:extent cx="5223933" cy="663596"/>
+            <wp:effectExtent l="0" t="0" r="0" b="3175"/>
+            <wp:docPr id="1458833443" name="Picture 1"/>
+            <wp:cNvGraphicFramePr>
+              <a:graphicFrameLocks xmlns:a="http://schemas.openxmlformats.org/drawingml/2006/main" noChangeAspect="1"/>
+            </wp:cNvGraphicFramePr>
+            <a:graphic xmlns:a="http://schemas.openxmlformats.org/drawingml/2006/main">
+              <a:graphicData uri="http://schemas.openxmlformats.org/drawingml/2006/picture">
+                <pic:pic xmlns:pic="http://schemas.openxmlformats.org/drawingml/2006/picture">
+                  <pic:nvPicPr>
+                    <pic:cNvPr id="1458833443" name=""/>
+                    <pic:cNvPicPr/>
+                  </pic:nvPicPr>
+                  <pic:blipFill>
+                    <a:blip r:embed="rId7"/>
+                    <a:stretch>
+                      <a:fillRect/>
+                    </a:stretch>
+                  </pic:blipFill>
+                  <pic:spPr>
+                    <a:xfrm>
+                      <a:off x="0" y="0"/>
+                      <a:ext cx="5242815" cy="665995"/>
+                    </a:xfrm>
+                    <a:prstGeom prst="rect">
+                      <a:avLst/>
+                    </a:prstGeom>
+                  </pic:spPr>
+                </pic:pic>
+              </a:graphicData>
+            </a:graphic>
+          </wp:inline>
+        </w:drawing>
       </w:r>
     </w:p>
     <w:p>
@@ -788,12 +2019,1983 @@
           <w:lang w:val="en-ID"/>
         </w:rPr>
       </w:pPr>
+    </w:p>
+    <w:p>
+      <w:pPr>
+        <w:pStyle w:val="ListParagraph"/>
+        <w:numPr>
+          <w:ilvl w:val="0"/>
+          <w:numId w:val="2"/>
+        </w:numPr>
+        <w:ind w:left="1134"/>
+        <w:rPr>
+          <w:rFonts w:ascii="Times New Roman" w:hAnsi="Times New Roman" w:cs="Times New Roman"/>
+          <w:lang w:val="en-ID"/>
+        </w:rPr>
+      </w:pPr>
       <w:r>
         <w:rPr>
           <w:rFonts w:ascii="Times New Roman" w:hAnsi="Times New Roman" w:cs="Times New Roman"/>
           <w:lang w:val="en-ID"/>
         </w:rPr>
-        <w:t>[masukkan screenshot output]</w:t>
+        <w:t>Enkapsulasi</w:t>
+      </w:r>
+    </w:p>
+    <w:p>
+      <w:pPr>
+        <w:pStyle w:val="ListParagraph"/>
+        <w:numPr>
+          <w:ilvl w:val="0"/>
+          <w:numId w:val="5"/>
+        </w:numPr>
+        <w:rPr>
+          <w:rFonts w:ascii="Times New Roman" w:hAnsi="Times New Roman" w:cs="Times New Roman"/>
+          <w:lang w:val="en-ID"/>
+        </w:rPr>
+      </w:pPr>
+      <w:r>
+        <w:rPr>
+          <w:rFonts w:ascii="Times New Roman" w:hAnsi="Times New Roman" w:cs="Times New Roman"/>
+          <w:lang w:val="en-ID"/>
+        </w:rPr>
+        <w:t>Rekening.java</w:t>
+      </w:r>
+    </w:p>
+    <w:tbl>
+      <w:tblPr>
+        <w:tblStyle w:val="TableGrid"/>
+        <w:tblW w:w="0" w:type="auto"/>
+        <w:tblInd w:w="1134" w:type="dxa"/>
+        <w:tblLook w:val="04A0" w:firstRow="1" w:lastRow="0" w:firstColumn="1" w:lastColumn="0" w:noHBand="0" w:noVBand="1"/>
+      </w:tblPr>
+      <w:tblGrid>
+        <w:gridCol w:w="8216"/>
+      </w:tblGrid>
+      <w:tr>
+        <w:tc>
+          <w:tcPr>
+            <w:tcW w:w="8216" w:type="dxa"/>
+          </w:tcPr>
+          <w:p>
+            <w:pPr>
+              <w:rPr>
+                <w:rFonts w:ascii="Times New Roman" w:hAnsi="Times New Roman" w:cs="Times New Roman"/>
+                <w:sz w:val="22"/>
+                <w:szCs w:val="22"/>
+                <w:lang w:val="en-ID"/>
+              </w:rPr>
+            </w:pPr>
+            <w:r>
+              <w:rPr>
+                <w:rFonts w:ascii="Times New Roman" w:hAnsi="Times New Roman" w:cs="Times New Roman"/>
+                <w:sz w:val="22"/>
+                <w:szCs w:val="22"/>
+                <w:lang w:val="en-ID"/>
+              </w:rPr>
+              <w:t>public class Rekening {</w:t>
+            </w:r>
+          </w:p>
+          <w:p>
+            <w:pPr>
+              <w:rPr>
+                <w:rFonts w:ascii="Times New Roman" w:hAnsi="Times New Roman" w:cs="Times New Roman"/>
+                <w:sz w:val="22"/>
+                <w:szCs w:val="22"/>
+                <w:lang w:val="en-ID"/>
+              </w:rPr>
+            </w:pPr>
+            <w:r>
+              <w:rPr>
+                <w:rFonts w:ascii="Times New Roman" w:hAnsi="Times New Roman" w:cs="Times New Roman"/>
+                <w:sz w:val="22"/>
+                <w:szCs w:val="22"/>
+                <w:lang w:val="en-ID"/>
+              </w:rPr>
+              <w:t xml:space="preserve">    private int saldo = 0;</w:t>
+            </w:r>
+          </w:p>
+          <w:p>
+            <w:pPr>
+              <w:rPr>
+                <w:rFonts w:ascii="Times New Roman" w:hAnsi="Times New Roman" w:cs="Times New Roman"/>
+                <w:sz w:val="22"/>
+                <w:szCs w:val="22"/>
+                <w:lang w:val="en-ID"/>
+              </w:rPr>
+            </w:pPr>
+          </w:p>
+          <w:p>
+            <w:pPr>
+              <w:rPr>
+                <w:rFonts w:ascii="Times New Roman" w:hAnsi="Times New Roman" w:cs="Times New Roman"/>
+                <w:sz w:val="22"/>
+                <w:szCs w:val="22"/>
+                <w:lang w:val="en-ID"/>
+              </w:rPr>
+            </w:pPr>
+            <w:r>
+              <w:rPr>
+                <w:rFonts w:ascii="Times New Roman" w:hAnsi="Times New Roman" w:cs="Times New Roman"/>
+                <w:sz w:val="22"/>
+                <w:szCs w:val="22"/>
+                <w:lang w:val="en-ID"/>
+              </w:rPr>
+              <w:t xml:space="preserve">    public void </w:t>
+            </w:r>
+            <w:proofErr w:type="gramStart"/>
+            <w:r>
+              <w:rPr>
+                <w:rFonts w:ascii="Times New Roman" w:hAnsi="Times New Roman" w:cs="Times New Roman"/>
+                <w:sz w:val="22"/>
+                <w:szCs w:val="22"/>
+                <w:lang w:val="en-ID"/>
+              </w:rPr>
+              <w:t>tambahSaldo(</w:t>
+            </w:r>
+            <w:proofErr w:type="gramEnd"/>
+            <w:r>
+              <w:rPr>
+                <w:rFonts w:ascii="Times New Roman" w:hAnsi="Times New Roman" w:cs="Times New Roman"/>
+                <w:sz w:val="22"/>
+                <w:szCs w:val="22"/>
+                <w:lang w:val="en-ID"/>
+              </w:rPr>
+              <w:t>int jumlah) {</w:t>
+            </w:r>
+          </w:p>
+          <w:p>
+            <w:pPr>
+              <w:rPr>
+                <w:rFonts w:ascii="Times New Roman" w:hAnsi="Times New Roman" w:cs="Times New Roman"/>
+                <w:sz w:val="22"/>
+                <w:szCs w:val="22"/>
+                <w:lang w:val="en-ID"/>
+              </w:rPr>
+            </w:pPr>
+            <w:r>
+              <w:rPr>
+                <w:rFonts w:ascii="Times New Roman" w:hAnsi="Times New Roman" w:cs="Times New Roman"/>
+                <w:sz w:val="22"/>
+                <w:szCs w:val="22"/>
+                <w:lang w:val="en-ID"/>
+              </w:rPr>
+              <w:t xml:space="preserve">        saldo = saldo + jumlah;</w:t>
+            </w:r>
+          </w:p>
+          <w:p>
+            <w:pPr>
+              <w:rPr>
+                <w:rFonts w:ascii="Times New Roman" w:hAnsi="Times New Roman" w:cs="Times New Roman"/>
+                <w:sz w:val="22"/>
+                <w:szCs w:val="22"/>
+                <w:lang w:val="en-ID"/>
+              </w:rPr>
+            </w:pPr>
+            <w:r>
+              <w:rPr>
+                <w:rFonts w:ascii="Times New Roman" w:hAnsi="Times New Roman" w:cs="Times New Roman"/>
+                <w:sz w:val="22"/>
+                <w:szCs w:val="22"/>
+                <w:lang w:val="en-ID"/>
+              </w:rPr>
+              <w:t xml:space="preserve">        System.out.println("Saldo berhasil ditambahkan"); </w:t>
+            </w:r>
+          </w:p>
+          <w:p>
+            <w:pPr>
+              <w:rPr>
+                <w:rFonts w:ascii="Times New Roman" w:hAnsi="Times New Roman" w:cs="Times New Roman"/>
+                <w:sz w:val="22"/>
+                <w:szCs w:val="22"/>
+                <w:lang w:val="en-ID"/>
+              </w:rPr>
+            </w:pPr>
+            <w:r>
+              <w:rPr>
+                <w:rFonts w:ascii="Times New Roman" w:hAnsi="Times New Roman" w:cs="Times New Roman"/>
+                <w:sz w:val="22"/>
+                <w:szCs w:val="22"/>
+                <w:lang w:val="en-ID"/>
+              </w:rPr>
+              <w:lastRenderedPageBreak/>
+              <w:t xml:space="preserve">    }</w:t>
+            </w:r>
+          </w:p>
+          <w:p>
+            <w:pPr>
+              <w:rPr>
+                <w:rFonts w:ascii="Times New Roman" w:hAnsi="Times New Roman" w:cs="Times New Roman"/>
+                <w:sz w:val="22"/>
+                <w:szCs w:val="22"/>
+                <w:lang w:val="en-ID"/>
+              </w:rPr>
+            </w:pPr>
+          </w:p>
+          <w:p>
+            <w:pPr>
+              <w:rPr>
+                <w:rFonts w:ascii="Times New Roman" w:hAnsi="Times New Roman" w:cs="Times New Roman"/>
+                <w:sz w:val="22"/>
+                <w:szCs w:val="22"/>
+                <w:lang w:val="en-ID"/>
+              </w:rPr>
+            </w:pPr>
+            <w:r>
+              <w:rPr>
+                <w:rFonts w:ascii="Times New Roman" w:hAnsi="Times New Roman" w:cs="Times New Roman"/>
+                <w:sz w:val="22"/>
+                <w:szCs w:val="22"/>
+                <w:lang w:val="en-ID"/>
+              </w:rPr>
+              <w:t xml:space="preserve">    public void </w:t>
+            </w:r>
+            <w:proofErr w:type="gramStart"/>
+            <w:r>
+              <w:rPr>
+                <w:rFonts w:ascii="Times New Roman" w:hAnsi="Times New Roman" w:cs="Times New Roman"/>
+                <w:sz w:val="22"/>
+                <w:szCs w:val="22"/>
+                <w:lang w:val="en-ID"/>
+              </w:rPr>
+              <w:t>tampilkanSaldo(</w:t>
+            </w:r>
+            <w:proofErr w:type="gramEnd"/>
+            <w:r>
+              <w:rPr>
+                <w:rFonts w:ascii="Times New Roman" w:hAnsi="Times New Roman" w:cs="Times New Roman"/>
+                <w:sz w:val="22"/>
+                <w:szCs w:val="22"/>
+                <w:lang w:val="en-ID"/>
+              </w:rPr>
+              <w:t>) {</w:t>
+            </w:r>
+          </w:p>
+          <w:p>
+            <w:pPr>
+              <w:rPr>
+                <w:rFonts w:ascii="Times New Roman" w:hAnsi="Times New Roman" w:cs="Times New Roman"/>
+                <w:sz w:val="22"/>
+                <w:szCs w:val="22"/>
+                <w:lang w:val="en-ID"/>
+              </w:rPr>
+            </w:pPr>
+            <w:r>
+              <w:rPr>
+                <w:rFonts w:ascii="Times New Roman" w:hAnsi="Times New Roman" w:cs="Times New Roman"/>
+                <w:sz w:val="22"/>
+                <w:szCs w:val="22"/>
+                <w:lang w:val="en-ID"/>
+              </w:rPr>
+              <w:t xml:space="preserve">        System.out.println("Saldo Anda: " + saldo); </w:t>
+            </w:r>
+          </w:p>
+          <w:p>
+            <w:pPr>
+              <w:rPr>
+                <w:rFonts w:ascii="Times New Roman" w:hAnsi="Times New Roman" w:cs="Times New Roman"/>
+                <w:sz w:val="22"/>
+                <w:szCs w:val="22"/>
+                <w:lang w:val="en-ID"/>
+              </w:rPr>
+            </w:pPr>
+            <w:r>
+              <w:rPr>
+                <w:rFonts w:ascii="Times New Roman" w:hAnsi="Times New Roman" w:cs="Times New Roman"/>
+                <w:sz w:val="22"/>
+                <w:szCs w:val="22"/>
+                <w:lang w:val="en-ID"/>
+              </w:rPr>
+              <w:t xml:space="preserve">    }</w:t>
+            </w:r>
+          </w:p>
+          <w:p>
+            <w:pPr>
+              <w:rPr>
+                <w:rFonts w:ascii="Times New Roman" w:hAnsi="Times New Roman" w:cs="Times New Roman"/>
+                <w:sz w:val="22"/>
+                <w:szCs w:val="22"/>
+                <w:lang w:val="en-ID"/>
+              </w:rPr>
+            </w:pPr>
+            <w:r>
+              <w:rPr>
+                <w:rFonts w:ascii="Times New Roman" w:hAnsi="Times New Roman" w:cs="Times New Roman"/>
+                <w:sz w:val="22"/>
+                <w:szCs w:val="22"/>
+                <w:lang w:val="en-ID"/>
+              </w:rPr>
+              <w:t>}</w:t>
+            </w:r>
+          </w:p>
+        </w:tc>
+      </w:tr>
+    </w:tbl>
+    <w:p>
+      <w:pPr>
+        <w:pStyle w:val="ListParagraph"/>
+        <w:numPr>
+          <w:ilvl w:val="0"/>
+          <w:numId w:val="5"/>
+        </w:numPr>
+        <w:rPr>
+          <w:rFonts w:ascii="Times New Roman" w:hAnsi="Times New Roman" w:cs="Times New Roman"/>
+          <w:lang w:val="en-ID"/>
+        </w:rPr>
+      </w:pPr>
+      <w:r>
+        <w:rPr>
+          <w:rFonts w:ascii="Times New Roman" w:hAnsi="Times New Roman" w:cs="Times New Roman"/>
+          <w:lang w:val="en-ID"/>
+        </w:rPr>
+        <w:lastRenderedPageBreak/>
+        <w:t>Enkapsulasi.java</w:t>
+      </w:r>
+    </w:p>
+    <w:tbl>
+      <w:tblPr>
+        <w:tblStyle w:val="TableGrid"/>
+        <w:tblW w:w="0" w:type="auto"/>
+        <w:tblInd w:w="1134" w:type="dxa"/>
+        <w:tblLook w:val="04A0" w:firstRow="1" w:lastRow="0" w:firstColumn="1" w:lastColumn="0" w:noHBand="0" w:noVBand="1"/>
+      </w:tblPr>
+      <w:tblGrid>
+        <w:gridCol w:w="8216"/>
+      </w:tblGrid>
+      <w:tr>
+        <w:tc>
+          <w:tcPr>
+            <w:tcW w:w="9350" w:type="dxa"/>
+          </w:tcPr>
+          <w:p>
+            <w:pPr>
+              <w:rPr>
+                <w:rFonts w:ascii="Times New Roman" w:hAnsi="Times New Roman" w:cs="Times New Roman"/>
+                <w:sz w:val="22"/>
+                <w:szCs w:val="22"/>
+                <w:lang w:val="en-ID"/>
+              </w:rPr>
+            </w:pPr>
+            <w:r>
+              <w:rPr>
+                <w:rFonts w:ascii="Times New Roman" w:hAnsi="Times New Roman" w:cs="Times New Roman"/>
+                <w:sz w:val="22"/>
+                <w:szCs w:val="22"/>
+                <w:lang w:val="en-ID"/>
+              </w:rPr>
+              <w:t>public class Enkapulasi {</w:t>
+            </w:r>
+          </w:p>
+          <w:p>
+            <w:pPr>
+              <w:rPr>
+                <w:rFonts w:ascii="Times New Roman" w:hAnsi="Times New Roman" w:cs="Times New Roman"/>
+                <w:sz w:val="22"/>
+                <w:szCs w:val="22"/>
+                <w:lang w:val="en-ID"/>
+              </w:rPr>
+            </w:pPr>
+            <w:r>
+              <w:rPr>
+                <w:rFonts w:ascii="Times New Roman" w:hAnsi="Times New Roman" w:cs="Times New Roman"/>
+                <w:sz w:val="22"/>
+                <w:szCs w:val="22"/>
+                <w:lang w:val="en-ID"/>
+              </w:rPr>
+              <w:t xml:space="preserve">    public static void </w:t>
+            </w:r>
+            <w:proofErr w:type="gramStart"/>
+            <w:r>
+              <w:rPr>
+                <w:rFonts w:ascii="Times New Roman" w:hAnsi="Times New Roman" w:cs="Times New Roman"/>
+                <w:sz w:val="22"/>
+                <w:szCs w:val="22"/>
+                <w:lang w:val="en-ID"/>
+              </w:rPr>
+              <w:t>main(String[</w:t>
+            </w:r>
+            <w:proofErr w:type="gramEnd"/>
+            <w:r>
+              <w:rPr>
+                <w:rFonts w:ascii="Times New Roman" w:hAnsi="Times New Roman" w:cs="Times New Roman"/>
+                <w:sz w:val="22"/>
+                <w:szCs w:val="22"/>
+                <w:lang w:val="en-ID"/>
+              </w:rPr>
+              <w:t>] args) {</w:t>
+            </w:r>
+          </w:p>
+          <w:p>
+            <w:pPr>
+              <w:rPr>
+                <w:rFonts w:ascii="Times New Roman" w:hAnsi="Times New Roman" w:cs="Times New Roman"/>
+                <w:sz w:val="22"/>
+                <w:szCs w:val="22"/>
+                <w:lang w:val="en-ID"/>
+              </w:rPr>
+            </w:pPr>
+            <w:r>
+              <w:rPr>
+                <w:rFonts w:ascii="Times New Roman" w:hAnsi="Times New Roman" w:cs="Times New Roman"/>
+                <w:sz w:val="22"/>
+                <w:szCs w:val="22"/>
+                <w:lang w:val="en-ID"/>
+              </w:rPr>
+              <w:t xml:space="preserve">        Rekening rek = new </w:t>
+            </w:r>
+            <w:proofErr w:type="gramStart"/>
+            <w:r>
+              <w:rPr>
+                <w:rFonts w:ascii="Times New Roman" w:hAnsi="Times New Roman" w:cs="Times New Roman"/>
+                <w:sz w:val="22"/>
+                <w:szCs w:val="22"/>
+                <w:lang w:val="en-ID"/>
+              </w:rPr>
+              <w:t>Rekening(</w:t>
+            </w:r>
+            <w:proofErr w:type="gramEnd"/>
+            <w:r>
+              <w:rPr>
+                <w:rFonts w:ascii="Times New Roman" w:hAnsi="Times New Roman" w:cs="Times New Roman"/>
+                <w:sz w:val="22"/>
+                <w:szCs w:val="22"/>
+                <w:lang w:val="en-ID"/>
+              </w:rPr>
+              <w:t>);</w:t>
+            </w:r>
+          </w:p>
+          <w:p>
+            <w:pPr>
+              <w:rPr>
+                <w:rFonts w:ascii="Times New Roman" w:hAnsi="Times New Roman" w:cs="Times New Roman"/>
+                <w:sz w:val="22"/>
+                <w:szCs w:val="22"/>
+                <w:lang w:val="en-ID"/>
+              </w:rPr>
+            </w:pPr>
+          </w:p>
+          <w:p>
+            <w:pPr>
+              <w:rPr>
+                <w:rFonts w:ascii="Times New Roman" w:hAnsi="Times New Roman" w:cs="Times New Roman"/>
+                <w:sz w:val="22"/>
+                <w:szCs w:val="22"/>
+                <w:lang w:val="en-ID"/>
+              </w:rPr>
+            </w:pPr>
+            <w:r>
+              <w:rPr>
+                <w:rFonts w:ascii="Times New Roman" w:hAnsi="Times New Roman" w:cs="Times New Roman"/>
+                <w:sz w:val="22"/>
+                <w:szCs w:val="22"/>
+                <w:lang w:val="en-ID"/>
+              </w:rPr>
+              <w:t xml:space="preserve">        </w:t>
+            </w:r>
+            <w:proofErr w:type="gramStart"/>
+            <w:r>
+              <w:rPr>
+                <w:rFonts w:ascii="Times New Roman" w:hAnsi="Times New Roman" w:cs="Times New Roman"/>
+                <w:sz w:val="22"/>
+                <w:szCs w:val="22"/>
+                <w:lang w:val="en-ID"/>
+              </w:rPr>
+              <w:t>rek.tambahSaldo</w:t>
+            </w:r>
+            <w:proofErr w:type="gramEnd"/>
+            <w:r>
+              <w:rPr>
+                <w:rFonts w:ascii="Times New Roman" w:hAnsi="Times New Roman" w:cs="Times New Roman"/>
+                <w:sz w:val="22"/>
+                <w:szCs w:val="22"/>
+                <w:lang w:val="en-ID"/>
+              </w:rPr>
+              <w:t>(20000000);</w:t>
+            </w:r>
+          </w:p>
+          <w:p>
+            <w:pPr>
+              <w:rPr>
+                <w:rFonts w:ascii="Times New Roman" w:hAnsi="Times New Roman" w:cs="Times New Roman"/>
+                <w:sz w:val="22"/>
+                <w:szCs w:val="22"/>
+                <w:lang w:val="en-ID"/>
+              </w:rPr>
+            </w:pPr>
+            <w:r>
+              <w:rPr>
+                <w:rFonts w:ascii="Times New Roman" w:hAnsi="Times New Roman" w:cs="Times New Roman"/>
+                <w:sz w:val="22"/>
+                <w:szCs w:val="22"/>
+                <w:lang w:val="en-ID"/>
+              </w:rPr>
+              <w:t xml:space="preserve">        </w:t>
+            </w:r>
+            <w:proofErr w:type="gramStart"/>
+            <w:r>
+              <w:rPr>
+                <w:rFonts w:ascii="Times New Roman" w:hAnsi="Times New Roman" w:cs="Times New Roman"/>
+                <w:sz w:val="22"/>
+                <w:szCs w:val="22"/>
+                <w:lang w:val="en-ID"/>
+              </w:rPr>
+              <w:t>rek.tampilkanSaldo</w:t>
+            </w:r>
+            <w:proofErr w:type="gramEnd"/>
+            <w:r>
+              <w:rPr>
+                <w:rFonts w:ascii="Times New Roman" w:hAnsi="Times New Roman" w:cs="Times New Roman"/>
+                <w:sz w:val="22"/>
+                <w:szCs w:val="22"/>
+                <w:lang w:val="en-ID"/>
+              </w:rPr>
+              <w:t>();</w:t>
+            </w:r>
+          </w:p>
+          <w:p>
+            <w:pPr>
+              <w:rPr>
+                <w:rFonts w:ascii="Times New Roman" w:hAnsi="Times New Roman" w:cs="Times New Roman"/>
+                <w:sz w:val="22"/>
+                <w:szCs w:val="22"/>
+                <w:lang w:val="en-ID"/>
+              </w:rPr>
+            </w:pPr>
+            <w:r>
+              <w:rPr>
+                <w:rFonts w:ascii="Times New Roman" w:hAnsi="Times New Roman" w:cs="Times New Roman"/>
+                <w:sz w:val="22"/>
+                <w:szCs w:val="22"/>
+                <w:lang w:val="en-ID"/>
+              </w:rPr>
+              <w:t xml:space="preserve">    }</w:t>
+            </w:r>
+          </w:p>
+          <w:p>
+            <w:pPr>
+              <w:rPr>
+                <w:rFonts w:ascii="Times New Roman" w:hAnsi="Times New Roman" w:cs="Times New Roman"/>
+                <w:sz w:val="22"/>
+                <w:szCs w:val="22"/>
+                <w:lang w:val="en-ID"/>
+              </w:rPr>
+            </w:pPr>
+            <w:r>
+              <w:rPr>
+                <w:rFonts w:ascii="Times New Roman" w:hAnsi="Times New Roman" w:cs="Times New Roman"/>
+                <w:sz w:val="22"/>
+                <w:szCs w:val="22"/>
+                <w:lang w:val="en-ID"/>
+              </w:rPr>
+              <w:t>}</w:t>
+            </w:r>
+          </w:p>
+        </w:tc>
+      </w:tr>
+    </w:tbl>
+    <w:p>
+      <w:pPr>
+        <w:pStyle w:val="ListParagraph"/>
+        <w:ind w:left="1134"/>
+        <w:rPr>
+          <w:rFonts w:ascii="Times New Roman" w:hAnsi="Times New Roman" w:cs="Times New Roman"/>
+          <w:lang w:val="en-ID"/>
+        </w:rPr>
+      </w:pPr>
+    </w:p>
+    <w:p>
+      <w:pPr>
+        <w:pStyle w:val="ListParagraph"/>
+        <w:ind w:left="1134"/>
+        <w:rPr>
+          <w:rFonts w:ascii="Times New Roman" w:hAnsi="Times New Roman" w:cs="Times New Roman"/>
+          <w:lang w:val="en-ID"/>
+        </w:rPr>
+      </w:pPr>
+      <w:proofErr w:type="gramStart"/>
+      <w:r>
+        <w:rPr>
+          <w:rFonts w:ascii="Times New Roman" w:hAnsi="Times New Roman" w:cs="Times New Roman"/>
+          <w:lang w:val="en-ID"/>
+        </w:rPr>
+        <w:t>Output :</w:t>
+      </w:r>
+      <w:proofErr w:type="gramEnd"/>
+    </w:p>
+    <w:p>
+      <w:pPr>
+        <w:pStyle w:val="ListParagraph"/>
+        <w:ind w:left="1134"/>
+        <w:rPr>
+          <w:rFonts w:ascii="Times New Roman" w:hAnsi="Times New Roman" w:cs="Times New Roman"/>
+          <w:lang w:val="en-ID"/>
+        </w:rPr>
+      </w:pPr>
+      <w:r>
+        <w:rPr>
+          <w:rFonts w:ascii="Times New Roman" w:hAnsi="Times New Roman" w:cs="Times New Roman"/>
+          <w:lang w:val="en-ID"/>
+        </w:rPr>
+        <w:drawing>
+          <wp:inline distT="0" distB="0" distL="0" distR="0" wp14:anchorId="2A0124DE" wp14:editId="08F01E69">
+            <wp:extent cx="5223933" cy="531323"/>
+            <wp:effectExtent l="0" t="0" r="0" b="2540"/>
+            <wp:docPr id="781800161" name="Picture 1"/>
+            <wp:cNvGraphicFramePr>
+              <a:graphicFrameLocks xmlns:a="http://schemas.openxmlformats.org/drawingml/2006/main" noChangeAspect="1"/>
+            </wp:cNvGraphicFramePr>
+            <a:graphic xmlns:a="http://schemas.openxmlformats.org/drawingml/2006/main">
+              <a:graphicData uri="http://schemas.openxmlformats.org/drawingml/2006/picture">
+                <pic:pic xmlns:pic="http://schemas.openxmlformats.org/drawingml/2006/picture">
+                  <pic:nvPicPr>
+                    <pic:cNvPr id="1033725571" name=""/>
+                    <pic:cNvPicPr/>
+                  </pic:nvPicPr>
+                  <pic:blipFill>
+                    <a:blip r:embed="rId8"/>
+                    <a:stretch>
+                      <a:fillRect/>
+                    </a:stretch>
+                  </pic:blipFill>
+                  <pic:spPr>
+                    <a:xfrm>
+                      <a:off x="0" y="0"/>
+                      <a:ext cx="5277751" cy="536797"/>
+                    </a:xfrm>
+                    <a:prstGeom prst="rect">
+                      <a:avLst/>
+                    </a:prstGeom>
+                  </pic:spPr>
+                </pic:pic>
+              </a:graphicData>
+            </a:graphic>
+          </wp:inline>
+        </w:drawing>
+      </w:r>
+    </w:p>
+    <w:p>
+      <w:pPr>
+        <w:pStyle w:val="ListParagraph"/>
+        <w:ind w:left="1134"/>
+        <w:rPr>
+          <w:rFonts w:ascii="Times New Roman" w:hAnsi="Times New Roman" w:cs="Times New Roman"/>
+          <w:lang w:val="en-ID"/>
+        </w:rPr>
+      </w:pPr>
+    </w:p>
+    <w:p>
+      <w:pPr>
+        <w:pStyle w:val="ListParagraph"/>
+        <w:numPr>
+          <w:ilvl w:val="0"/>
+          <w:numId w:val="2"/>
+        </w:numPr>
+        <w:ind w:left="1134"/>
+        <w:rPr>
+          <w:rFonts w:ascii="Times New Roman" w:hAnsi="Times New Roman" w:cs="Times New Roman"/>
+          <w:lang w:val="en-ID"/>
+        </w:rPr>
+      </w:pPr>
+      <w:r>
+        <w:rPr>
+          <w:rFonts w:ascii="Times New Roman" w:hAnsi="Times New Roman" w:cs="Times New Roman"/>
+          <w:lang w:val="en-ID"/>
+        </w:rPr>
+        <w:t>Pass by Value &amp; Pass by Reference</w:t>
+      </w:r>
+    </w:p>
+    <w:p>
+      <w:pPr>
+        <w:pStyle w:val="ListParagraph"/>
+        <w:numPr>
+          <w:ilvl w:val="0"/>
+          <w:numId w:val="5"/>
+        </w:numPr>
+        <w:rPr>
+          <w:rFonts w:ascii="Times New Roman" w:hAnsi="Times New Roman" w:cs="Times New Roman"/>
+          <w:lang w:val="en-ID"/>
+        </w:rPr>
+      </w:pPr>
+      <w:r>
+        <w:rPr>
+          <w:rFonts w:ascii="Times New Roman" w:hAnsi="Times New Roman" w:cs="Times New Roman"/>
+          <w:lang w:val="en-ID"/>
+        </w:rPr>
+        <w:t>TestPass.java</w:t>
+      </w:r>
+    </w:p>
+    <w:tbl>
+      <w:tblPr>
+        <w:tblStyle w:val="TableGrid"/>
+        <w:tblW w:w="0" w:type="auto"/>
+        <w:tblInd w:w="1134" w:type="dxa"/>
+        <w:tblLook w:val="04A0" w:firstRow="1" w:lastRow="0" w:firstColumn="1" w:lastColumn="0" w:noHBand="0" w:noVBand="1"/>
+      </w:tblPr>
+      <w:tblGrid>
+        <w:gridCol w:w="8216"/>
+      </w:tblGrid>
+      <w:tr>
+        <w:tc>
+          <w:tcPr>
+            <w:tcW w:w="8216" w:type="dxa"/>
+          </w:tcPr>
+          <w:p>
+            <w:pPr>
+              <w:rPr>
+                <w:rFonts w:ascii="Times New Roman" w:hAnsi="Times New Roman" w:cs="Times New Roman"/>
+                <w:sz w:val="22"/>
+                <w:szCs w:val="22"/>
+                <w:lang w:val="en-ID"/>
+              </w:rPr>
+            </w:pPr>
+            <w:r>
+              <w:rPr>
+                <w:rFonts w:ascii="Times New Roman" w:hAnsi="Times New Roman" w:cs="Times New Roman"/>
+                <w:sz w:val="22"/>
+                <w:szCs w:val="22"/>
+                <w:lang w:val="en-ID"/>
+              </w:rPr>
+              <w:t>public class TestPass {</w:t>
+            </w:r>
+          </w:p>
+          <w:p>
+            <w:pPr>
+              <w:rPr>
+                <w:rFonts w:ascii="Times New Roman" w:hAnsi="Times New Roman" w:cs="Times New Roman"/>
+                <w:sz w:val="22"/>
+                <w:szCs w:val="22"/>
+                <w:lang w:val="en-ID"/>
+              </w:rPr>
+            </w:pPr>
+            <w:r>
+              <w:rPr>
+                <w:rFonts w:ascii="Times New Roman" w:hAnsi="Times New Roman" w:cs="Times New Roman"/>
+                <w:sz w:val="22"/>
+                <w:szCs w:val="22"/>
+                <w:lang w:val="en-ID"/>
+              </w:rPr>
+              <w:t xml:space="preserve">    int i, j;</w:t>
+            </w:r>
+          </w:p>
+          <w:p>
+            <w:pPr>
+              <w:rPr>
+                <w:rFonts w:ascii="Times New Roman" w:hAnsi="Times New Roman" w:cs="Times New Roman"/>
+                <w:sz w:val="22"/>
+                <w:szCs w:val="22"/>
+                <w:lang w:val="en-ID"/>
+              </w:rPr>
+            </w:pPr>
+          </w:p>
+          <w:p>
+            <w:pPr>
+              <w:rPr>
+                <w:rFonts w:ascii="Times New Roman" w:hAnsi="Times New Roman" w:cs="Times New Roman"/>
+                <w:sz w:val="22"/>
+                <w:szCs w:val="22"/>
+                <w:lang w:val="en-ID"/>
+              </w:rPr>
+            </w:pPr>
+            <w:r>
+              <w:rPr>
+                <w:rFonts w:ascii="Times New Roman" w:hAnsi="Times New Roman" w:cs="Times New Roman"/>
+                <w:sz w:val="22"/>
+                <w:szCs w:val="22"/>
+                <w:lang w:val="en-ID"/>
+              </w:rPr>
+              <w:t xml:space="preserve">    </w:t>
+            </w:r>
+            <w:proofErr w:type="gramStart"/>
+            <w:r>
+              <w:rPr>
+                <w:rFonts w:ascii="Times New Roman" w:hAnsi="Times New Roman" w:cs="Times New Roman"/>
+                <w:sz w:val="22"/>
+                <w:szCs w:val="22"/>
+                <w:lang w:val="en-ID"/>
+              </w:rPr>
+              <w:t>TestPass(</w:t>
+            </w:r>
+            <w:proofErr w:type="gramEnd"/>
+            <w:r>
+              <w:rPr>
+                <w:rFonts w:ascii="Times New Roman" w:hAnsi="Times New Roman" w:cs="Times New Roman"/>
+                <w:sz w:val="22"/>
+                <w:szCs w:val="22"/>
+                <w:lang w:val="en-ID"/>
+              </w:rPr>
+              <w:t>int a, int b) {</w:t>
+            </w:r>
+          </w:p>
+          <w:p>
+            <w:pPr>
+              <w:rPr>
+                <w:rFonts w:ascii="Times New Roman" w:hAnsi="Times New Roman" w:cs="Times New Roman"/>
+                <w:sz w:val="22"/>
+                <w:szCs w:val="22"/>
+                <w:lang w:val="en-ID"/>
+              </w:rPr>
+            </w:pPr>
+            <w:r>
+              <w:rPr>
+                <w:rFonts w:ascii="Times New Roman" w:hAnsi="Times New Roman" w:cs="Times New Roman"/>
+                <w:sz w:val="22"/>
+                <w:szCs w:val="22"/>
+                <w:lang w:val="en-ID"/>
+              </w:rPr>
+              <w:t xml:space="preserve">        i = a;</w:t>
+            </w:r>
+          </w:p>
+          <w:p>
+            <w:pPr>
+              <w:rPr>
+                <w:rFonts w:ascii="Times New Roman" w:hAnsi="Times New Roman" w:cs="Times New Roman"/>
+                <w:sz w:val="22"/>
+                <w:szCs w:val="22"/>
+                <w:lang w:val="en-ID"/>
+              </w:rPr>
+            </w:pPr>
+            <w:r>
+              <w:rPr>
+                <w:rFonts w:ascii="Times New Roman" w:hAnsi="Times New Roman" w:cs="Times New Roman"/>
+                <w:sz w:val="22"/>
+                <w:szCs w:val="22"/>
+                <w:lang w:val="en-ID"/>
+              </w:rPr>
+              <w:t xml:space="preserve">        j = b;</w:t>
+            </w:r>
+          </w:p>
+          <w:p>
+            <w:pPr>
+              <w:rPr>
+                <w:rFonts w:ascii="Times New Roman" w:hAnsi="Times New Roman" w:cs="Times New Roman"/>
+                <w:sz w:val="22"/>
+                <w:szCs w:val="22"/>
+                <w:lang w:val="en-ID"/>
+              </w:rPr>
+            </w:pPr>
+            <w:r>
+              <w:rPr>
+                <w:rFonts w:ascii="Times New Roman" w:hAnsi="Times New Roman" w:cs="Times New Roman"/>
+                <w:sz w:val="22"/>
+                <w:szCs w:val="22"/>
+                <w:lang w:val="en-ID"/>
+              </w:rPr>
+              <w:t xml:space="preserve">    }</w:t>
+            </w:r>
+          </w:p>
+          <w:p>
+            <w:pPr>
+              <w:rPr>
+                <w:rFonts w:ascii="Times New Roman" w:hAnsi="Times New Roman" w:cs="Times New Roman"/>
+                <w:sz w:val="22"/>
+                <w:szCs w:val="22"/>
+                <w:lang w:val="en-ID"/>
+              </w:rPr>
+            </w:pPr>
+          </w:p>
+          <w:p>
+            <w:pPr>
+              <w:rPr>
+                <w:rFonts w:ascii="Times New Roman" w:hAnsi="Times New Roman" w:cs="Times New Roman"/>
+                <w:sz w:val="22"/>
+                <w:szCs w:val="22"/>
+                <w:lang w:val="en-ID"/>
+              </w:rPr>
+            </w:pPr>
+            <w:r>
+              <w:rPr>
+                <w:rFonts w:ascii="Times New Roman" w:hAnsi="Times New Roman" w:cs="Times New Roman"/>
+                <w:sz w:val="22"/>
+                <w:szCs w:val="22"/>
+                <w:lang w:val="en-ID"/>
+              </w:rPr>
+              <w:t xml:space="preserve">    void </w:t>
+            </w:r>
+            <w:proofErr w:type="gramStart"/>
+            <w:r>
+              <w:rPr>
+                <w:rFonts w:ascii="Times New Roman" w:hAnsi="Times New Roman" w:cs="Times New Roman"/>
+                <w:sz w:val="22"/>
+                <w:szCs w:val="22"/>
+                <w:lang w:val="en-ID"/>
+              </w:rPr>
+              <w:t>calculate(</w:t>
+            </w:r>
+            <w:proofErr w:type="gramEnd"/>
+            <w:r>
+              <w:rPr>
+                <w:rFonts w:ascii="Times New Roman" w:hAnsi="Times New Roman" w:cs="Times New Roman"/>
+                <w:sz w:val="22"/>
+                <w:szCs w:val="22"/>
+                <w:lang w:val="en-ID"/>
+              </w:rPr>
+              <w:t>int m, int n) {</w:t>
+            </w:r>
+          </w:p>
+          <w:p>
+            <w:pPr>
+              <w:rPr>
+                <w:rFonts w:ascii="Times New Roman" w:hAnsi="Times New Roman" w:cs="Times New Roman"/>
+                <w:sz w:val="22"/>
+                <w:szCs w:val="22"/>
+                <w:lang w:val="en-ID"/>
+              </w:rPr>
+            </w:pPr>
+            <w:r>
+              <w:rPr>
+                <w:rFonts w:ascii="Times New Roman" w:hAnsi="Times New Roman" w:cs="Times New Roman"/>
+                <w:sz w:val="22"/>
+                <w:szCs w:val="22"/>
+                <w:lang w:val="en-ID"/>
+              </w:rPr>
+              <w:t xml:space="preserve">        m = m * 10;</w:t>
+            </w:r>
+          </w:p>
+          <w:p>
+            <w:pPr>
+              <w:rPr>
+                <w:rFonts w:ascii="Times New Roman" w:hAnsi="Times New Roman" w:cs="Times New Roman"/>
+                <w:sz w:val="22"/>
+                <w:szCs w:val="22"/>
+                <w:lang w:val="en-ID"/>
+              </w:rPr>
+            </w:pPr>
+            <w:r>
+              <w:rPr>
+                <w:rFonts w:ascii="Times New Roman" w:hAnsi="Times New Roman" w:cs="Times New Roman"/>
+                <w:sz w:val="22"/>
+                <w:szCs w:val="22"/>
+                <w:lang w:val="en-ID"/>
+              </w:rPr>
+              <w:t xml:space="preserve">        n = n / 2;</w:t>
+            </w:r>
+          </w:p>
+          <w:p>
+            <w:pPr>
+              <w:rPr>
+                <w:rFonts w:ascii="Times New Roman" w:hAnsi="Times New Roman" w:cs="Times New Roman"/>
+                <w:sz w:val="22"/>
+                <w:szCs w:val="22"/>
+                <w:lang w:val="en-ID"/>
+              </w:rPr>
+            </w:pPr>
+            <w:r>
+              <w:rPr>
+                <w:rFonts w:ascii="Times New Roman" w:hAnsi="Times New Roman" w:cs="Times New Roman"/>
+                <w:sz w:val="22"/>
+                <w:szCs w:val="22"/>
+                <w:lang w:val="en-ID"/>
+              </w:rPr>
+              <w:t xml:space="preserve">    }</w:t>
+            </w:r>
+          </w:p>
+          <w:p>
+            <w:pPr>
+              <w:rPr>
+                <w:rFonts w:ascii="Times New Roman" w:hAnsi="Times New Roman" w:cs="Times New Roman"/>
+                <w:sz w:val="22"/>
+                <w:szCs w:val="22"/>
+                <w:lang w:val="en-ID"/>
+              </w:rPr>
+            </w:pPr>
+          </w:p>
+          <w:p>
+            <w:pPr>
+              <w:rPr>
+                <w:rFonts w:ascii="Times New Roman" w:hAnsi="Times New Roman" w:cs="Times New Roman"/>
+                <w:sz w:val="22"/>
+                <w:szCs w:val="22"/>
+                <w:lang w:val="en-ID"/>
+              </w:rPr>
+            </w:pPr>
+            <w:r>
+              <w:rPr>
+                <w:rFonts w:ascii="Times New Roman" w:hAnsi="Times New Roman" w:cs="Times New Roman"/>
+                <w:sz w:val="22"/>
+                <w:szCs w:val="22"/>
+                <w:lang w:val="en-ID"/>
+              </w:rPr>
+              <w:t xml:space="preserve">    void </w:t>
+            </w:r>
+            <w:proofErr w:type="gramStart"/>
+            <w:r>
+              <w:rPr>
+                <w:rFonts w:ascii="Times New Roman" w:hAnsi="Times New Roman" w:cs="Times New Roman"/>
+                <w:sz w:val="22"/>
+                <w:szCs w:val="22"/>
+                <w:lang w:val="en-ID"/>
+              </w:rPr>
+              <w:t>calculate(</w:t>
+            </w:r>
+            <w:proofErr w:type="gramEnd"/>
+            <w:r>
+              <w:rPr>
+                <w:rFonts w:ascii="Times New Roman" w:hAnsi="Times New Roman" w:cs="Times New Roman"/>
+                <w:sz w:val="22"/>
+                <w:szCs w:val="22"/>
+                <w:lang w:val="en-ID"/>
+              </w:rPr>
+              <w:t>TestPass e) {</w:t>
+            </w:r>
+          </w:p>
+          <w:p>
+            <w:pPr>
+              <w:rPr>
+                <w:rFonts w:ascii="Times New Roman" w:hAnsi="Times New Roman" w:cs="Times New Roman"/>
+                <w:sz w:val="22"/>
+                <w:szCs w:val="22"/>
+                <w:lang w:val="en-ID"/>
+              </w:rPr>
+            </w:pPr>
+            <w:r>
+              <w:rPr>
+                <w:rFonts w:ascii="Times New Roman" w:hAnsi="Times New Roman" w:cs="Times New Roman"/>
+                <w:sz w:val="22"/>
+                <w:szCs w:val="22"/>
+                <w:lang w:val="en-ID"/>
+              </w:rPr>
+              <w:t xml:space="preserve">        e.i = e.i * 10;</w:t>
+            </w:r>
+          </w:p>
+          <w:p>
+            <w:pPr>
+              <w:rPr>
+                <w:rFonts w:ascii="Times New Roman" w:hAnsi="Times New Roman" w:cs="Times New Roman"/>
+                <w:sz w:val="22"/>
+                <w:szCs w:val="22"/>
+                <w:lang w:val="en-ID"/>
+              </w:rPr>
+            </w:pPr>
+            <w:r>
+              <w:rPr>
+                <w:rFonts w:ascii="Times New Roman" w:hAnsi="Times New Roman" w:cs="Times New Roman"/>
+                <w:sz w:val="22"/>
+                <w:szCs w:val="22"/>
+                <w:lang w:val="en-ID"/>
+              </w:rPr>
+              <w:t xml:space="preserve">        e.j = e.j / 2;</w:t>
+            </w:r>
+          </w:p>
+          <w:p>
+            <w:pPr>
+              <w:rPr>
+                <w:rFonts w:ascii="Times New Roman" w:hAnsi="Times New Roman" w:cs="Times New Roman"/>
+                <w:sz w:val="22"/>
+                <w:szCs w:val="22"/>
+                <w:lang w:val="en-ID"/>
+              </w:rPr>
+            </w:pPr>
+            <w:r>
+              <w:rPr>
+                <w:rFonts w:ascii="Times New Roman" w:hAnsi="Times New Roman" w:cs="Times New Roman"/>
+                <w:sz w:val="22"/>
+                <w:szCs w:val="22"/>
+                <w:lang w:val="en-ID"/>
+              </w:rPr>
+              <w:t xml:space="preserve">    }</w:t>
+            </w:r>
+          </w:p>
+          <w:p>
+            <w:pPr>
+              <w:rPr>
+                <w:rFonts w:ascii="Times New Roman" w:hAnsi="Times New Roman" w:cs="Times New Roman"/>
+                <w:sz w:val="22"/>
+                <w:szCs w:val="22"/>
+                <w:lang w:val="en-ID"/>
+              </w:rPr>
+            </w:pPr>
+            <w:r>
+              <w:rPr>
+                <w:rFonts w:ascii="Times New Roman" w:hAnsi="Times New Roman" w:cs="Times New Roman"/>
+                <w:sz w:val="22"/>
+                <w:szCs w:val="22"/>
+                <w:lang w:val="en-ID"/>
+              </w:rPr>
+              <w:t>}</w:t>
+            </w:r>
+          </w:p>
+        </w:tc>
+      </w:tr>
+    </w:tbl>
+    <w:p>
+      <w:pPr>
+        <w:pStyle w:val="ListParagraph"/>
+        <w:numPr>
+          <w:ilvl w:val="0"/>
+          <w:numId w:val="5"/>
+        </w:numPr>
+        <w:rPr>
+          <w:rFonts w:ascii="Times New Roman" w:hAnsi="Times New Roman" w:cs="Times New Roman"/>
+          <w:lang w:val="en-ID"/>
+        </w:rPr>
+      </w:pPr>
+      <w:r>
+        <w:rPr>
+          <w:rFonts w:ascii="Times New Roman" w:hAnsi="Times New Roman" w:cs="Times New Roman"/>
+          <w:lang w:val="en-ID"/>
+        </w:rPr>
+        <w:t>PassedByValue</w:t>
+      </w:r>
+      <w:r>
+        <w:rPr>
+          <w:rFonts w:ascii="Times New Roman" w:hAnsi="Times New Roman" w:cs="Times New Roman"/>
+          <w:lang w:val="en-ID"/>
+        </w:rPr>
+        <w:t>.java</w:t>
+      </w:r>
+    </w:p>
+    <w:tbl>
+      <w:tblPr>
+        <w:tblStyle w:val="TableGrid"/>
+        <w:tblW w:w="0" w:type="auto"/>
+        <w:tblInd w:w="1134" w:type="dxa"/>
+        <w:tblLook w:val="04A0" w:firstRow="1" w:lastRow="0" w:firstColumn="1" w:lastColumn="0" w:noHBand="0" w:noVBand="1"/>
+      </w:tblPr>
+      <w:tblGrid>
+        <w:gridCol w:w="8216"/>
+      </w:tblGrid>
+      <w:tr>
+        <w:tc>
+          <w:tcPr>
+            <w:tcW w:w="9350" w:type="dxa"/>
+          </w:tcPr>
+          <w:p>
+            <w:pPr>
+              <w:rPr>
+                <w:rFonts w:ascii="Times New Roman" w:hAnsi="Times New Roman" w:cs="Times New Roman"/>
+                <w:sz w:val="22"/>
+                <w:szCs w:val="22"/>
+                <w:lang w:val="en-ID"/>
+              </w:rPr>
+            </w:pPr>
+            <w:r>
+              <w:rPr>
+                <w:rFonts w:ascii="Times New Roman" w:hAnsi="Times New Roman" w:cs="Times New Roman"/>
+                <w:sz w:val="22"/>
+                <w:szCs w:val="22"/>
+                <w:lang w:val="en-ID"/>
+              </w:rPr>
+              <w:t>public class PassedByValue {</w:t>
+            </w:r>
+          </w:p>
+          <w:p>
+            <w:pPr>
+              <w:rPr>
+                <w:rFonts w:ascii="Times New Roman" w:hAnsi="Times New Roman" w:cs="Times New Roman"/>
+                <w:sz w:val="22"/>
+                <w:szCs w:val="22"/>
+                <w:lang w:val="en-ID"/>
+              </w:rPr>
+            </w:pPr>
+            <w:r>
+              <w:rPr>
+                <w:rFonts w:ascii="Times New Roman" w:hAnsi="Times New Roman" w:cs="Times New Roman"/>
+                <w:sz w:val="22"/>
+                <w:szCs w:val="22"/>
+                <w:lang w:val="en-ID"/>
+              </w:rPr>
+              <w:t xml:space="preserve">    public static void </w:t>
+            </w:r>
+            <w:proofErr w:type="gramStart"/>
+            <w:r>
+              <w:rPr>
+                <w:rFonts w:ascii="Times New Roman" w:hAnsi="Times New Roman" w:cs="Times New Roman"/>
+                <w:sz w:val="22"/>
+                <w:szCs w:val="22"/>
+                <w:lang w:val="en-ID"/>
+              </w:rPr>
+              <w:t>main(String[</w:t>
+            </w:r>
+            <w:proofErr w:type="gramEnd"/>
+            <w:r>
+              <w:rPr>
+                <w:rFonts w:ascii="Times New Roman" w:hAnsi="Times New Roman" w:cs="Times New Roman"/>
+                <w:sz w:val="22"/>
+                <w:szCs w:val="22"/>
+                <w:lang w:val="en-ID"/>
+              </w:rPr>
+              <w:t>] args) {</w:t>
+            </w:r>
+          </w:p>
+          <w:p>
+            <w:pPr>
+              <w:rPr>
+                <w:rFonts w:ascii="Times New Roman" w:hAnsi="Times New Roman" w:cs="Times New Roman"/>
+                <w:sz w:val="22"/>
+                <w:szCs w:val="22"/>
+                <w:lang w:val="en-ID"/>
+              </w:rPr>
+            </w:pPr>
+            <w:r>
+              <w:rPr>
+                <w:rFonts w:ascii="Times New Roman" w:hAnsi="Times New Roman" w:cs="Times New Roman"/>
+                <w:sz w:val="22"/>
+                <w:szCs w:val="22"/>
+                <w:lang w:val="en-ID"/>
+              </w:rPr>
+              <w:t xml:space="preserve">        int x, y;</w:t>
+            </w:r>
+          </w:p>
+          <w:p>
+            <w:pPr>
+              <w:rPr>
+                <w:rFonts w:ascii="Times New Roman" w:hAnsi="Times New Roman" w:cs="Times New Roman"/>
+                <w:sz w:val="22"/>
+                <w:szCs w:val="22"/>
+                <w:lang w:val="en-ID"/>
+              </w:rPr>
+            </w:pPr>
+            <w:r>
+              <w:rPr>
+                <w:rFonts w:ascii="Times New Roman" w:hAnsi="Times New Roman" w:cs="Times New Roman"/>
+                <w:sz w:val="22"/>
+                <w:szCs w:val="22"/>
+                <w:lang w:val="en-ID"/>
+              </w:rPr>
+              <w:t xml:space="preserve">        TestPass z;</w:t>
+            </w:r>
+          </w:p>
+          <w:p>
+            <w:pPr>
+              <w:rPr>
+                <w:rFonts w:ascii="Times New Roman" w:hAnsi="Times New Roman" w:cs="Times New Roman"/>
+                <w:sz w:val="22"/>
+                <w:szCs w:val="22"/>
+                <w:lang w:val="en-ID"/>
+              </w:rPr>
+            </w:pPr>
+          </w:p>
+          <w:p>
+            <w:pPr>
+              <w:rPr>
+                <w:rFonts w:ascii="Times New Roman" w:hAnsi="Times New Roman" w:cs="Times New Roman"/>
+                <w:sz w:val="22"/>
+                <w:szCs w:val="22"/>
+                <w:lang w:val="en-ID"/>
+              </w:rPr>
+            </w:pPr>
+            <w:r>
+              <w:rPr>
+                <w:rFonts w:ascii="Times New Roman" w:hAnsi="Times New Roman" w:cs="Times New Roman"/>
+                <w:sz w:val="22"/>
+                <w:szCs w:val="22"/>
+                <w:lang w:val="en-ID"/>
+              </w:rPr>
+              <w:t xml:space="preserve">        z = new </w:t>
+            </w:r>
+            <w:proofErr w:type="gramStart"/>
+            <w:r>
+              <w:rPr>
+                <w:rFonts w:ascii="Times New Roman" w:hAnsi="Times New Roman" w:cs="Times New Roman"/>
+                <w:sz w:val="22"/>
+                <w:szCs w:val="22"/>
+                <w:lang w:val="en-ID"/>
+              </w:rPr>
+              <w:t>TestPass(</w:t>
+            </w:r>
+            <w:proofErr w:type="gramEnd"/>
+            <w:r>
+              <w:rPr>
+                <w:rFonts w:ascii="Times New Roman" w:hAnsi="Times New Roman" w:cs="Times New Roman"/>
+                <w:sz w:val="22"/>
+                <w:szCs w:val="22"/>
+                <w:lang w:val="en-ID"/>
+              </w:rPr>
+              <w:t>50, 100);</w:t>
+            </w:r>
+          </w:p>
+          <w:p>
+            <w:pPr>
+              <w:rPr>
+                <w:rFonts w:ascii="Times New Roman" w:hAnsi="Times New Roman" w:cs="Times New Roman"/>
+                <w:sz w:val="22"/>
+                <w:szCs w:val="22"/>
+                <w:lang w:val="en-ID"/>
+              </w:rPr>
+            </w:pPr>
+          </w:p>
+          <w:p>
+            <w:pPr>
+              <w:rPr>
+                <w:rFonts w:ascii="Times New Roman" w:hAnsi="Times New Roman" w:cs="Times New Roman"/>
+                <w:sz w:val="22"/>
+                <w:szCs w:val="22"/>
+                <w:lang w:val="en-ID"/>
+              </w:rPr>
+            </w:pPr>
+            <w:r>
+              <w:rPr>
+                <w:rFonts w:ascii="Times New Roman" w:hAnsi="Times New Roman" w:cs="Times New Roman"/>
+                <w:sz w:val="22"/>
+                <w:szCs w:val="22"/>
+                <w:lang w:val="en-ID"/>
+              </w:rPr>
+              <w:t xml:space="preserve">        x = 10;</w:t>
+            </w:r>
+          </w:p>
+          <w:p>
+            <w:pPr>
+              <w:rPr>
+                <w:rFonts w:ascii="Times New Roman" w:hAnsi="Times New Roman" w:cs="Times New Roman"/>
+                <w:sz w:val="22"/>
+                <w:szCs w:val="22"/>
+                <w:lang w:val="en-ID"/>
+              </w:rPr>
+            </w:pPr>
+            <w:r>
+              <w:rPr>
+                <w:rFonts w:ascii="Times New Roman" w:hAnsi="Times New Roman" w:cs="Times New Roman"/>
+                <w:sz w:val="22"/>
+                <w:szCs w:val="22"/>
+                <w:lang w:val="en-ID"/>
+              </w:rPr>
+              <w:t xml:space="preserve">        y = 20;</w:t>
+            </w:r>
+          </w:p>
+          <w:p>
+            <w:pPr>
+              <w:rPr>
+                <w:rFonts w:ascii="Times New Roman" w:hAnsi="Times New Roman" w:cs="Times New Roman"/>
+                <w:sz w:val="22"/>
+                <w:szCs w:val="22"/>
+                <w:lang w:val="en-ID"/>
+              </w:rPr>
+            </w:pPr>
+          </w:p>
+          <w:p>
+            <w:pPr>
+              <w:rPr>
+                <w:rFonts w:ascii="Times New Roman" w:hAnsi="Times New Roman" w:cs="Times New Roman"/>
+                <w:sz w:val="22"/>
+                <w:szCs w:val="22"/>
+                <w:lang w:val="en-ID"/>
+              </w:rPr>
+            </w:pPr>
+            <w:r>
+              <w:rPr>
+                <w:rFonts w:ascii="Times New Roman" w:hAnsi="Times New Roman" w:cs="Times New Roman"/>
+                <w:sz w:val="22"/>
+                <w:szCs w:val="22"/>
+                <w:lang w:val="en-ID"/>
+              </w:rPr>
+              <w:t xml:space="preserve">        System.out.println("Nilai sebelum passed by </w:t>
+            </w:r>
+            <w:proofErr w:type="gramStart"/>
+            <w:r>
+              <w:rPr>
+                <w:rFonts w:ascii="Times New Roman" w:hAnsi="Times New Roman" w:cs="Times New Roman"/>
+                <w:sz w:val="22"/>
+                <w:szCs w:val="22"/>
+                <w:lang w:val="en-ID"/>
+              </w:rPr>
+              <w:t>value :</w:t>
+            </w:r>
+            <w:proofErr w:type="gramEnd"/>
+            <w:r>
+              <w:rPr>
+                <w:rFonts w:ascii="Times New Roman" w:hAnsi="Times New Roman" w:cs="Times New Roman"/>
+                <w:sz w:val="22"/>
+                <w:szCs w:val="22"/>
+                <w:lang w:val="en-ID"/>
+              </w:rPr>
+              <w:t xml:space="preserve"> ");</w:t>
+            </w:r>
+          </w:p>
+          <w:p>
+            <w:pPr>
+              <w:rPr>
+                <w:rFonts w:ascii="Times New Roman" w:hAnsi="Times New Roman" w:cs="Times New Roman"/>
+                <w:sz w:val="22"/>
+                <w:szCs w:val="22"/>
+                <w:lang w:val="en-ID"/>
+              </w:rPr>
+            </w:pPr>
+            <w:r>
+              <w:rPr>
+                <w:rFonts w:ascii="Times New Roman" w:hAnsi="Times New Roman" w:cs="Times New Roman"/>
+                <w:sz w:val="22"/>
+                <w:szCs w:val="22"/>
+                <w:lang w:val="en-ID"/>
+              </w:rPr>
+              <w:t xml:space="preserve">        System.out.println("x = " + x);</w:t>
+            </w:r>
+          </w:p>
+          <w:p>
+            <w:pPr>
+              <w:rPr>
+                <w:rFonts w:ascii="Times New Roman" w:hAnsi="Times New Roman" w:cs="Times New Roman"/>
+                <w:sz w:val="22"/>
+                <w:szCs w:val="22"/>
+                <w:lang w:val="en-ID"/>
+              </w:rPr>
+            </w:pPr>
+            <w:r>
+              <w:rPr>
+                <w:rFonts w:ascii="Times New Roman" w:hAnsi="Times New Roman" w:cs="Times New Roman"/>
+                <w:sz w:val="22"/>
+                <w:szCs w:val="22"/>
+                <w:lang w:val="en-ID"/>
+              </w:rPr>
+              <w:t xml:space="preserve">        System.out.println("y = " + y);</w:t>
+            </w:r>
+          </w:p>
+          <w:p>
+            <w:pPr>
+              <w:rPr>
+                <w:rFonts w:ascii="Times New Roman" w:hAnsi="Times New Roman" w:cs="Times New Roman"/>
+                <w:sz w:val="22"/>
+                <w:szCs w:val="22"/>
+                <w:lang w:val="en-ID"/>
+              </w:rPr>
+            </w:pPr>
+          </w:p>
+          <w:p>
+            <w:pPr>
+              <w:rPr>
+                <w:rFonts w:ascii="Times New Roman" w:hAnsi="Times New Roman" w:cs="Times New Roman"/>
+                <w:sz w:val="22"/>
+                <w:szCs w:val="22"/>
+                <w:lang w:val="en-ID"/>
+              </w:rPr>
+            </w:pPr>
+            <w:r>
+              <w:rPr>
+                <w:rFonts w:ascii="Times New Roman" w:hAnsi="Times New Roman" w:cs="Times New Roman"/>
+                <w:sz w:val="22"/>
+                <w:szCs w:val="22"/>
+                <w:lang w:val="en-ID"/>
+              </w:rPr>
+              <w:t xml:space="preserve">        </w:t>
+            </w:r>
+            <w:proofErr w:type="gramStart"/>
+            <w:r>
+              <w:rPr>
+                <w:rFonts w:ascii="Times New Roman" w:hAnsi="Times New Roman" w:cs="Times New Roman"/>
+                <w:sz w:val="22"/>
+                <w:szCs w:val="22"/>
+                <w:lang w:val="en-ID"/>
+              </w:rPr>
+              <w:t>z.calculate</w:t>
+            </w:r>
+            <w:proofErr w:type="gramEnd"/>
+            <w:r>
+              <w:rPr>
+                <w:rFonts w:ascii="Times New Roman" w:hAnsi="Times New Roman" w:cs="Times New Roman"/>
+                <w:sz w:val="22"/>
+                <w:szCs w:val="22"/>
+                <w:lang w:val="en-ID"/>
+              </w:rPr>
+              <w:t>(x, y);</w:t>
+            </w:r>
+          </w:p>
+          <w:p>
+            <w:pPr>
+              <w:rPr>
+                <w:rFonts w:ascii="Times New Roman" w:hAnsi="Times New Roman" w:cs="Times New Roman"/>
+                <w:sz w:val="22"/>
+                <w:szCs w:val="22"/>
+                <w:lang w:val="en-ID"/>
+              </w:rPr>
+            </w:pPr>
+          </w:p>
+          <w:p>
+            <w:pPr>
+              <w:rPr>
+                <w:rFonts w:ascii="Times New Roman" w:hAnsi="Times New Roman" w:cs="Times New Roman"/>
+                <w:sz w:val="22"/>
+                <w:szCs w:val="22"/>
+                <w:lang w:val="en-ID"/>
+              </w:rPr>
+            </w:pPr>
+            <w:r>
+              <w:rPr>
+                <w:rFonts w:ascii="Times New Roman" w:hAnsi="Times New Roman" w:cs="Times New Roman"/>
+                <w:sz w:val="22"/>
+                <w:szCs w:val="22"/>
+                <w:lang w:val="en-ID"/>
+              </w:rPr>
+              <w:t xml:space="preserve">        System.out.println("Nilai sesudah passed by </w:t>
+            </w:r>
+            <w:proofErr w:type="gramStart"/>
+            <w:r>
+              <w:rPr>
+                <w:rFonts w:ascii="Times New Roman" w:hAnsi="Times New Roman" w:cs="Times New Roman"/>
+                <w:sz w:val="22"/>
+                <w:szCs w:val="22"/>
+                <w:lang w:val="en-ID"/>
+              </w:rPr>
+              <w:t>value :</w:t>
+            </w:r>
+            <w:proofErr w:type="gramEnd"/>
+            <w:r>
+              <w:rPr>
+                <w:rFonts w:ascii="Times New Roman" w:hAnsi="Times New Roman" w:cs="Times New Roman"/>
+                <w:sz w:val="22"/>
+                <w:szCs w:val="22"/>
+                <w:lang w:val="en-ID"/>
+              </w:rPr>
+              <w:t xml:space="preserve"> ");</w:t>
+            </w:r>
+          </w:p>
+          <w:p>
+            <w:pPr>
+              <w:rPr>
+                <w:rFonts w:ascii="Times New Roman" w:hAnsi="Times New Roman" w:cs="Times New Roman"/>
+                <w:sz w:val="22"/>
+                <w:szCs w:val="22"/>
+                <w:lang w:val="en-ID"/>
+              </w:rPr>
+            </w:pPr>
+            <w:r>
+              <w:rPr>
+                <w:rFonts w:ascii="Times New Roman" w:hAnsi="Times New Roman" w:cs="Times New Roman"/>
+                <w:sz w:val="22"/>
+                <w:szCs w:val="22"/>
+                <w:lang w:val="en-ID"/>
+              </w:rPr>
+              <w:t xml:space="preserve">        System.out.println("x = " + x);</w:t>
+            </w:r>
+          </w:p>
+          <w:p>
+            <w:pPr>
+              <w:rPr>
+                <w:rFonts w:ascii="Times New Roman" w:hAnsi="Times New Roman" w:cs="Times New Roman"/>
+                <w:sz w:val="22"/>
+                <w:szCs w:val="22"/>
+                <w:lang w:val="en-ID"/>
+              </w:rPr>
+            </w:pPr>
+            <w:r>
+              <w:rPr>
+                <w:rFonts w:ascii="Times New Roman" w:hAnsi="Times New Roman" w:cs="Times New Roman"/>
+                <w:sz w:val="22"/>
+                <w:szCs w:val="22"/>
+                <w:lang w:val="en-ID"/>
+              </w:rPr>
+              <w:t xml:space="preserve">        System.out.println("y = " + y);</w:t>
+            </w:r>
+          </w:p>
+          <w:p>
+            <w:pPr>
+              <w:rPr>
+                <w:rFonts w:ascii="Times New Roman" w:hAnsi="Times New Roman" w:cs="Times New Roman"/>
+                <w:sz w:val="22"/>
+                <w:szCs w:val="22"/>
+                <w:lang w:val="en-ID"/>
+              </w:rPr>
+            </w:pPr>
+          </w:p>
+          <w:p>
+            <w:pPr>
+              <w:rPr>
+                <w:rFonts w:ascii="Times New Roman" w:hAnsi="Times New Roman" w:cs="Times New Roman"/>
+                <w:sz w:val="22"/>
+                <w:szCs w:val="22"/>
+                <w:lang w:val="en-ID"/>
+              </w:rPr>
+            </w:pPr>
+            <w:r>
+              <w:rPr>
+                <w:rFonts w:ascii="Times New Roman" w:hAnsi="Times New Roman" w:cs="Times New Roman"/>
+                <w:sz w:val="22"/>
+                <w:szCs w:val="22"/>
+                <w:lang w:val="en-ID"/>
+              </w:rPr>
+              <w:t xml:space="preserve">        System.out.println("Nilai sebelum passed by </w:t>
+            </w:r>
+            <w:proofErr w:type="gramStart"/>
+            <w:r>
+              <w:rPr>
+                <w:rFonts w:ascii="Times New Roman" w:hAnsi="Times New Roman" w:cs="Times New Roman"/>
+                <w:sz w:val="22"/>
+                <w:szCs w:val="22"/>
+                <w:lang w:val="en-ID"/>
+              </w:rPr>
+              <w:t>reference :</w:t>
+            </w:r>
+            <w:proofErr w:type="gramEnd"/>
+            <w:r>
+              <w:rPr>
+                <w:rFonts w:ascii="Times New Roman" w:hAnsi="Times New Roman" w:cs="Times New Roman"/>
+                <w:sz w:val="22"/>
+                <w:szCs w:val="22"/>
+                <w:lang w:val="en-ID"/>
+              </w:rPr>
+              <w:t xml:space="preserve"> ");</w:t>
+            </w:r>
+          </w:p>
+          <w:p>
+            <w:pPr>
+              <w:rPr>
+                <w:rFonts w:ascii="Times New Roman" w:hAnsi="Times New Roman" w:cs="Times New Roman"/>
+                <w:sz w:val="22"/>
+                <w:szCs w:val="22"/>
+                <w:lang w:val="en-ID"/>
+              </w:rPr>
+            </w:pPr>
+            <w:r>
+              <w:rPr>
+                <w:rFonts w:ascii="Times New Roman" w:hAnsi="Times New Roman" w:cs="Times New Roman"/>
+                <w:sz w:val="22"/>
+                <w:szCs w:val="22"/>
+                <w:lang w:val="en-ID"/>
+              </w:rPr>
+              <w:t xml:space="preserve">        System.out.println("</w:t>
+            </w:r>
+            <w:proofErr w:type="gramStart"/>
+            <w:r>
+              <w:rPr>
+                <w:rFonts w:ascii="Times New Roman" w:hAnsi="Times New Roman" w:cs="Times New Roman"/>
+                <w:sz w:val="22"/>
+                <w:szCs w:val="22"/>
+                <w:lang w:val="en-ID"/>
+              </w:rPr>
+              <w:t>z.i</w:t>
+            </w:r>
+            <w:proofErr w:type="gramEnd"/>
+            <w:r>
+              <w:rPr>
+                <w:rFonts w:ascii="Times New Roman" w:hAnsi="Times New Roman" w:cs="Times New Roman"/>
+                <w:sz w:val="22"/>
+                <w:szCs w:val="22"/>
+                <w:lang w:val="en-ID"/>
+              </w:rPr>
+              <w:t xml:space="preserve"> = " + z.i);</w:t>
+            </w:r>
+          </w:p>
+          <w:p>
+            <w:pPr>
+              <w:rPr>
+                <w:rFonts w:ascii="Times New Roman" w:hAnsi="Times New Roman" w:cs="Times New Roman"/>
+                <w:sz w:val="22"/>
+                <w:szCs w:val="22"/>
+                <w:lang w:val="en-ID"/>
+              </w:rPr>
+            </w:pPr>
+            <w:r>
+              <w:rPr>
+                <w:rFonts w:ascii="Times New Roman" w:hAnsi="Times New Roman" w:cs="Times New Roman"/>
+                <w:sz w:val="22"/>
+                <w:szCs w:val="22"/>
+                <w:lang w:val="en-ID"/>
+              </w:rPr>
+              <w:t xml:space="preserve">        System.out.println("</w:t>
+            </w:r>
+            <w:proofErr w:type="gramStart"/>
+            <w:r>
+              <w:rPr>
+                <w:rFonts w:ascii="Times New Roman" w:hAnsi="Times New Roman" w:cs="Times New Roman"/>
+                <w:sz w:val="22"/>
+                <w:szCs w:val="22"/>
+                <w:lang w:val="en-ID"/>
+              </w:rPr>
+              <w:t>z.j</w:t>
+            </w:r>
+            <w:proofErr w:type="gramEnd"/>
+            <w:r>
+              <w:rPr>
+                <w:rFonts w:ascii="Times New Roman" w:hAnsi="Times New Roman" w:cs="Times New Roman"/>
+                <w:sz w:val="22"/>
+                <w:szCs w:val="22"/>
+                <w:lang w:val="en-ID"/>
+              </w:rPr>
+              <w:t xml:space="preserve"> = " + z.j);</w:t>
+            </w:r>
+          </w:p>
+          <w:p>
+            <w:pPr>
+              <w:rPr>
+                <w:rFonts w:ascii="Times New Roman" w:hAnsi="Times New Roman" w:cs="Times New Roman"/>
+                <w:sz w:val="22"/>
+                <w:szCs w:val="22"/>
+                <w:lang w:val="en-ID"/>
+              </w:rPr>
+            </w:pPr>
+          </w:p>
+          <w:p>
+            <w:pPr>
+              <w:rPr>
+                <w:rFonts w:ascii="Times New Roman" w:hAnsi="Times New Roman" w:cs="Times New Roman"/>
+                <w:sz w:val="22"/>
+                <w:szCs w:val="22"/>
+                <w:lang w:val="en-ID"/>
+              </w:rPr>
+            </w:pPr>
+            <w:r>
+              <w:rPr>
+                <w:rFonts w:ascii="Times New Roman" w:hAnsi="Times New Roman" w:cs="Times New Roman"/>
+                <w:sz w:val="22"/>
+                <w:szCs w:val="22"/>
+                <w:lang w:val="en-ID"/>
+              </w:rPr>
+              <w:t xml:space="preserve">        </w:t>
+            </w:r>
+            <w:proofErr w:type="gramStart"/>
+            <w:r>
+              <w:rPr>
+                <w:rFonts w:ascii="Times New Roman" w:hAnsi="Times New Roman" w:cs="Times New Roman"/>
+                <w:sz w:val="22"/>
+                <w:szCs w:val="22"/>
+                <w:lang w:val="en-ID"/>
+              </w:rPr>
+              <w:t>z.calculate</w:t>
+            </w:r>
+            <w:proofErr w:type="gramEnd"/>
+            <w:r>
+              <w:rPr>
+                <w:rFonts w:ascii="Times New Roman" w:hAnsi="Times New Roman" w:cs="Times New Roman"/>
+                <w:sz w:val="22"/>
+                <w:szCs w:val="22"/>
+                <w:lang w:val="en-ID"/>
+              </w:rPr>
+              <w:t>(z);</w:t>
+            </w:r>
+          </w:p>
+          <w:p>
+            <w:pPr>
+              <w:rPr>
+                <w:rFonts w:ascii="Times New Roman" w:hAnsi="Times New Roman" w:cs="Times New Roman"/>
+                <w:sz w:val="22"/>
+                <w:szCs w:val="22"/>
+                <w:lang w:val="en-ID"/>
+              </w:rPr>
+            </w:pPr>
+          </w:p>
+          <w:p>
+            <w:pPr>
+              <w:rPr>
+                <w:rFonts w:ascii="Times New Roman" w:hAnsi="Times New Roman" w:cs="Times New Roman"/>
+                <w:sz w:val="22"/>
+                <w:szCs w:val="22"/>
+                <w:lang w:val="en-ID"/>
+              </w:rPr>
+            </w:pPr>
+            <w:r>
+              <w:rPr>
+                <w:rFonts w:ascii="Times New Roman" w:hAnsi="Times New Roman" w:cs="Times New Roman"/>
+                <w:sz w:val="22"/>
+                <w:szCs w:val="22"/>
+                <w:lang w:val="en-ID"/>
+              </w:rPr>
+              <w:t xml:space="preserve">        System.out.println("Nilai sesudah passed by </w:t>
+            </w:r>
+            <w:proofErr w:type="gramStart"/>
+            <w:r>
+              <w:rPr>
+                <w:rFonts w:ascii="Times New Roman" w:hAnsi="Times New Roman" w:cs="Times New Roman"/>
+                <w:sz w:val="22"/>
+                <w:szCs w:val="22"/>
+                <w:lang w:val="en-ID"/>
+              </w:rPr>
+              <w:t>reference :</w:t>
+            </w:r>
+            <w:proofErr w:type="gramEnd"/>
+            <w:r>
+              <w:rPr>
+                <w:rFonts w:ascii="Times New Roman" w:hAnsi="Times New Roman" w:cs="Times New Roman"/>
+                <w:sz w:val="22"/>
+                <w:szCs w:val="22"/>
+                <w:lang w:val="en-ID"/>
+              </w:rPr>
+              <w:t xml:space="preserve"> ");</w:t>
+            </w:r>
+          </w:p>
+          <w:p>
+            <w:pPr>
+              <w:rPr>
+                <w:rFonts w:ascii="Times New Roman" w:hAnsi="Times New Roman" w:cs="Times New Roman"/>
+                <w:sz w:val="22"/>
+                <w:szCs w:val="22"/>
+                <w:lang w:val="en-ID"/>
+              </w:rPr>
+            </w:pPr>
+            <w:r>
+              <w:rPr>
+                <w:rFonts w:ascii="Times New Roman" w:hAnsi="Times New Roman" w:cs="Times New Roman"/>
+                <w:sz w:val="22"/>
+                <w:szCs w:val="22"/>
+                <w:lang w:val="en-ID"/>
+              </w:rPr>
+              <w:t xml:space="preserve">        System.out.println("</w:t>
+            </w:r>
+            <w:proofErr w:type="gramStart"/>
+            <w:r>
+              <w:rPr>
+                <w:rFonts w:ascii="Times New Roman" w:hAnsi="Times New Roman" w:cs="Times New Roman"/>
+                <w:sz w:val="22"/>
+                <w:szCs w:val="22"/>
+                <w:lang w:val="en-ID"/>
+              </w:rPr>
+              <w:t>z.i</w:t>
+            </w:r>
+            <w:proofErr w:type="gramEnd"/>
+            <w:r>
+              <w:rPr>
+                <w:rFonts w:ascii="Times New Roman" w:hAnsi="Times New Roman" w:cs="Times New Roman"/>
+                <w:sz w:val="22"/>
+                <w:szCs w:val="22"/>
+                <w:lang w:val="en-ID"/>
+              </w:rPr>
+              <w:t xml:space="preserve"> = " + z.i);</w:t>
+            </w:r>
+          </w:p>
+          <w:p>
+            <w:pPr>
+              <w:rPr>
+                <w:rFonts w:ascii="Times New Roman" w:hAnsi="Times New Roman" w:cs="Times New Roman"/>
+                <w:sz w:val="22"/>
+                <w:szCs w:val="22"/>
+                <w:lang w:val="en-ID"/>
+              </w:rPr>
+            </w:pPr>
+            <w:r>
+              <w:rPr>
+                <w:rFonts w:ascii="Times New Roman" w:hAnsi="Times New Roman" w:cs="Times New Roman"/>
+                <w:sz w:val="22"/>
+                <w:szCs w:val="22"/>
+                <w:lang w:val="en-ID"/>
+              </w:rPr>
+              <w:t xml:space="preserve">        System.out.println("</w:t>
+            </w:r>
+            <w:proofErr w:type="gramStart"/>
+            <w:r>
+              <w:rPr>
+                <w:rFonts w:ascii="Times New Roman" w:hAnsi="Times New Roman" w:cs="Times New Roman"/>
+                <w:sz w:val="22"/>
+                <w:szCs w:val="22"/>
+                <w:lang w:val="en-ID"/>
+              </w:rPr>
+              <w:t>z.j</w:t>
+            </w:r>
+            <w:proofErr w:type="gramEnd"/>
+            <w:r>
+              <w:rPr>
+                <w:rFonts w:ascii="Times New Roman" w:hAnsi="Times New Roman" w:cs="Times New Roman"/>
+                <w:sz w:val="22"/>
+                <w:szCs w:val="22"/>
+                <w:lang w:val="en-ID"/>
+              </w:rPr>
+              <w:t xml:space="preserve"> = " + z.j);</w:t>
+            </w:r>
+          </w:p>
+          <w:p>
+            <w:pPr>
+              <w:rPr>
+                <w:rFonts w:ascii="Times New Roman" w:hAnsi="Times New Roman" w:cs="Times New Roman"/>
+                <w:sz w:val="22"/>
+                <w:szCs w:val="22"/>
+                <w:lang w:val="en-ID"/>
+              </w:rPr>
+            </w:pPr>
+            <w:r>
+              <w:rPr>
+                <w:rFonts w:ascii="Times New Roman" w:hAnsi="Times New Roman" w:cs="Times New Roman"/>
+                <w:sz w:val="22"/>
+                <w:szCs w:val="22"/>
+                <w:lang w:val="en-ID"/>
+              </w:rPr>
+              <w:t xml:space="preserve">    }</w:t>
+            </w:r>
+          </w:p>
+          <w:p>
+            <w:pPr>
+              <w:rPr>
+                <w:rFonts w:ascii="Times New Roman" w:hAnsi="Times New Roman" w:cs="Times New Roman"/>
+                <w:sz w:val="22"/>
+                <w:szCs w:val="22"/>
+                <w:lang w:val="en-ID"/>
+              </w:rPr>
+            </w:pPr>
+            <w:r>
+              <w:rPr>
+                <w:rFonts w:ascii="Times New Roman" w:hAnsi="Times New Roman" w:cs="Times New Roman"/>
+                <w:sz w:val="22"/>
+                <w:szCs w:val="22"/>
+                <w:lang w:val="en-ID"/>
+              </w:rPr>
+              <w:t>}</w:t>
+            </w:r>
+          </w:p>
+        </w:tc>
+      </w:tr>
+    </w:tbl>
+    <w:p>
+      <w:pPr>
+        <w:pStyle w:val="ListParagraph"/>
+        <w:ind w:left="1134"/>
+        <w:rPr>
+          <w:rFonts w:ascii="Times New Roman" w:hAnsi="Times New Roman" w:cs="Times New Roman"/>
+          <w:lang w:val="en-ID"/>
+        </w:rPr>
+      </w:pPr>
+    </w:p>
+    <w:p>
+      <w:pPr>
+        <w:pStyle w:val="ListParagraph"/>
+        <w:ind w:left="1134"/>
+        <w:rPr>
+          <w:rFonts w:ascii="Times New Roman" w:hAnsi="Times New Roman" w:cs="Times New Roman"/>
+          <w:lang w:val="en-ID"/>
+        </w:rPr>
+      </w:pPr>
+      <w:proofErr w:type="gramStart"/>
+      <w:r>
+        <w:rPr>
+          <w:rFonts w:ascii="Times New Roman" w:hAnsi="Times New Roman" w:cs="Times New Roman"/>
+          <w:lang w:val="en-ID"/>
+        </w:rPr>
+        <w:t>Output :</w:t>
+      </w:r>
+      <w:proofErr w:type="gramEnd"/>
+    </w:p>
+    <w:p>
+      <w:pPr>
+        <w:pStyle w:val="ListParagraph"/>
+        <w:ind w:left="1134"/>
+        <w:rPr>
+          <w:rFonts w:ascii="Times New Roman" w:hAnsi="Times New Roman" w:cs="Times New Roman"/>
+          <w:lang w:val="en-ID"/>
+        </w:rPr>
+      </w:pPr>
+      <w:r>
+        <w:rPr>
+          <w:rFonts w:ascii="Times New Roman" w:hAnsi="Times New Roman" w:cs="Times New Roman"/>
+          <w:lang w:val="en-ID"/>
+        </w:rPr>
+        <w:drawing>
+          <wp:inline distT="0" distB="0" distL="0" distR="0" wp14:anchorId="1085606D" wp14:editId="0DAE97FD">
+            <wp:extent cx="5223510" cy="2032481"/>
+            <wp:effectExtent l="0" t="0" r="0" b="6350"/>
+            <wp:docPr id="957971687" name="Picture 1"/>
+            <wp:cNvGraphicFramePr>
+              <a:graphicFrameLocks xmlns:a="http://schemas.openxmlformats.org/drawingml/2006/main" noChangeAspect="1"/>
+            </wp:cNvGraphicFramePr>
+            <a:graphic xmlns:a="http://schemas.openxmlformats.org/drawingml/2006/main">
+              <a:graphicData uri="http://schemas.openxmlformats.org/drawingml/2006/picture">
+                <pic:pic xmlns:pic="http://schemas.openxmlformats.org/drawingml/2006/picture">
+                  <pic:nvPicPr>
+                    <pic:cNvPr id="957971687" name=""/>
+                    <pic:cNvPicPr/>
+                  </pic:nvPicPr>
+                  <pic:blipFill>
+                    <a:blip r:embed="rId9"/>
+                    <a:stretch>
+                      <a:fillRect/>
+                    </a:stretch>
+                  </pic:blipFill>
+                  <pic:spPr>
+                    <a:xfrm>
+                      <a:off x="0" y="0"/>
+                      <a:ext cx="5238232" cy="2038209"/>
+                    </a:xfrm>
+                    <a:prstGeom prst="rect">
+                      <a:avLst/>
+                    </a:prstGeom>
+                  </pic:spPr>
+                </pic:pic>
+              </a:graphicData>
+            </a:graphic>
+          </wp:inline>
+        </w:drawing>
       </w:r>
     </w:p>
     <w:p>
@@ -849,9 +4051,10 @@
       <w:pPr>
         <w:pStyle w:val="ListParagraph"/>
         <w:tabs>
-          <w:tab w:val="left" w:pos="4573"/>
+          <w:tab w:val="left" w:pos="1985"/>
         </w:tabs>
         <w:ind w:left="1134"/>
+        <w:jc w:val="both"/>
         <w:rPr>
           <w:rFonts w:ascii="Times New Roman" w:hAnsi="Times New Roman" w:cs="Times New Roman"/>
           <w:lang w:val="en-ID"/>
@@ -862,7 +4065,71 @@
           <w:rFonts w:ascii="Times New Roman" w:hAnsi="Times New Roman" w:cs="Times New Roman"/>
           <w:lang w:val="en-ID"/>
         </w:rPr>
-        <w:t>[isi dengan soal unguided 1]</w:t>
+        <w:tab/>
+      </w:r>
+      <w:r>
+        <w:rPr>
+          <w:rFonts w:ascii="Times New Roman" w:hAnsi="Times New Roman" w:cs="Times New Roman"/>
+          <w:lang w:val="en-ID"/>
+        </w:rPr>
+        <w:t>Sebuah tim mengumpulkan suhu harian suatu kota selama satu minggu (7 hari) dari sensor otomatis. Data ini sudah tersedia sebagai array di `main` sebelum diserahkan untuk diolah.</w:t>
+      </w:r>
+    </w:p>
+    <w:p>
+      <w:pPr>
+        <w:pStyle w:val="ListParagraph"/>
+        <w:tabs>
+          <w:tab w:val="left" w:pos="1985"/>
+        </w:tabs>
+        <w:ind w:left="1134"/>
+        <w:jc w:val="both"/>
+        <w:rPr>
+          <w:rFonts w:ascii="Times New Roman" w:hAnsi="Times New Roman" w:cs="Times New Roman"/>
+          <w:lang w:val="en-ID"/>
+        </w:rPr>
+      </w:pPr>
+      <w:r>
+        <w:rPr>
+          <w:rFonts w:ascii="Times New Roman" w:hAnsi="Times New Roman" w:cs="Times New Roman"/>
+          <w:lang w:val="en-ID"/>
+        </w:rPr>
+        <w:lastRenderedPageBreak/>
+        <w:tab/>
+      </w:r>
+      <w:r>
+        <w:rPr>
+          <w:rFonts w:ascii="Times New Roman" w:hAnsi="Times New Roman" w:cs="Times New Roman"/>
+          <w:lang w:val="en-ID"/>
+        </w:rPr>
+        <w:t>Pada salah satu hari, sensor gagal mengirim data. Hari yang gagal terekam ditandai dengan sebuah nilai penanda pada array, karena suhu asli tidak mungkin sebesar itu. Nilai penanda ini sama untuk semua data suhu yang diolah kapan pun dan oleh siapa pun bukan sesuatu yang berbeda-beda tiap kali data dibuat sehingga sebaiknya ditulis satu kali saja sebagai aturan tetap milik class, bukan diketik ulang sebagai angka `-1.0` di setiap method yang membutuhkannya.</w:t>
+      </w:r>
+    </w:p>
+    <w:p>
+      <w:pPr>
+        <w:pStyle w:val="ListParagraph"/>
+        <w:tabs>
+          <w:tab w:val="left" w:pos="1985"/>
+        </w:tabs>
+        <w:ind w:left="1134"/>
+        <w:jc w:val="both"/>
+        <w:rPr>
+          <w:rFonts w:ascii="Times New Roman" w:hAnsi="Times New Roman" w:cs="Times New Roman"/>
+          <w:lang w:val="en-ID"/>
+        </w:rPr>
+      </w:pPr>
+      <w:r>
+        <w:rPr>
+          <w:rFonts w:ascii="Times New Roman" w:hAnsi="Times New Roman" w:cs="Times New Roman"/>
+          <w:lang w:val="en-ID"/>
+        </w:rPr>
+        <w:tab/>
+      </w:r>
+      <w:r>
+        <w:rPr>
+          <w:rFonts w:ascii="Times New Roman" w:hAnsi="Times New Roman" w:cs="Times New Roman"/>
+          <w:lang w:val="en-ID"/>
+        </w:rPr>
+        <w:t>Buatlah satu class yang bertugas mengolah data suhu ini memeriksa apakah ada data kosong, mengisinya, dan menghasilkan statistik dasar dari data yang sudah bersih.</w:t>
       </w:r>
     </w:p>
     <w:p>
@@ -890,12 +4157,1170 @@
           <w:lang w:val="en-ID"/>
         </w:rPr>
       </w:pPr>
+      <w:proofErr w:type="gramStart"/>
       <w:r>
         <w:rPr>
           <w:rFonts w:ascii="Times New Roman" w:hAnsi="Times New Roman" w:cs="Times New Roman"/>
           <w:lang w:val="en-ID"/>
         </w:rPr>
         <w:t>Jawaban :</w:t>
+      </w:r>
+      <w:proofErr w:type="gramEnd"/>
+    </w:p>
+    <w:p>
+      <w:pPr>
+        <w:pStyle w:val="ListParagraph"/>
+        <w:numPr>
+          <w:ilvl w:val="0"/>
+          <w:numId w:val="5"/>
+        </w:numPr>
+        <w:tabs>
+          <w:tab w:val="left" w:pos="4573"/>
+        </w:tabs>
+        <w:rPr>
+          <w:rFonts w:ascii="Times New Roman" w:hAnsi="Times New Roman" w:cs="Times New Roman"/>
+          <w:lang w:val="en-ID"/>
+        </w:rPr>
+      </w:pPr>
+      <w:r>
+        <w:rPr>
+          <w:rFonts w:ascii="Times New Roman" w:hAnsi="Times New Roman" w:cs="Times New Roman"/>
+          <w:lang w:val="en-ID"/>
+        </w:rPr>
+        <w:t>PengolahSuhu.java</w:t>
+      </w:r>
+      <w:r>
+        <w:rPr>
+          <w:rFonts w:ascii="Times New Roman" w:hAnsi="Times New Roman" w:cs="Times New Roman"/>
+          <w:lang w:val="en-ID"/>
+        </w:rPr>
+        <w:tab/>
+      </w:r>
+    </w:p>
+    <w:tbl>
+      <w:tblPr>
+        <w:tblStyle w:val="TableGrid"/>
+        <w:tblW w:w="0" w:type="auto"/>
+        <w:tblInd w:w="1134" w:type="dxa"/>
+        <w:tblLook w:val="04A0" w:firstRow="1" w:lastRow="0" w:firstColumn="1" w:lastColumn="0" w:noHBand="0" w:noVBand="1"/>
+      </w:tblPr>
+      <w:tblGrid>
+        <w:gridCol w:w="8216"/>
+      </w:tblGrid>
+      <w:tr>
+        <w:tc>
+          <w:tcPr>
+            <w:tcW w:w="8216" w:type="dxa"/>
+          </w:tcPr>
+          <w:p>
+            <w:pPr>
+              <w:pStyle w:val="ListParagraph"/>
+              <w:rPr>
+                <w:rFonts w:ascii="Times New Roman" w:hAnsi="Times New Roman" w:cs="Times New Roman"/>
+                <w:sz w:val="22"/>
+                <w:szCs w:val="22"/>
+                <w:lang w:val="en-ID"/>
+              </w:rPr>
+            </w:pPr>
+            <w:r>
+              <w:rPr>
+                <w:rFonts w:ascii="Times New Roman" w:hAnsi="Times New Roman" w:cs="Times New Roman"/>
+                <w:sz w:val="22"/>
+                <w:szCs w:val="22"/>
+                <w:lang w:val="en-ID"/>
+              </w:rPr>
+              <w:t>public class PengolahSuhu {</w:t>
+            </w:r>
+          </w:p>
+          <w:p>
+            <w:pPr>
+              <w:pStyle w:val="ListParagraph"/>
+              <w:rPr>
+                <w:rFonts w:ascii="Times New Roman" w:hAnsi="Times New Roman" w:cs="Times New Roman"/>
+                <w:sz w:val="22"/>
+                <w:szCs w:val="22"/>
+                <w:lang w:val="en-ID"/>
+              </w:rPr>
+            </w:pPr>
+            <w:r>
+              <w:rPr>
+                <w:rFonts w:ascii="Times New Roman" w:hAnsi="Times New Roman" w:cs="Times New Roman"/>
+                <w:sz w:val="22"/>
+                <w:szCs w:val="22"/>
+                <w:lang w:val="en-ID"/>
+              </w:rPr>
+              <w:t xml:space="preserve">    private </w:t>
+            </w:r>
+            <w:proofErr w:type="gramStart"/>
+            <w:r>
+              <w:rPr>
+                <w:rFonts w:ascii="Times New Roman" w:hAnsi="Times New Roman" w:cs="Times New Roman"/>
+                <w:sz w:val="22"/>
+                <w:szCs w:val="22"/>
+                <w:lang w:val="en-ID"/>
+              </w:rPr>
+              <w:t>double[</w:t>
+            </w:r>
+            <w:proofErr w:type="gramEnd"/>
+            <w:r>
+              <w:rPr>
+                <w:rFonts w:ascii="Times New Roman" w:hAnsi="Times New Roman" w:cs="Times New Roman"/>
+                <w:sz w:val="22"/>
+                <w:szCs w:val="22"/>
+                <w:lang w:val="en-ID"/>
+              </w:rPr>
+              <w:t>] suhuHarian;</w:t>
+            </w:r>
+          </w:p>
+          <w:p>
+            <w:pPr>
+              <w:pStyle w:val="ListParagraph"/>
+              <w:rPr>
+                <w:rFonts w:ascii="Times New Roman" w:hAnsi="Times New Roman" w:cs="Times New Roman"/>
+                <w:sz w:val="22"/>
+                <w:szCs w:val="22"/>
+                <w:lang w:val="en-ID"/>
+              </w:rPr>
+            </w:pPr>
+            <w:r>
+              <w:rPr>
+                <w:rFonts w:ascii="Times New Roman" w:hAnsi="Times New Roman" w:cs="Times New Roman"/>
+                <w:sz w:val="22"/>
+                <w:szCs w:val="22"/>
+                <w:lang w:val="en-ID"/>
+              </w:rPr>
+              <w:t xml:space="preserve">    public static final double NILAI_KOSONG = -1.0;</w:t>
+            </w:r>
+          </w:p>
+          <w:p>
+            <w:pPr>
+              <w:pStyle w:val="ListParagraph"/>
+              <w:rPr>
+                <w:rFonts w:ascii="Times New Roman" w:hAnsi="Times New Roman" w:cs="Times New Roman"/>
+                <w:sz w:val="22"/>
+                <w:szCs w:val="22"/>
+                <w:lang w:val="en-ID"/>
+              </w:rPr>
+            </w:pPr>
+          </w:p>
+          <w:p>
+            <w:pPr>
+              <w:pStyle w:val="ListParagraph"/>
+              <w:rPr>
+                <w:rFonts w:ascii="Times New Roman" w:hAnsi="Times New Roman" w:cs="Times New Roman"/>
+                <w:sz w:val="22"/>
+                <w:szCs w:val="22"/>
+                <w:lang w:val="en-ID"/>
+              </w:rPr>
+            </w:pPr>
+            <w:r>
+              <w:rPr>
+                <w:rFonts w:ascii="Times New Roman" w:hAnsi="Times New Roman" w:cs="Times New Roman"/>
+                <w:sz w:val="22"/>
+                <w:szCs w:val="22"/>
+                <w:lang w:val="en-ID"/>
+              </w:rPr>
+              <w:t xml:space="preserve">    public PengolahSuhu(</w:t>
+            </w:r>
+            <w:proofErr w:type="gramStart"/>
+            <w:r>
+              <w:rPr>
+                <w:rFonts w:ascii="Times New Roman" w:hAnsi="Times New Roman" w:cs="Times New Roman"/>
+                <w:sz w:val="22"/>
+                <w:szCs w:val="22"/>
+                <w:lang w:val="en-ID"/>
+              </w:rPr>
+              <w:t>double[</w:t>
+            </w:r>
+            <w:proofErr w:type="gramEnd"/>
+            <w:r>
+              <w:rPr>
+                <w:rFonts w:ascii="Times New Roman" w:hAnsi="Times New Roman" w:cs="Times New Roman"/>
+                <w:sz w:val="22"/>
+                <w:szCs w:val="22"/>
+                <w:lang w:val="en-ID"/>
+              </w:rPr>
+              <w:t>] suhuHarian) {</w:t>
+            </w:r>
+          </w:p>
+          <w:p>
+            <w:pPr>
+              <w:pStyle w:val="ListParagraph"/>
+              <w:rPr>
+                <w:rFonts w:ascii="Times New Roman" w:hAnsi="Times New Roman" w:cs="Times New Roman"/>
+                <w:sz w:val="22"/>
+                <w:szCs w:val="22"/>
+                <w:lang w:val="en-ID"/>
+              </w:rPr>
+            </w:pPr>
+            <w:r>
+              <w:rPr>
+                <w:rFonts w:ascii="Times New Roman" w:hAnsi="Times New Roman" w:cs="Times New Roman"/>
+                <w:sz w:val="22"/>
+                <w:szCs w:val="22"/>
+                <w:lang w:val="en-ID"/>
+              </w:rPr>
+              <w:t xml:space="preserve">        </w:t>
+            </w:r>
+            <w:proofErr w:type="gramStart"/>
+            <w:r>
+              <w:rPr>
+                <w:rFonts w:ascii="Times New Roman" w:hAnsi="Times New Roman" w:cs="Times New Roman"/>
+                <w:sz w:val="22"/>
+                <w:szCs w:val="22"/>
+                <w:lang w:val="en-ID"/>
+              </w:rPr>
+              <w:t>this.suhuHarian</w:t>
+            </w:r>
+            <w:proofErr w:type="gramEnd"/>
+            <w:r>
+              <w:rPr>
+                <w:rFonts w:ascii="Times New Roman" w:hAnsi="Times New Roman" w:cs="Times New Roman"/>
+                <w:sz w:val="22"/>
+                <w:szCs w:val="22"/>
+                <w:lang w:val="en-ID"/>
+              </w:rPr>
+              <w:t xml:space="preserve"> = suhuHarian;</w:t>
+            </w:r>
+          </w:p>
+          <w:p>
+            <w:pPr>
+              <w:pStyle w:val="ListParagraph"/>
+              <w:rPr>
+                <w:rFonts w:ascii="Times New Roman" w:hAnsi="Times New Roman" w:cs="Times New Roman"/>
+                <w:sz w:val="22"/>
+                <w:szCs w:val="22"/>
+                <w:lang w:val="en-ID"/>
+              </w:rPr>
+            </w:pPr>
+            <w:r>
+              <w:rPr>
+                <w:rFonts w:ascii="Times New Roman" w:hAnsi="Times New Roman" w:cs="Times New Roman"/>
+                <w:sz w:val="22"/>
+                <w:szCs w:val="22"/>
+                <w:lang w:val="en-ID"/>
+              </w:rPr>
+              <w:t xml:space="preserve">    }</w:t>
+            </w:r>
+          </w:p>
+          <w:p>
+            <w:pPr>
+              <w:pStyle w:val="ListParagraph"/>
+              <w:rPr>
+                <w:rFonts w:ascii="Times New Roman" w:hAnsi="Times New Roman" w:cs="Times New Roman"/>
+                <w:sz w:val="22"/>
+                <w:szCs w:val="22"/>
+                <w:lang w:val="en-ID"/>
+              </w:rPr>
+            </w:pPr>
+          </w:p>
+          <w:p>
+            <w:pPr>
+              <w:pStyle w:val="ListParagraph"/>
+              <w:rPr>
+                <w:rFonts w:ascii="Times New Roman" w:hAnsi="Times New Roman" w:cs="Times New Roman"/>
+                <w:sz w:val="22"/>
+                <w:szCs w:val="22"/>
+                <w:lang w:val="en-ID"/>
+              </w:rPr>
+            </w:pPr>
+            <w:r>
+              <w:rPr>
+                <w:rFonts w:ascii="Times New Roman" w:hAnsi="Times New Roman" w:cs="Times New Roman"/>
+                <w:sz w:val="22"/>
+                <w:szCs w:val="22"/>
+                <w:lang w:val="en-ID"/>
+              </w:rPr>
+              <w:t xml:space="preserve">    public void </w:t>
+            </w:r>
+            <w:proofErr w:type="gramStart"/>
+            <w:r>
+              <w:rPr>
+                <w:rFonts w:ascii="Times New Roman" w:hAnsi="Times New Roman" w:cs="Times New Roman"/>
+                <w:sz w:val="22"/>
+                <w:szCs w:val="22"/>
+                <w:lang w:val="en-ID"/>
+              </w:rPr>
+              <w:t>tampilkanData(</w:t>
+            </w:r>
+            <w:proofErr w:type="gramEnd"/>
+            <w:r>
+              <w:rPr>
+                <w:rFonts w:ascii="Times New Roman" w:hAnsi="Times New Roman" w:cs="Times New Roman"/>
+                <w:sz w:val="22"/>
+                <w:szCs w:val="22"/>
+                <w:lang w:val="en-ID"/>
+              </w:rPr>
+              <w:t>) {</w:t>
+            </w:r>
+          </w:p>
+          <w:p>
+            <w:pPr>
+              <w:pStyle w:val="ListParagraph"/>
+              <w:rPr>
+                <w:rFonts w:ascii="Times New Roman" w:hAnsi="Times New Roman" w:cs="Times New Roman"/>
+                <w:sz w:val="22"/>
+                <w:szCs w:val="22"/>
+                <w:lang w:val="en-ID"/>
+              </w:rPr>
+            </w:pPr>
+            <w:r>
+              <w:rPr>
+                <w:rFonts w:ascii="Times New Roman" w:hAnsi="Times New Roman" w:cs="Times New Roman"/>
+                <w:sz w:val="22"/>
+                <w:szCs w:val="22"/>
+                <w:lang w:val="en-ID"/>
+              </w:rPr>
+              <w:t xml:space="preserve">        for (int i = 0; i &lt; suhuHarian.length; i++) {</w:t>
+            </w:r>
+          </w:p>
+          <w:p>
+            <w:pPr>
+              <w:pStyle w:val="ListParagraph"/>
+              <w:rPr>
+                <w:rFonts w:ascii="Times New Roman" w:hAnsi="Times New Roman" w:cs="Times New Roman"/>
+                <w:sz w:val="22"/>
+                <w:szCs w:val="22"/>
+                <w:lang w:val="en-ID"/>
+              </w:rPr>
+            </w:pPr>
+            <w:r>
+              <w:rPr>
+                <w:rFonts w:ascii="Times New Roman" w:hAnsi="Times New Roman" w:cs="Times New Roman"/>
+                <w:sz w:val="22"/>
+                <w:szCs w:val="22"/>
+                <w:lang w:val="en-ID"/>
+              </w:rPr>
+              <w:t xml:space="preserve">            if (suhuHarian[i] == NILAI_KOSONG) {</w:t>
+            </w:r>
+          </w:p>
+          <w:p>
+            <w:pPr>
+              <w:pStyle w:val="ListParagraph"/>
+              <w:rPr>
+                <w:rFonts w:ascii="Times New Roman" w:hAnsi="Times New Roman" w:cs="Times New Roman"/>
+                <w:sz w:val="22"/>
+                <w:szCs w:val="22"/>
+                <w:lang w:val="en-ID"/>
+              </w:rPr>
+            </w:pPr>
+            <w:r>
+              <w:rPr>
+                <w:rFonts w:ascii="Times New Roman" w:hAnsi="Times New Roman" w:cs="Times New Roman"/>
+                <w:sz w:val="22"/>
+                <w:szCs w:val="22"/>
+                <w:lang w:val="en-ID"/>
+              </w:rPr>
+              <w:t xml:space="preserve">                System.out.println("Hari " + (i + 1) + </w:t>
+            </w:r>
+            <w:proofErr w:type="gramStart"/>
+            <w:r>
+              <w:rPr>
+                <w:rFonts w:ascii="Times New Roman" w:hAnsi="Times New Roman" w:cs="Times New Roman"/>
+                <w:sz w:val="22"/>
+                <w:szCs w:val="22"/>
+                <w:lang w:val="en-ID"/>
+              </w:rPr>
+              <w:t>" :</w:t>
+            </w:r>
+            <w:proofErr w:type="gramEnd"/>
+            <w:r>
+              <w:rPr>
+                <w:rFonts w:ascii="Times New Roman" w:hAnsi="Times New Roman" w:cs="Times New Roman"/>
+                <w:sz w:val="22"/>
+                <w:szCs w:val="22"/>
+                <w:lang w:val="en-ID"/>
+              </w:rPr>
+              <w:t xml:space="preserve"> (kosong)");</w:t>
+            </w:r>
+          </w:p>
+          <w:p>
+            <w:pPr>
+              <w:pStyle w:val="ListParagraph"/>
+              <w:rPr>
+                <w:rFonts w:ascii="Times New Roman" w:hAnsi="Times New Roman" w:cs="Times New Roman"/>
+                <w:sz w:val="22"/>
+                <w:szCs w:val="22"/>
+                <w:lang w:val="en-ID"/>
+              </w:rPr>
+            </w:pPr>
+            <w:r>
+              <w:rPr>
+                <w:rFonts w:ascii="Times New Roman" w:hAnsi="Times New Roman" w:cs="Times New Roman"/>
+                <w:sz w:val="22"/>
+                <w:szCs w:val="22"/>
+                <w:lang w:val="en-ID"/>
+              </w:rPr>
+              <w:t xml:space="preserve">            } else {</w:t>
+            </w:r>
+          </w:p>
+          <w:p>
+            <w:pPr>
+              <w:pStyle w:val="ListParagraph"/>
+              <w:rPr>
+                <w:rFonts w:ascii="Times New Roman" w:hAnsi="Times New Roman" w:cs="Times New Roman"/>
+                <w:sz w:val="22"/>
+                <w:szCs w:val="22"/>
+                <w:lang w:val="en-ID"/>
+              </w:rPr>
+            </w:pPr>
+            <w:r>
+              <w:rPr>
+                <w:rFonts w:ascii="Times New Roman" w:hAnsi="Times New Roman" w:cs="Times New Roman"/>
+                <w:sz w:val="22"/>
+                <w:szCs w:val="22"/>
+                <w:lang w:val="en-ID"/>
+              </w:rPr>
+              <w:t xml:space="preserve">                System.out.printf("Hari %</w:t>
+            </w:r>
+            <w:proofErr w:type="gramStart"/>
+            <w:r>
+              <w:rPr>
+                <w:rFonts w:ascii="Times New Roman" w:hAnsi="Times New Roman" w:cs="Times New Roman"/>
+                <w:sz w:val="22"/>
+                <w:szCs w:val="22"/>
+                <w:lang w:val="en-ID"/>
+              </w:rPr>
+              <w:t>d :</w:t>
+            </w:r>
+            <w:proofErr w:type="gramEnd"/>
+            <w:r>
+              <w:rPr>
+                <w:rFonts w:ascii="Times New Roman" w:hAnsi="Times New Roman" w:cs="Times New Roman"/>
+                <w:sz w:val="22"/>
+                <w:szCs w:val="22"/>
+                <w:lang w:val="en-ID"/>
+              </w:rPr>
+              <w:t xml:space="preserve"> %.1f°C\n", (i + 1), suhuHarian[i]);</w:t>
+            </w:r>
+          </w:p>
+          <w:p>
+            <w:pPr>
+              <w:pStyle w:val="ListParagraph"/>
+              <w:rPr>
+                <w:rFonts w:ascii="Times New Roman" w:hAnsi="Times New Roman" w:cs="Times New Roman"/>
+                <w:sz w:val="22"/>
+                <w:szCs w:val="22"/>
+                <w:lang w:val="en-ID"/>
+              </w:rPr>
+            </w:pPr>
+            <w:r>
+              <w:rPr>
+                <w:rFonts w:ascii="Times New Roman" w:hAnsi="Times New Roman" w:cs="Times New Roman"/>
+                <w:sz w:val="22"/>
+                <w:szCs w:val="22"/>
+                <w:lang w:val="en-ID"/>
+              </w:rPr>
+              <w:t xml:space="preserve">            }</w:t>
+            </w:r>
+          </w:p>
+          <w:p>
+            <w:pPr>
+              <w:pStyle w:val="ListParagraph"/>
+              <w:rPr>
+                <w:rFonts w:ascii="Times New Roman" w:hAnsi="Times New Roman" w:cs="Times New Roman"/>
+                <w:sz w:val="22"/>
+                <w:szCs w:val="22"/>
+                <w:lang w:val="en-ID"/>
+              </w:rPr>
+            </w:pPr>
+            <w:r>
+              <w:rPr>
+                <w:rFonts w:ascii="Times New Roman" w:hAnsi="Times New Roman" w:cs="Times New Roman"/>
+                <w:sz w:val="22"/>
+                <w:szCs w:val="22"/>
+                <w:lang w:val="en-ID"/>
+              </w:rPr>
+              <w:t xml:space="preserve">        }</w:t>
+            </w:r>
+          </w:p>
+          <w:p>
+            <w:pPr>
+              <w:pStyle w:val="ListParagraph"/>
+              <w:rPr>
+                <w:rFonts w:ascii="Times New Roman" w:hAnsi="Times New Roman" w:cs="Times New Roman"/>
+                <w:sz w:val="22"/>
+                <w:szCs w:val="22"/>
+                <w:lang w:val="en-ID"/>
+              </w:rPr>
+            </w:pPr>
+            <w:r>
+              <w:rPr>
+                <w:rFonts w:ascii="Times New Roman" w:hAnsi="Times New Roman" w:cs="Times New Roman"/>
+                <w:sz w:val="22"/>
+                <w:szCs w:val="22"/>
+                <w:lang w:val="en-ID"/>
+              </w:rPr>
+              <w:t xml:space="preserve">    }</w:t>
+            </w:r>
+          </w:p>
+          <w:p>
+            <w:pPr>
+              <w:pStyle w:val="ListParagraph"/>
+              <w:rPr>
+                <w:rFonts w:ascii="Times New Roman" w:hAnsi="Times New Roman" w:cs="Times New Roman"/>
+                <w:sz w:val="22"/>
+                <w:szCs w:val="22"/>
+                <w:lang w:val="en-ID"/>
+              </w:rPr>
+            </w:pPr>
+          </w:p>
+          <w:p>
+            <w:pPr>
+              <w:pStyle w:val="ListParagraph"/>
+              <w:rPr>
+                <w:rFonts w:ascii="Times New Roman" w:hAnsi="Times New Roman" w:cs="Times New Roman"/>
+                <w:sz w:val="22"/>
+                <w:szCs w:val="22"/>
+                <w:lang w:val="en-ID"/>
+              </w:rPr>
+            </w:pPr>
+            <w:r>
+              <w:rPr>
+                <w:rFonts w:ascii="Times New Roman" w:hAnsi="Times New Roman" w:cs="Times New Roman"/>
+                <w:sz w:val="22"/>
+                <w:szCs w:val="22"/>
+                <w:lang w:val="en-ID"/>
+              </w:rPr>
+              <w:t xml:space="preserve">    public int </w:t>
+            </w:r>
+            <w:proofErr w:type="gramStart"/>
+            <w:r>
+              <w:rPr>
+                <w:rFonts w:ascii="Times New Roman" w:hAnsi="Times New Roman" w:cs="Times New Roman"/>
+                <w:sz w:val="22"/>
+                <w:szCs w:val="22"/>
+                <w:lang w:val="en-ID"/>
+              </w:rPr>
+              <w:t>cariIndexKosong(</w:t>
+            </w:r>
+            <w:proofErr w:type="gramEnd"/>
+            <w:r>
+              <w:rPr>
+                <w:rFonts w:ascii="Times New Roman" w:hAnsi="Times New Roman" w:cs="Times New Roman"/>
+                <w:sz w:val="22"/>
+                <w:szCs w:val="22"/>
+                <w:lang w:val="en-ID"/>
+              </w:rPr>
+              <w:t>) {</w:t>
+            </w:r>
+          </w:p>
+          <w:p>
+            <w:pPr>
+              <w:pStyle w:val="ListParagraph"/>
+              <w:rPr>
+                <w:rFonts w:ascii="Times New Roman" w:hAnsi="Times New Roman" w:cs="Times New Roman"/>
+                <w:sz w:val="22"/>
+                <w:szCs w:val="22"/>
+                <w:lang w:val="en-ID"/>
+              </w:rPr>
+            </w:pPr>
+            <w:r>
+              <w:rPr>
+                <w:rFonts w:ascii="Times New Roman" w:hAnsi="Times New Roman" w:cs="Times New Roman"/>
+                <w:sz w:val="22"/>
+                <w:szCs w:val="22"/>
+                <w:lang w:val="en-ID"/>
+              </w:rPr>
+              <w:t xml:space="preserve">        for (int i = 0; i &lt; suhuHarian.length; i++) {</w:t>
+            </w:r>
+          </w:p>
+          <w:p>
+            <w:pPr>
+              <w:pStyle w:val="ListParagraph"/>
+              <w:rPr>
+                <w:rFonts w:ascii="Times New Roman" w:hAnsi="Times New Roman" w:cs="Times New Roman"/>
+                <w:sz w:val="22"/>
+                <w:szCs w:val="22"/>
+                <w:lang w:val="en-ID"/>
+              </w:rPr>
+            </w:pPr>
+            <w:r>
+              <w:rPr>
+                <w:rFonts w:ascii="Times New Roman" w:hAnsi="Times New Roman" w:cs="Times New Roman"/>
+                <w:sz w:val="22"/>
+                <w:szCs w:val="22"/>
+                <w:lang w:val="en-ID"/>
+              </w:rPr>
+              <w:t xml:space="preserve">            if (suhuHarian[i] == NILAI_KOSONG) {</w:t>
+            </w:r>
+          </w:p>
+          <w:p>
+            <w:pPr>
+              <w:pStyle w:val="ListParagraph"/>
+              <w:rPr>
+                <w:rFonts w:ascii="Times New Roman" w:hAnsi="Times New Roman" w:cs="Times New Roman"/>
+                <w:sz w:val="22"/>
+                <w:szCs w:val="22"/>
+                <w:lang w:val="en-ID"/>
+              </w:rPr>
+            </w:pPr>
+            <w:r>
+              <w:rPr>
+                <w:rFonts w:ascii="Times New Roman" w:hAnsi="Times New Roman" w:cs="Times New Roman"/>
+                <w:sz w:val="22"/>
+                <w:szCs w:val="22"/>
+                <w:lang w:val="en-ID"/>
+              </w:rPr>
+              <w:t xml:space="preserve">                return i;</w:t>
+            </w:r>
+          </w:p>
+          <w:p>
+            <w:pPr>
+              <w:pStyle w:val="ListParagraph"/>
+              <w:rPr>
+                <w:rFonts w:ascii="Times New Roman" w:hAnsi="Times New Roman" w:cs="Times New Roman"/>
+                <w:sz w:val="22"/>
+                <w:szCs w:val="22"/>
+                <w:lang w:val="en-ID"/>
+              </w:rPr>
+            </w:pPr>
+            <w:r>
+              <w:rPr>
+                <w:rFonts w:ascii="Times New Roman" w:hAnsi="Times New Roman" w:cs="Times New Roman"/>
+                <w:sz w:val="22"/>
+                <w:szCs w:val="22"/>
+                <w:lang w:val="en-ID"/>
+              </w:rPr>
+              <w:t xml:space="preserve">            }</w:t>
+            </w:r>
+          </w:p>
+          <w:p>
+            <w:pPr>
+              <w:pStyle w:val="ListParagraph"/>
+              <w:rPr>
+                <w:rFonts w:ascii="Times New Roman" w:hAnsi="Times New Roman" w:cs="Times New Roman"/>
+                <w:sz w:val="22"/>
+                <w:szCs w:val="22"/>
+                <w:lang w:val="en-ID"/>
+              </w:rPr>
+            </w:pPr>
+            <w:r>
+              <w:rPr>
+                <w:rFonts w:ascii="Times New Roman" w:hAnsi="Times New Roman" w:cs="Times New Roman"/>
+                <w:sz w:val="22"/>
+                <w:szCs w:val="22"/>
+                <w:lang w:val="en-ID"/>
+              </w:rPr>
+              <w:t xml:space="preserve">        }</w:t>
+            </w:r>
+          </w:p>
+          <w:p>
+            <w:pPr>
+              <w:pStyle w:val="ListParagraph"/>
+              <w:rPr>
+                <w:rFonts w:ascii="Times New Roman" w:hAnsi="Times New Roman" w:cs="Times New Roman"/>
+                <w:sz w:val="22"/>
+                <w:szCs w:val="22"/>
+                <w:lang w:val="en-ID"/>
+              </w:rPr>
+            </w:pPr>
+            <w:r>
+              <w:rPr>
+                <w:rFonts w:ascii="Times New Roman" w:hAnsi="Times New Roman" w:cs="Times New Roman"/>
+                <w:sz w:val="22"/>
+                <w:szCs w:val="22"/>
+                <w:lang w:val="en-ID"/>
+              </w:rPr>
+              <w:t xml:space="preserve">        return -1;</w:t>
+            </w:r>
+          </w:p>
+          <w:p>
+            <w:pPr>
+              <w:pStyle w:val="ListParagraph"/>
+              <w:rPr>
+                <w:rFonts w:ascii="Times New Roman" w:hAnsi="Times New Roman" w:cs="Times New Roman"/>
+                <w:sz w:val="22"/>
+                <w:szCs w:val="22"/>
+                <w:lang w:val="en-ID"/>
+              </w:rPr>
+            </w:pPr>
+            <w:r>
+              <w:rPr>
+                <w:rFonts w:ascii="Times New Roman" w:hAnsi="Times New Roman" w:cs="Times New Roman"/>
+                <w:sz w:val="22"/>
+                <w:szCs w:val="22"/>
+                <w:lang w:val="en-ID"/>
+              </w:rPr>
+              <w:t xml:space="preserve">    }</w:t>
+            </w:r>
+          </w:p>
+          <w:p>
+            <w:pPr>
+              <w:pStyle w:val="ListParagraph"/>
+              <w:rPr>
+                <w:rFonts w:ascii="Times New Roman" w:hAnsi="Times New Roman" w:cs="Times New Roman"/>
+                <w:sz w:val="22"/>
+                <w:szCs w:val="22"/>
+                <w:lang w:val="en-ID"/>
+              </w:rPr>
+            </w:pPr>
+          </w:p>
+          <w:p>
+            <w:pPr>
+              <w:pStyle w:val="ListParagraph"/>
+              <w:rPr>
+                <w:rFonts w:ascii="Times New Roman" w:hAnsi="Times New Roman" w:cs="Times New Roman"/>
+                <w:sz w:val="22"/>
+                <w:szCs w:val="22"/>
+                <w:lang w:val="en-ID"/>
+              </w:rPr>
+            </w:pPr>
+            <w:r>
+              <w:rPr>
+                <w:rFonts w:ascii="Times New Roman" w:hAnsi="Times New Roman" w:cs="Times New Roman"/>
+                <w:sz w:val="22"/>
+                <w:szCs w:val="22"/>
+                <w:lang w:val="en-ID"/>
+              </w:rPr>
+              <w:t xml:space="preserve">    public void </w:t>
+            </w:r>
+            <w:proofErr w:type="gramStart"/>
+            <w:r>
+              <w:rPr>
+                <w:rFonts w:ascii="Times New Roman" w:hAnsi="Times New Roman" w:cs="Times New Roman"/>
+                <w:sz w:val="22"/>
+                <w:szCs w:val="22"/>
+                <w:lang w:val="en-ID"/>
+              </w:rPr>
+              <w:t>isiDataKosong(</w:t>
+            </w:r>
+            <w:proofErr w:type="gramEnd"/>
+            <w:r>
+              <w:rPr>
+                <w:rFonts w:ascii="Times New Roman" w:hAnsi="Times New Roman" w:cs="Times New Roman"/>
+                <w:sz w:val="22"/>
+                <w:szCs w:val="22"/>
+                <w:lang w:val="en-ID"/>
+              </w:rPr>
+              <w:t>) {</w:t>
+            </w:r>
+          </w:p>
+          <w:p>
+            <w:pPr>
+              <w:pStyle w:val="ListParagraph"/>
+              <w:rPr>
+                <w:rFonts w:ascii="Times New Roman" w:hAnsi="Times New Roman" w:cs="Times New Roman"/>
+                <w:sz w:val="22"/>
+                <w:szCs w:val="22"/>
+                <w:lang w:val="en-ID"/>
+              </w:rPr>
+            </w:pPr>
+            <w:r>
+              <w:rPr>
+                <w:rFonts w:ascii="Times New Roman" w:hAnsi="Times New Roman" w:cs="Times New Roman"/>
+                <w:sz w:val="22"/>
+                <w:szCs w:val="22"/>
+                <w:lang w:val="en-ID"/>
+              </w:rPr>
+              <w:t xml:space="preserve">        int index = </w:t>
+            </w:r>
+            <w:proofErr w:type="gramStart"/>
+            <w:r>
+              <w:rPr>
+                <w:rFonts w:ascii="Times New Roman" w:hAnsi="Times New Roman" w:cs="Times New Roman"/>
+                <w:sz w:val="22"/>
+                <w:szCs w:val="22"/>
+                <w:lang w:val="en-ID"/>
+              </w:rPr>
+              <w:t>cariIndexKosong(</w:t>
+            </w:r>
+            <w:proofErr w:type="gramEnd"/>
+            <w:r>
+              <w:rPr>
+                <w:rFonts w:ascii="Times New Roman" w:hAnsi="Times New Roman" w:cs="Times New Roman"/>
+                <w:sz w:val="22"/>
+                <w:szCs w:val="22"/>
+                <w:lang w:val="en-ID"/>
+              </w:rPr>
+              <w:t>);</w:t>
+            </w:r>
+          </w:p>
+          <w:p>
+            <w:pPr>
+              <w:pStyle w:val="ListParagraph"/>
+              <w:rPr>
+                <w:rFonts w:ascii="Times New Roman" w:hAnsi="Times New Roman" w:cs="Times New Roman"/>
+                <w:sz w:val="22"/>
+                <w:szCs w:val="22"/>
+                <w:lang w:val="en-ID"/>
+              </w:rPr>
+            </w:pPr>
+            <w:r>
+              <w:rPr>
+                <w:rFonts w:ascii="Times New Roman" w:hAnsi="Times New Roman" w:cs="Times New Roman"/>
+                <w:sz w:val="22"/>
+                <w:szCs w:val="22"/>
+                <w:lang w:val="en-ID"/>
+              </w:rPr>
+              <w:t xml:space="preserve">        if (</w:t>
+            </w:r>
+            <w:proofErr w:type="gramStart"/>
+            <w:r>
+              <w:rPr>
+                <w:rFonts w:ascii="Times New Roman" w:hAnsi="Times New Roman" w:cs="Times New Roman"/>
+                <w:sz w:val="22"/>
+                <w:szCs w:val="22"/>
+                <w:lang w:val="en-ID"/>
+              </w:rPr>
+              <w:t>index !</w:t>
+            </w:r>
+            <w:proofErr w:type="gramEnd"/>
+            <w:r>
+              <w:rPr>
+                <w:rFonts w:ascii="Times New Roman" w:hAnsi="Times New Roman" w:cs="Times New Roman"/>
+                <w:sz w:val="22"/>
+                <w:szCs w:val="22"/>
+                <w:lang w:val="en-ID"/>
+              </w:rPr>
+              <w:t>= -1 &amp;&amp; index &gt; 0 &amp;&amp; index &lt; suhuHarian.length - 1) {</w:t>
+            </w:r>
+          </w:p>
+          <w:p>
+            <w:pPr>
+              <w:pStyle w:val="ListParagraph"/>
+              <w:rPr>
+                <w:rFonts w:ascii="Times New Roman" w:hAnsi="Times New Roman" w:cs="Times New Roman"/>
+                <w:sz w:val="22"/>
+                <w:szCs w:val="22"/>
+                <w:lang w:val="en-ID"/>
+              </w:rPr>
+            </w:pPr>
+            <w:r>
+              <w:rPr>
+                <w:rFonts w:ascii="Times New Roman" w:hAnsi="Times New Roman" w:cs="Times New Roman"/>
+                <w:sz w:val="22"/>
+                <w:szCs w:val="22"/>
+                <w:lang w:val="en-ID"/>
+              </w:rPr>
+              <w:t xml:space="preserve">            suhuHarian[index] = (</w:t>
+            </w:r>
+            <w:proofErr w:type="gramStart"/>
+            <w:r>
+              <w:rPr>
+                <w:rFonts w:ascii="Times New Roman" w:hAnsi="Times New Roman" w:cs="Times New Roman"/>
+                <w:sz w:val="22"/>
+                <w:szCs w:val="22"/>
+                <w:lang w:val="en-ID"/>
+              </w:rPr>
+              <w:t>suhuHarian[</w:t>
+            </w:r>
+            <w:proofErr w:type="gramEnd"/>
+            <w:r>
+              <w:rPr>
+                <w:rFonts w:ascii="Times New Roman" w:hAnsi="Times New Roman" w:cs="Times New Roman"/>
+                <w:sz w:val="22"/>
+                <w:szCs w:val="22"/>
+                <w:lang w:val="en-ID"/>
+              </w:rPr>
+              <w:t xml:space="preserve">index - 1] + </w:t>
+            </w:r>
+            <w:proofErr w:type="gramStart"/>
+            <w:r>
+              <w:rPr>
+                <w:rFonts w:ascii="Times New Roman" w:hAnsi="Times New Roman" w:cs="Times New Roman"/>
+                <w:sz w:val="22"/>
+                <w:szCs w:val="22"/>
+                <w:lang w:val="en-ID"/>
+              </w:rPr>
+              <w:t>suhuHarian[</w:t>
+            </w:r>
+            <w:proofErr w:type="gramEnd"/>
+            <w:r>
+              <w:rPr>
+                <w:rFonts w:ascii="Times New Roman" w:hAnsi="Times New Roman" w:cs="Times New Roman"/>
+                <w:sz w:val="22"/>
+                <w:szCs w:val="22"/>
+                <w:lang w:val="en-ID"/>
+              </w:rPr>
+              <w:t>index + 1]) / 2.0;</w:t>
+            </w:r>
+          </w:p>
+          <w:p>
+            <w:pPr>
+              <w:pStyle w:val="ListParagraph"/>
+              <w:rPr>
+                <w:rFonts w:ascii="Times New Roman" w:hAnsi="Times New Roman" w:cs="Times New Roman"/>
+                <w:sz w:val="22"/>
+                <w:szCs w:val="22"/>
+                <w:lang w:val="en-ID"/>
+              </w:rPr>
+            </w:pPr>
+            <w:r>
+              <w:rPr>
+                <w:rFonts w:ascii="Times New Roman" w:hAnsi="Times New Roman" w:cs="Times New Roman"/>
+                <w:sz w:val="22"/>
+                <w:szCs w:val="22"/>
+                <w:lang w:val="en-ID"/>
+              </w:rPr>
+              <w:t xml:space="preserve">        }</w:t>
+            </w:r>
+          </w:p>
+          <w:p>
+            <w:pPr>
+              <w:pStyle w:val="ListParagraph"/>
+              <w:rPr>
+                <w:rFonts w:ascii="Times New Roman" w:hAnsi="Times New Roman" w:cs="Times New Roman"/>
+                <w:sz w:val="22"/>
+                <w:szCs w:val="22"/>
+                <w:lang w:val="en-ID"/>
+              </w:rPr>
+            </w:pPr>
+            <w:r>
+              <w:rPr>
+                <w:rFonts w:ascii="Times New Roman" w:hAnsi="Times New Roman" w:cs="Times New Roman"/>
+                <w:sz w:val="22"/>
+                <w:szCs w:val="22"/>
+                <w:lang w:val="en-ID"/>
+              </w:rPr>
+              <w:t xml:space="preserve">    }</w:t>
+            </w:r>
+          </w:p>
+          <w:p>
+            <w:pPr>
+              <w:pStyle w:val="ListParagraph"/>
+              <w:rPr>
+                <w:rFonts w:ascii="Times New Roman" w:hAnsi="Times New Roman" w:cs="Times New Roman"/>
+                <w:sz w:val="22"/>
+                <w:szCs w:val="22"/>
+                <w:lang w:val="en-ID"/>
+              </w:rPr>
+            </w:pPr>
+          </w:p>
+          <w:p>
+            <w:pPr>
+              <w:pStyle w:val="ListParagraph"/>
+              <w:rPr>
+                <w:rFonts w:ascii="Times New Roman" w:hAnsi="Times New Roman" w:cs="Times New Roman"/>
+                <w:sz w:val="22"/>
+                <w:szCs w:val="22"/>
+                <w:lang w:val="en-ID"/>
+              </w:rPr>
+            </w:pPr>
+            <w:r>
+              <w:rPr>
+                <w:rFonts w:ascii="Times New Roman" w:hAnsi="Times New Roman" w:cs="Times New Roman"/>
+                <w:sz w:val="22"/>
+                <w:szCs w:val="22"/>
+                <w:lang w:val="en-ID"/>
+              </w:rPr>
+              <w:lastRenderedPageBreak/>
+              <w:t xml:space="preserve">    public double </w:t>
+            </w:r>
+            <w:proofErr w:type="gramStart"/>
+            <w:r>
+              <w:rPr>
+                <w:rFonts w:ascii="Times New Roman" w:hAnsi="Times New Roman" w:cs="Times New Roman"/>
+                <w:sz w:val="22"/>
+                <w:szCs w:val="22"/>
+                <w:lang w:val="en-ID"/>
+              </w:rPr>
+              <w:t>hitungRataRata(</w:t>
+            </w:r>
+            <w:proofErr w:type="gramEnd"/>
+            <w:r>
+              <w:rPr>
+                <w:rFonts w:ascii="Times New Roman" w:hAnsi="Times New Roman" w:cs="Times New Roman"/>
+                <w:sz w:val="22"/>
+                <w:szCs w:val="22"/>
+                <w:lang w:val="en-ID"/>
+              </w:rPr>
+              <w:t>) {</w:t>
+            </w:r>
+          </w:p>
+          <w:p>
+            <w:pPr>
+              <w:pStyle w:val="ListParagraph"/>
+              <w:rPr>
+                <w:rFonts w:ascii="Times New Roman" w:hAnsi="Times New Roman" w:cs="Times New Roman"/>
+                <w:sz w:val="22"/>
+                <w:szCs w:val="22"/>
+                <w:lang w:val="en-ID"/>
+              </w:rPr>
+            </w:pPr>
+            <w:r>
+              <w:rPr>
+                <w:rFonts w:ascii="Times New Roman" w:hAnsi="Times New Roman" w:cs="Times New Roman"/>
+                <w:sz w:val="22"/>
+                <w:szCs w:val="22"/>
+                <w:lang w:val="en-ID"/>
+              </w:rPr>
+              <w:t xml:space="preserve">        double total = 0;</w:t>
+            </w:r>
+          </w:p>
+          <w:p>
+            <w:pPr>
+              <w:pStyle w:val="ListParagraph"/>
+              <w:rPr>
+                <w:rFonts w:ascii="Times New Roman" w:hAnsi="Times New Roman" w:cs="Times New Roman"/>
+                <w:sz w:val="22"/>
+                <w:szCs w:val="22"/>
+                <w:lang w:val="en-ID"/>
+              </w:rPr>
+            </w:pPr>
+            <w:r>
+              <w:rPr>
+                <w:rFonts w:ascii="Times New Roman" w:hAnsi="Times New Roman" w:cs="Times New Roman"/>
+                <w:sz w:val="22"/>
+                <w:szCs w:val="22"/>
+                <w:lang w:val="en-ID"/>
+              </w:rPr>
+              <w:t xml:space="preserve">        for (double </w:t>
+            </w:r>
+            <w:proofErr w:type="gramStart"/>
+            <w:r>
+              <w:rPr>
+                <w:rFonts w:ascii="Times New Roman" w:hAnsi="Times New Roman" w:cs="Times New Roman"/>
+                <w:sz w:val="22"/>
+                <w:szCs w:val="22"/>
+                <w:lang w:val="en-ID"/>
+              </w:rPr>
+              <w:t>suhu :</w:t>
+            </w:r>
+            <w:proofErr w:type="gramEnd"/>
+            <w:r>
+              <w:rPr>
+                <w:rFonts w:ascii="Times New Roman" w:hAnsi="Times New Roman" w:cs="Times New Roman"/>
+                <w:sz w:val="22"/>
+                <w:szCs w:val="22"/>
+                <w:lang w:val="en-ID"/>
+              </w:rPr>
+              <w:t xml:space="preserve"> suhuHarian) {</w:t>
+            </w:r>
+          </w:p>
+          <w:p>
+            <w:pPr>
+              <w:pStyle w:val="ListParagraph"/>
+              <w:rPr>
+                <w:rFonts w:ascii="Times New Roman" w:hAnsi="Times New Roman" w:cs="Times New Roman"/>
+                <w:sz w:val="22"/>
+                <w:szCs w:val="22"/>
+                <w:lang w:val="en-ID"/>
+              </w:rPr>
+            </w:pPr>
+            <w:r>
+              <w:rPr>
+                <w:rFonts w:ascii="Times New Roman" w:hAnsi="Times New Roman" w:cs="Times New Roman"/>
+                <w:sz w:val="22"/>
+                <w:szCs w:val="22"/>
+                <w:lang w:val="en-ID"/>
+              </w:rPr>
+              <w:t xml:space="preserve">            total += suhu;</w:t>
+            </w:r>
+          </w:p>
+          <w:p>
+            <w:pPr>
+              <w:pStyle w:val="ListParagraph"/>
+              <w:rPr>
+                <w:rFonts w:ascii="Times New Roman" w:hAnsi="Times New Roman" w:cs="Times New Roman"/>
+                <w:sz w:val="22"/>
+                <w:szCs w:val="22"/>
+                <w:lang w:val="en-ID"/>
+              </w:rPr>
+            </w:pPr>
+            <w:r>
+              <w:rPr>
+                <w:rFonts w:ascii="Times New Roman" w:hAnsi="Times New Roman" w:cs="Times New Roman"/>
+                <w:sz w:val="22"/>
+                <w:szCs w:val="22"/>
+                <w:lang w:val="en-ID"/>
+              </w:rPr>
+              <w:t xml:space="preserve">        }</w:t>
+            </w:r>
+          </w:p>
+          <w:p>
+            <w:pPr>
+              <w:pStyle w:val="ListParagraph"/>
+              <w:rPr>
+                <w:rFonts w:ascii="Times New Roman" w:hAnsi="Times New Roman" w:cs="Times New Roman"/>
+                <w:sz w:val="22"/>
+                <w:szCs w:val="22"/>
+                <w:lang w:val="en-ID"/>
+              </w:rPr>
+            </w:pPr>
+            <w:r>
+              <w:rPr>
+                <w:rFonts w:ascii="Times New Roman" w:hAnsi="Times New Roman" w:cs="Times New Roman"/>
+                <w:sz w:val="22"/>
+                <w:szCs w:val="22"/>
+                <w:lang w:val="en-ID"/>
+              </w:rPr>
+              <w:t xml:space="preserve">        return total / suhuHarian.length;</w:t>
+            </w:r>
+          </w:p>
+          <w:p>
+            <w:pPr>
+              <w:pStyle w:val="ListParagraph"/>
+              <w:rPr>
+                <w:rFonts w:ascii="Times New Roman" w:hAnsi="Times New Roman" w:cs="Times New Roman"/>
+                <w:sz w:val="22"/>
+                <w:szCs w:val="22"/>
+                <w:lang w:val="en-ID"/>
+              </w:rPr>
+            </w:pPr>
+            <w:r>
+              <w:rPr>
+                <w:rFonts w:ascii="Times New Roman" w:hAnsi="Times New Roman" w:cs="Times New Roman"/>
+                <w:sz w:val="22"/>
+                <w:szCs w:val="22"/>
+                <w:lang w:val="en-ID"/>
+              </w:rPr>
+              <w:t xml:space="preserve">    }</w:t>
+            </w:r>
+          </w:p>
+          <w:p>
+            <w:pPr>
+              <w:pStyle w:val="ListParagraph"/>
+              <w:ind w:left="0"/>
+              <w:rPr>
+                <w:rFonts w:ascii="Times New Roman" w:hAnsi="Times New Roman" w:cs="Times New Roman"/>
+                <w:sz w:val="22"/>
+                <w:szCs w:val="22"/>
+                <w:lang w:val="en-ID"/>
+              </w:rPr>
+            </w:pPr>
+            <w:r>
+              <w:rPr>
+                <w:rFonts w:ascii="Times New Roman" w:hAnsi="Times New Roman" w:cs="Times New Roman"/>
+                <w:sz w:val="22"/>
+                <w:szCs w:val="22"/>
+                <w:lang w:val="en-ID"/>
+              </w:rPr>
+              <w:t>}</w:t>
+            </w:r>
+          </w:p>
+        </w:tc>
+      </w:tr>
+    </w:tbl>
+    <w:p>
+      <w:pPr>
+        <w:pStyle w:val="ListParagraph"/>
+        <w:numPr>
+          <w:ilvl w:val="0"/>
+          <w:numId w:val="5"/>
+        </w:numPr>
+        <w:tabs>
+          <w:tab w:val="left" w:pos="4573"/>
+        </w:tabs>
+        <w:rPr>
+          <w:rFonts w:ascii="Times New Roman" w:hAnsi="Times New Roman" w:cs="Times New Roman"/>
+          <w:lang w:val="en-ID"/>
+        </w:rPr>
+      </w:pPr>
+      <w:r>
+        <w:rPr>
+          <w:rFonts w:ascii="Times New Roman" w:hAnsi="Times New Roman" w:cs="Times New Roman"/>
+          <w:lang w:val="en-ID"/>
+        </w:rPr>
+        <w:lastRenderedPageBreak/>
+        <w:t>MainUnGuided</w:t>
+      </w:r>
+      <w:r>
+        <w:rPr>
+          <w:rFonts w:ascii="Times New Roman" w:hAnsi="Times New Roman" w:cs="Times New Roman"/>
+          <w:lang w:val="en-ID"/>
+        </w:rPr>
+        <w:t>.java</w:t>
       </w:r>
       <w:r>
         <w:rPr>
@@ -923,6 +5348,714 @@
           <w:p>
             <w:pPr>
               <w:pStyle w:val="ListParagraph"/>
+              <w:rPr>
+                <w:rFonts w:ascii="Times New Roman" w:hAnsi="Times New Roman" w:cs="Times New Roman"/>
+                <w:sz w:val="22"/>
+                <w:szCs w:val="22"/>
+                <w:lang w:val="en-ID"/>
+              </w:rPr>
+            </w:pPr>
+            <w:r>
+              <w:rPr>
+                <w:rFonts w:ascii="Times New Roman" w:hAnsi="Times New Roman" w:cs="Times New Roman"/>
+                <w:sz w:val="22"/>
+                <w:szCs w:val="22"/>
+                <w:lang w:val="en-ID"/>
+              </w:rPr>
+              <w:t xml:space="preserve">import </w:t>
+            </w:r>
+            <w:proofErr w:type="gramStart"/>
+            <w:r>
+              <w:rPr>
+                <w:rFonts w:ascii="Times New Roman" w:hAnsi="Times New Roman" w:cs="Times New Roman"/>
+                <w:sz w:val="22"/>
+                <w:szCs w:val="22"/>
+                <w:lang w:val="en-ID"/>
+              </w:rPr>
+              <w:t>java.util</w:t>
+            </w:r>
+            <w:proofErr w:type="gramEnd"/>
+            <w:r>
+              <w:rPr>
+                <w:rFonts w:ascii="Times New Roman" w:hAnsi="Times New Roman" w:cs="Times New Roman"/>
+                <w:sz w:val="22"/>
+                <w:szCs w:val="22"/>
+                <w:lang w:val="en-ID"/>
+              </w:rPr>
+              <w:t>.Arrays;</w:t>
+            </w:r>
+          </w:p>
+          <w:p>
+            <w:pPr>
+              <w:pStyle w:val="ListParagraph"/>
+              <w:rPr>
+                <w:rFonts w:ascii="Times New Roman" w:hAnsi="Times New Roman" w:cs="Times New Roman"/>
+                <w:sz w:val="22"/>
+                <w:szCs w:val="22"/>
+                <w:lang w:val="en-ID"/>
+              </w:rPr>
+            </w:pPr>
+          </w:p>
+          <w:p>
+            <w:pPr>
+              <w:pStyle w:val="ListParagraph"/>
+              <w:rPr>
+                <w:rFonts w:ascii="Times New Roman" w:hAnsi="Times New Roman" w:cs="Times New Roman"/>
+                <w:sz w:val="22"/>
+                <w:szCs w:val="22"/>
+                <w:lang w:val="en-ID"/>
+              </w:rPr>
+            </w:pPr>
+            <w:r>
+              <w:rPr>
+                <w:rFonts w:ascii="Times New Roman" w:hAnsi="Times New Roman" w:cs="Times New Roman"/>
+                <w:sz w:val="22"/>
+                <w:szCs w:val="22"/>
+                <w:lang w:val="en-ID"/>
+              </w:rPr>
+              <w:t>public class MainUnguided {</w:t>
+            </w:r>
+          </w:p>
+          <w:p>
+            <w:pPr>
+              <w:pStyle w:val="ListParagraph"/>
+              <w:rPr>
+                <w:rFonts w:ascii="Times New Roman" w:hAnsi="Times New Roman" w:cs="Times New Roman"/>
+                <w:sz w:val="22"/>
+                <w:szCs w:val="22"/>
+                <w:lang w:val="en-ID"/>
+              </w:rPr>
+            </w:pPr>
+            <w:r>
+              <w:rPr>
+                <w:rFonts w:ascii="Times New Roman" w:hAnsi="Times New Roman" w:cs="Times New Roman"/>
+                <w:sz w:val="22"/>
+                <w:szCs w:val="22"/>
+                <w:lang w:val="en-ID"/>
+              </w:rPr>
+              <w:t xml:space="preserve">    public static void </w:t>
+            </w:r>
+            <w:proofErr w:type="gramStart"/>
+            <w:r>
+              <w:rPr>
+                <w:rFonts w:ascii="Times New Roman" w:hAnsi="Times New Roman" w:cs="Times New Roman"/>
+                <w:sz w:val="22"/>
+                <w:szCs w:val="22"/>
+                <w:lang w:val="en-ID"/>
+              </w:rPr>
+              <w:t>main(String[</w:t>
+            </w:r>
+            <w:proofErr w:type="gramEnd"/>
+            <w:r>
+              <w:rPr>
+                <w:rFonts w:ascii="Times New Roman" w:hAnsi="Times New Roman" w:cs="Times New Roman"/>
+                <w:sz w:val="22"/>
+                <w:szCs w:val="22"/>
+                <w:lang w:val="en-ID"/>
+              </w:rPr>
+              <w:t>] args) {</w:t>
+            </w:r>
+          </w:p>
+          <w:p>
+            <w:pPr>
+              <w:pStyle w:val="ListParagraph"/>
+              <w:rPr>
+                <w:rFonts w:ascii="Times New Roman" w:hAnsi="Times New Roman" w:cs="Times New Roman"/>
+                <w:sz w:val="22"/>
+                <w:szCs w:val="22"/>
+                <w:lang w:val="en-ID"/>
+              </w:rPr>
+            </w:pPr>
+            <w:r>
+              <w:rPr>
+                <w:rFonts w:ascii="Times New Roman" w:hAnsi="Times New Roman" w:cs="Times New Roman"/>
+                <w:sz w:val="22"/>
+                <w:szCs w:val="22"/>
+                <w:lang w:val="en-ID"/>
+              </w:rPr>
+              <w:t xml:space="preserve">        </w:t>
+            </w:r>
+            <w:proofErr w:type="gramStart"/>
+            <w:r>
+              <w:rPr>
+                <w:rFonts w:ascii="Times New Roman" w:hAnsi="Times New Roman" w:cs="Times New Roman"/>
+                <w:sz w:val="22"/>
+                <w:szCs w:val="22"/>
+                <w:lang w:val="en-ID"/>
+              </w:rPr>
+              <w:t>double[</w:t>
+            </w:r>
+            <w:proofErr w:type="gramEnd"/>
+            <w:r>
+              <w:rPr>
+                <w:rFonts w:ascii="Times New Roman" w:hAnsi="Times New Roman" w:cs="Times New Roman"/>
+                <w:sz w:val="22"/>
+                <w:szCs w:val="22"/>
+                <w:lang w:val="en-ID"/>
+              </w:rPr>
+              <w:t xml:space="preserve">] suhuHarian = </w:t>
+            </w:r>
+            <w:proofErr w:type="gramStart"/>
+            <w:r>
+              <w:rPr>
+                <w:rFonts w:ascii="Times New Roman" w:hAnsi="Times New Roman" w:cs="Times New Roman"/>
+                <w:sz w:val="22"/>
+                <w:szCs w:val="22"/>
+                <w:lang w:val="en-ID"/>
+              </w:rPr>
+              <w:t>{ 30.4</w:t>
+            </w:r>
+            <w:proofErr w:type="gramEnd"/>
+            <w:r>
+              <w:rPr>
+                <w:rFonts w:ascii="Times New Roman" w:hAnsi="Times New Roman" w:cs="Times New Roman"/>
+                <w:sz w:val="22"/>
+                <w:szCs w:val="22"/>
+                <w:lang w:val="en-ID"/>
+              </w:rPr>
+              <w:t xml:space="preserve">, 24.3, 26.8, -1.0, 31.4, 30.8, </w:t>
+            </w:r>
+            <w:proofErr w:type="gramStart"/>
+            <w:r>
+              <w:rPr>
+                <w:rFonts w:ascii="Times New Roman" w:hAnsi="Times New Roman" w:cs="Times New Roman"/>
+                <w:sz w:val="22"/>
+                <w:szCs w:val="22"/>
+                <w:lang w:val="en-ID"/>
+              </w:rPr>
+              <w:t>32.9 }</w:t>
+            </w:r>
+            <w:proofErr w:type="gramEnd"/>
+            <w:r>
+              <w:rPr>
+                <w:rFonts w:ascii="Times New Roman" w:hAnsi="Times New Roman" w:cs="Times New Roman"/>
+                <w:sz w:val="22"/>
+                <w:szCs w:val="22"/>
+                <w:lang w:val="en-ID"/>
+              </w:rPr>
+              <w:t>;</w:t>
+            </w:r>
+          </w:p>
+          <w:p>
+            <w:pPr>
+              <w:pStyle w:val="ListParagraph"/>
+              <w:rPr>
+                <w:rFonts w:ascii="Times New Roman" w:hAnsi="Times New Roman" w:cs="Times New Roman"/>
+                <w:sz w:val="22"/>
+                <w:szCs w:val="22"/>
+                <w:lang w:val="en-ID"/>
+              </w:rPr>
+            </w:pPr>
+          </w:p>
+          <w:p>
+            <w:pPr>
+              <w:pStyle w:val="ListParagraph"/>
+              <w:rPr>
+                <w:rFonts w:ascii="Times New Roman" w:hAnsi="Times New Roman" w:cs="Times New Roman"/>
+                <w:sz w:val="22"/>
+                <w:szCs w:val="22"/>
+                <w:lang w:val="en-ID"/>
+              </w:rPr>
+            </w:pPr>
+            <w:r>
+              <w:rPr>
+                <w:rFonts w:ascii="Times New Roman" w:hAnsi="Times New Roman" w:cs="Times New Roman"/>
+                <w:sz w:val="22"/>
+                <w:szCs w:val="22"/>
+                <w:lang w:val="en-ID"/>
+              </w:rPr>
+              <w:t xml:space="preserve">        PengolahSuhu pengolah = new PengolahSuhu(suhuHarian);</w:t>
+            </w:r>
+          </w:p>
+          <w:p>
+            <w:pPr>
+              <w:pStyle w:val="ListParagraph"/>
+              <w:rPr>
+                <w:rFonts w:ascii="Times New Roman" w:hAnsi="Times New Roman" w:cs="Times New Roman"/>
+                <w:sz w:val="22"/>
+                <w:szCs w:val="22"/>
+                <w:lang w:val="en-ID"/>
+              </w:rPr>
+            </w:pPr>
+          </w:p>
+          <w:p>
+            <w:pPr>
+              <w:pStyle w:val="ListParagraph"/>
+              <w:rPr>
+                <w:rFonts w:ascii="Times New Roman" w:hAnsi="Times New Roman" w:cs="Times New Roman"/>
+                <w:sz w:val="22"/>
+                <w:szCs w:val="22"/>
+                <w:lang w:val="en-ID"/>
+              </w:rPr>
+            </w:pPr>
+            <w:r>
+              <w:rPr>
+                <w:rFonts w:ascii="Times New Roman" w:hAnsi="Times New Roman" w:cs="Times New Roman"/>
+                <w:sz w:val="22"/>
+                <w:szCs w:val="22"/>
+                <w:lang w:val="en-ID"/>
+              </w:rPr>
+              <w:t xml:space="preserve">        System.out.println("=== Data Suhu Awal ===");</w:t>
+            </w:r>
+          </w:p>
+          <w:p>
+            <w:pPr>
+              <w:pStyle w:val="ListParagraph"/>
+              <w:rPr>
+                <w:rFonts w:ascii="Times New Roman" w:hAnsi="Times New Roman" w:cs="Times New Roman"/>
+                <w:sz w:val="22"/>
+                <w:szCs w:val="22"/>
+                <w:lang w:val="en-ID"/>
+              </w:rPr>
+            </w:pPr>
+            <w:r>
+              <w:rPr>
+                <w:rFonts w:ascii="Times New Roman" w:hAnsi="Times New Roman" w:cs="Times New Roman"/>
+                <w:sz w:val="22"/>
+                <w:szCs w:val="22"/>
+                <w:lang w:val="en-ID"/>
+              </w:rPr>
+              <w:t xml:space="preserve">        </w:t>
+            </w:r>
+            <w:proofErr w:type="gramStart"/>
+            <w:r>
+              <w:rPr>
+                <w:rFonts w:ascii="Times New Roman" w:hAnsi="Times New Roman" w:cs="Times New Roman"/>
+                <w:sz w:val="22"/>
+                <w:szCs w:val="22"/>
+                <w:lang w:val="en-ID"/>
+              </w:rPr>
+              <w:t>pengolah.tampilkanData</w:t>
+            </w:r>
+            <w:proofErr w:type="gramEnd"/>
+            <w:r>
+              <w:rPr>
+                <w:rFonts w:ascii="Times New Roman" w:hAnsi="Times New Roman" w:cs="Times New Roman"/>
+                <w:sz w:val="22"/>
+                <w:szCs w:val="22"/>
+                <w:lang w:val="en-ID"/>
+              </w:rPr>
+              <w:t>();</w:t>
+            </w:r>
+          </w:p>
+          <w:p>
+            <w:pPr>
+              <w:pStyle w:val="ListParagraph"/>
+              <w:rPr>
+                <w:rFonts w:ascii="Times New Roman" w:hAnsi="Times New Roman" w:cs="Times New Roman"/>
+                <w:sz w:val="22"/>
+                <w:szCs w:val="22"/>
+                <w:lang w:val="en-ID"/>
+              </w:rPr>
+            </w:pPr>
+            <w:r>
+              <w:rPr>
+                <w:rFonts w:ascii="Times New Roman" w:hAnsi="Times New Roman" w:cs="Times New Roman"/>
+                <w:sz w:val="22"/>
+                <w:szCs w:val="22"/>
+                <w:lang w:val="en-ID"/>
+              </w:rPr>
+              <w:t xml:space="preserve">        System.out.println();</w:t>
+            </w:r>
+          </w:p>
+          <w:p>
+            <w:pPr>
+              <w:pStyle w:val="ListParagraph"/>
+              <w:rPr>
+                <w:rFonts w:ascii="Times New Roman" w:hAnsi="Times New Roman" w:cs="Times New Roman"/>
+                <w:sz w:val="22"/>
+                <w:szCs w:val="22"/>
+                <w:lang w:val="en-ID"/>
+              </w:rPr>
+            </w:pPr>
+          </w:p>
+          <w:p>
+            <w:pPr>
+              <w:pStyle w:val="ListParagraph"/>
+              <w:rPr>
+                <w:rFonts w:ascii="Times New Roman" w:hAnsi="Times New Roman" w:cs="Times New Roman"/>
+                <w:sz w:val="22"/>
+                <w:szCs w:val="22"/>
+                <w:lang w:val="en-ID"/>
+              </w:rPr>
+            </w:pPr>
+            <w:r>
+              <w:rPr>
+                <w:rFonts w:ascii="Times New Roman" w:hAnsi="Times New Roman" w:cs="Times New Roman"/>
+                <w:sz w:val="22"/>
+                <w:szCs w:val="22"/>
+                <w:lang w:val="en-ID"/>
+              </w:rPr>
+              <w:t xml:space="preserve">        int indexKosong = </w:t>
+            </w:r>
+            <w:proofErr w:type="gramStart"/>
+            <w:r>
+              <w:rPr>
+                <w:rFonts w:ascii="Times New Roman" w:hAnsi="Times New Roman" w:cs="Times New Roman"/>
+                <w:sz w:val="22"/>
+                <w:szCs w:val="22"/>
+                <w:lang w:val="en-ID"/>
+              </w:rPr>
+              <w:t>pengolah.cariIndexKosong</w:t>
+            </w:r>
+            <w:proofErr w:type="gramEnd"/>
+            <w:r>
+              <w:rPr>
+                <w:rFonts w:ascii="Times New Roman" w:hAnsi="Times New Roman" w:cs="Times New Roman"/>
+                <w:sz w:val="22"/>
+                <w:szCs w:val="22"/>
+                <w:lang w:val="en-ID"/>
+              </w:rPr>
+              <w:t>();</w:t>
+            </w:r>
+          </w:p>
+          <w:p>
+            <w:pPr>
+              <w:pStyle w:val="ListParagraph"/>
+              <w:rPr>
+                <w:rFonts w:ascii="Times New Roman" w:hAnsi="Times New Roman" w:cs="Times New Roman"/>
+                <w:sz w:val="22"/>
+                <w:szCs w:val="22"/>
+                <w:lang w:val="en-ID"/>
+              </w:rPr>
+            </w:pPr>
+            <w:r>
+              <w:rPr>
+                <w:rFonts w:ascii="Times New Roman" w:hAnsi="Times New Roman" w:cs="Times New Roman"/>
+                <w:sz w:val="22"/>
+                <w:szCs w:val="22"/>
+                <w:lang w:val="en-ID"/>
+              </w:rPr>
+              <w:t xml:space="preserve">        System.out.println("Index hari kosong (dimulai dari 0): " + indexKosong);</w:t>
+            </w:r>
+          </w:p>
+          <w:p>
+            <w:pPr>
+              <w:pStyle w:val="ListParagraph"/>
+              <w:rPr>
+                <w:rFonts w:ascii="Times New Roman" w:hAnsi="Times New Roman" w:cs="Times New Roman"/>
+                <w:sz w:val="22"/>
+                <w:szCs w:val="22"/>
+                <w:lang w:val="en-ID"/>
+              </w:rPr>
+            </w:pPr>
+            <w:r>
+              <w:rPr>
+                <w:rFonts w:ascii="Times New Roman" w:hAnsi="Times New Roman" w:cs="Times New Roman"/>
+                <w:sz w:val="22"/>
+                <w:szCs w:val="22"/>
+                <w:lang w:val="en-ID"/>
+              </w:rPr>
+              <w:t xml:space="preserve">        System.out.println();</w:t>
+            </w:r>
+          </w:p>
+          <w:p>
+            <w:pPr>
+              <w:pStyle w:val="ListParagraph"/>
+              <w:rPr>
+                <w:rFonts w:ascii="Times New Roman" w:hAnsi="Times New Roman" w:cs="Times New Roman"/>
+                <w:sz w:val="22"/>
+                <w:szCs w:val="22"/>
+                <w:lang w:val="en-ID"/>
+              </w:rPr>
+            </w:pPr>
+          </w:p>
+          <w:p>
+            <w:pPr>
+              <w:pStyle w:val="ListParagraph"/>
+              <w:rPr>
+                <w:rFonts w:ascii="Times New Roman" w:hAnsi="Times New Roman" w:cs="Times New Roman"/>
+                <w:sz w:val="22"/>
+                <w:szCs w:val="22"/>
+                <w:lang w:val="en-ID"/>
+              </w:rPr>
+            </w:pPr>
+            <w:r>
+              <w:rPr>
+                <w:rFonts w:ascii="Times New Roman" w:hAnsi="Times New Roman" w:cs="Times New Roman"/>
+                <w:sz w:val="22"/>
+                <w:szCs w:val="22"/>
+                <w:lang w:val="en-ID"/>
+              </w:rPr>
+              <w:t xml:space="preserve">        </w:t>
+            </w:r>
+            <w:proofErr w:type="gramStart"/>
+            <w:r>
+              <w:rPr>
+                <w:rFonts w:ascii="Times New Roman" w:hAnsi="Times New Roman" w:cs="Times New Roman"/>
+                <w:sz w:val="22"/>
+                <w:szCs w:val="22"/>
+                <w:lang w:val="en-ID"/>
+              </w:rPr>
+              <w:t>pengolah.isiDataKosong</w:t>
+            </w:r>
+            <w:proofErr w:type="gramEnd"/>
+            <w:r>
+              <w:rPr>
+                <w:rFonts w:ascii="Times New Roman" w:hAnsi="Times New Roman" w:cs="Times New Roman"/>
+                <w:sz w:val="22"/>
+                <w:szCs w:val="22"/>
+                <w:lang w:val="en-ID"/>
+              </w:rPr>
+              <w:t>();</w:t>
+            </w:r>
+          </w:p>
+          <w:p>
+            <w:pPr>
+              <w:pStyle w:val="ListParagraph"/>
+              <w:rPr>
+                <w:rFonts w:ascii="Times New Roman" w:hAnsi="Times New Roman" w:cs="Times New Roman"/>
+                <w:sz w:val="22"/>
+                <w:szCs w:val="22"/>
+                <w:lang w:val="en-ID"/>
+              </w:rPr>
+            </w:pPr>
+          </w:p>
+          <w:p>
+            <w:pPr>
+              <w:pStyle w:val="ListParagraph"/>
+              <w:rPr>
+                <w:rFonts w:ascii="Times New Roman" w:hAnsi="Times New Roman" w:cs="Times New Roman"/>
+                <w:sz w:val="22"/>
+                <w:szCs w:val="22"/>
+                <w:lang w:val="en-ID"/>
+              </w:rPr>
+            </w:pPr>
+            <w:r>
+              <w:rPr>
+                <w:rFonts w:ascii="Times New Roman" w:hAnsi="Times New Roman" w:cs="Times New Roman"/>
+                <w:sz w:val="22"/>
+                <w:szCs w:val="22"/>
+                <w:lang w:val="en-ID"/>
+              </w:rPr>
+              <w:t xml:space="preserve">        System.out.println("=== Data Suhu Setelah Pengisian ===");</w:t>
+            </w:r>
+          </w:p>
+          <w:p>
+            <w:pPr>
+              <w:pStyle w:val="ListParagraph"/>
+              <w:rPr>
+                <w:rFonts w:ascii="Times New Roman" w:hAnsi="Times New Roman" w:cs="Times New Roman"/>
+                <w:sz w:val="22"/>
+                <w:szCs w:val="22"/>
+                <w:lang w:val="en-ID"/>
+              </w:rPr>
+            </w:pPr>
+            <w:r>
+              <w:rPr>
+                <w:rFonts w:ascii="Times New Roman" w:hAnsi="Times New Roman" w:cs="Times New Roman"/>
+                <w:sz w:val="22"/>
+                <w:szCs w:val="22"/>
+                <w:lang w:val="en-ID"/>
+              </w:rPr>
+              <w:t xml:space="preserve">        </w:t>
+            </w:r>
+            <w:proofErr w:type="gramStart"/>
+            <w:r>
+              <w:rPr>
+                <w:rFonts w:ascii="Times New Roman" w:hAnsi="Times New Roman" w:cs="Times New Roman"/>
+                <w:sz w:val="22"/>
+                <w:szCs w:val="22"/>
+                <w:lang w:val="en-ID"/>
+              </w:rPr>
+              <w:t>pengolah.tampilkanData</w:t>
+            </w:r>
+            <w:proofErr w:type="gramEnd"/>
+            <w:r>
+              <w:rPr>
+                <w:rFonts w:ascii="Times New Roman" w:hAnsi="Times New Roman" w:cs="Times New Roman"/>
+                <w:sz w:val="22"/>
+                <w:szCs w:val="22"/>
+                <w:lang w:val="en-ID"/>
+              </w:rPr>
+              <w:t>();</w:t>
+            </w:r>
+          </w:p>
+          <w:p>
+            <w:pPr>
+              <w:pStyle w:val="ListParagraph"/>
+              <w:rPr>
+                <w:rFonts w:ascii="Times New Roman" w:hAnsi="Times New Roman" w:cs="Times New Roman"/>
+                <w:sz w:val="22"/>
+                <w:szCs w:val="22"/>
+                <w:lang w:val="en-ID"/>
+              </w:rPr>
+            </w:pPr>
+            <w:r>
+              <w:rPr>
+                <w:rFonts w:ascii="Times New Roman" w:hAnsi="Times New Roman" w:cs="Times New Roman"/>
+                <w:sz w:val="22"/>
+                <w:szCs w:val="22"/>
+                <w:lang w:val="en-ID"/>
+              </w:rPr>
+              <w:t xml:space="preserve">        System.out.println();</w:t>
+            </w:r>
+          </w:p>
+          <w:p>
+            <w:pPr>
+              <w:pStyle w:val="ListParagraph"/>
+              <w:rPr>
+                <w:rFonts w:ascii="Times New Roman" w:hAnsi="Times New Roman" w:cs="Times New Roman"/>
+                <w:sz w:val="22"/>
+                <w:szCs w:val="22"/>
+                <w:lang w:val="en-ID"/>
+              </w:rPr>
+            </w:pPr>
+          </w:p>
+          <w:p>
+            <w:pPr>
+              <w:pStyle w:val="ListParagraph"/>
+              <w:rPr>
+                <w:rFonts w:ascii="Times New Roman" w:hAnsi="Times New Roman" w:cs="Times New Roman"/>
+                <w:sz w:val="22"/>
+                <w:szCs w:val="22"/>
+                <w:lang w:val="en-ID"/>
+              </w:rPr>
+            </w:pPr>
+            <w:r>
+              <w:rPr>
+                <w:rFonts w:ascii="Times New Roman" w:hAnsi="Times New Roman" w:cs="Times New Roman"/>
+                <w:sz w:val="22"/>
+                <w:szCs w:val="22"/>
+                <w:lang w:val="en-ID"/>
+              </w:rPr>
+              <w:t xml:space="preserve">        System.out.printf("Rata-</w:t>
+            </w:r>
+            <w:proofErr w:type="gramStart"/>
+            <w:r>
+              <w:rPr>
+                <w:rFonts w:ascii="Times New Roman" w:hAnsi="Times New Roman" w:cs="Times New Roman"/>
+                <w:sz w:val="22"/>
+                <w:szCs w:val="22"/>
+                <w:lang w:val="en-ID"/>
+              </w:rPr>
+              <w:t>rata :</w:t>
+            </w:r>
+            <w:proofErr w:type="gramEnd"/>
+            <w:r>
+              <w:rPr>
+                <w:rFonts w:ascii="Times New Roman" w:hAnsi="Times New Roman" w:cs="Times New Roman"/>
+                <w:sz w:val="22"/>
+                <w:szCs w:val="22"/>
+                <w:lang w:val="en-ID"/>
+              </w:rPr>
+              <w:t xml:space="preserve"> %.2f°C\n\n", </w:t>
+            </w:r>
+            <w:proofErr w:type="gramStart"/>
+            <w:r>
+              <w:rPr>
+                <w:rFonts w:ascii="Times New Roman" w:hAnsi="Times New Roman" w:cs="Times New Roman"/>
+                <w:sz w:val="22"/>
+                <w:szCs w:val="22"/>
+                <w:lang w:val="en-ID"/>
+              </w:rPr>
+              <w:t>pengolah.hitungRataRata</w:t>
+            </w:r>
+            <w:proofErr w:type="gramEnd"/>
+            <w:r>
+              <w:rPr>
+                <w:rFonts w:ascii="Times New Roman" w:hAnsi="Times New Roman" w:cs="Times New Roman"/>
+                <w:sz w:val="22"/>
+                <w:szCs w:val="22"/>
+                <w:lang w:val="en-ID"/>
+              </w:rPr>
+              <w:t>());</w:t>
+            </w:r>
+          </w:p>
+          <w:p>
+            <w:pPr>
+              <w:pStyle w:val="ListParagraph"/>
+              <w:rPr>
+                <w:rFonts w:ascii="Times New Roman" w:hAnsi="Times New Roman" w:cs="Times New Roman"/>
+                <w:sz w:val="22"/>
+                <w:szCs w:val="22"/>
+                <w:lang w:val="en-ID"/>
+              </w:rPr>
+            </w:pPr>
+          </w:p>
+          <w:p>
+            <w:pPr>
+              <w:pStyle w:val="ListParagraph"/>
+              <w:rPr>
+                <w:rFonts w:ascii="Times New Roman" w:hAnsi="Times New Roman" w:cs="Times New Roman"/>
+                <w:sz w:val="22"/>
+                <w:szCs w:val="22"/>
+                <w:lang w:val="en-ID"/>
+              </w:rPr>
+            </w:pPr>
+            <w:r>
+              <w:rPr>
+                <w:rFonts w:ascii="Times New Roman" w:hAnsi="Times New Roman" w:cs="Times New Roman"/>
+                <w:sz w:val="22"/>
+                <w:szCs w:val="22"/>
+                <w:lang w:val="en-ID"/>
+              </w:rPr>
+              <w:t xml:space="preserve">        System.out.println("Isi array suhuHarian di main setelah </w:t>
+            </w:r>
+            <w:proofErr w:type="gramStart"/>
+            <w:r>
+              <w:rPr>
+                <w:rFonts w:ascii="Times New Roman" w:hAnsi="Times New Roman" w:cs="Times New Roman"/>
+                <w:sz w:val="22"/>
+                <w:szCs w:val="22"/>
+                <w:lang w:val="en-ID"/>
+              </w:rPr>
+              <w:t>isiDataKosong(</w:t>
+            </w:r>
+            <w:proofErr w:type="gramEnd"/>
+            <w:r>
+              <w:rPr>
+                <w:rFonts w:ascii="Times New Roman" w:hAnsi="Times New Roman" w:cs="Times New Roman"/>
+                <w:sz w:val="22"/>
+                <w:szCs w:val="22"/>
+                <w:lang w:val="en-ID"/>
+              </w:rPr>
+              <w:t>) dijalankan:");</w:t>
+            </w:r>
+          </w:p>
+          <w:p>
+            <w:pPr>
+              <w:pStyle w:val="ListParagraph"/>
+              <w:rPr>
+                <w:rFonts w:ascii="Times New Roman" w:hAnsi="Times New Roman" w:cs="Times New Roman"/>
+                <w:sz w:val="22"/>
+                <w:szCs w:val="22"/>
+                <w:lang w:val="en-ID"/>
+              </w:rPr>
+            </w:pPr>
+            <w:r>
+              <w:rPr>
+                <w:rFonts w:ascii="Times New Roman" w:hAnsi="Times New Roman" w:cs="Times New Roman"/>
+                <w:sz w:val="22"/>
+                <w:szCs w:val="22"/>
+                <w:lang w:val="en-ID"/>
+              </w:rPr>
+              <w:t xml:space="preserve">        System.out.println(Arrays.toString(suhuHarian));</w:t>
+            </w:r>
+          </w:p>
+          <w:p>
+            <w:pPr>
+              <w:pStyle w:val="ListParagraph"/>
+              <w:rPr>
+                <w:rFonts w:ascii="Times New Roman" w:hAnsi="Times New Roman" w:cs="Times New Roman"/>
+                <w:sz w:val="22"/>
+                <w:szCs w:val="22"/>
+                <w:lang w:val="en-ID"/>
+              </w:rPr>
+            </w:pPr>
+            <w:r>
+              <w:rPr>
+                <w:rFonts w:ascii="Times New Roman" w:hAnsi="Times New Roman" w:cs="Times New Roman"/>
+                <w:sz w:val="22"/>
+                <w:szCs w:val="22"/>
+                <w:lang w:val="en-ID"/>
+              </w:rPr>
+              <w:t xml:space="preserve">    }</w:t>
+            </w:r>
+          </w:p>
+          <w:p>
+            <w:pPr>
+              <w:pStyle w:val="ListParagraph"/>
               <w:ind w:left="0"/>
               <w:rPr>
                 <w:rFonts w:ascii="Times New Roman" w:hAnsi="Times New Roman" w:cs="Times New Roman"/>
@@ -938,7 +6071,7 @@
                 <w:szCs w:val="22"/>
                 <w:lang w:val="en-ID"/>
               </w:rPr>
-              <w:t>[isi dengan source code]</w:t>
+              <w:t>}</w:t>
             </w:r>
           </w:p>
         </w:tc>
@@ -963,12 +6096,156 @@
           <w:lang w:val="en-ID"/>
         </w:rPr>
       </w:pPr>
+    </w:p>
+    <w:p>
+      <w:pPr>
+        <w:pStyle w:val="ListParagraph"/>
+        <w:ind w:left="1134"/>
+        <w:rPr>
+          <w:rFonts w:ascii="Times New Roman" w:hAnsi="Times New Roman" w:cs="Times New Roman"/>
+          <w:lang w:val="en-ID"/>
+        </w:rPr>
+      </w:pPr>
+    </w:p>
+    <w:p>
+      <w:pPr>
+        <w:pStyle w:val="ListParagraph"/>
+        <w:ind w:left="1134"/>
+        <w:rPr>
+          <w:rFonts w:ascii="Times New Roman" w:hAnsi="Times New Roman" w:cs="Times New Roman"/>
+          <w:lang w:val="en-ID"/>
+        </w:rPr>
+      </w:pPr>
+    </w:p>
+    <w:p>
+      <w:pPr>
+        <w:pStyle w:val="ListParagraph"/>
+        <w:ind w:left="1134"/>
+        <w:rPr>
+          <w:rFonts w:ascii="Times New Roman" w:hAnsi="Times New Roman" w:cs="Times New Roman"/>
+          <w:lang w:val="en-ID"/>
+        </w:rPr>
+      </w:pPr>
+    </w:p>
+    <w:p>
+      <w:pPr>
+        <w:pStyle w:val="ListParagraph"/>
+        <w:ind w:left="1134"/>
+        <w:rPr>
+          <w:rFonts w:ascii="Times New Roman" w:hAnsi="Times New Roman" w:cs="Times New Roman"/>
+          <w:lang w:val="en-ID"/>
+        </w:rPr>
+      </w:pPr>
+    </w:p>
+    <w:p>
+      <w:pPr>
+        <w:pStyle w:val="ListParagraph"/>
+        <w:ind w:left="1134"/>
+        <w:rPr>
+          <w:rFonts w:ascii="Times New Roman" w:hAnsi="Times New Roman" w:cs="Times New Roman"/>
+          <w:lang w:val="en-ID"/>
+        </w:rPr>
+      </w:pPr>
+    </w:p>
+    <w:p>
+      <w:pPr>
+        <w:pStyle w:val="ListParagraph"/>
+        <w:ind w:left="1134"/>
+        <w:rPr>
+          <w:rFonts w:ascii="Times New Roman" w:hAnsi="Times New Roman" w:cs="Times New Roman"/>
+          <w:lang w:val="en-ID"/>
+        </w:rPr>
+      </w:pPr>
+    </w:p>
+    <w:p>
+      <w:pPr>
+        <w:pStyle w:val="ListParagraph"/>
+        <w:ind w:left="1134"/>
+        <w:rPr>
+          <w:rFonts w:ascii="Times New Roman" w:hAnsi="Times New Roman" w:cs="Times New Roman"/>
+          <w:lang w:val="en-ID"/>
+        </w:rPr>
+      </w:pPr>
+    </w:p>
+    <w:p>
+      <w:pPr>
+        <w:pStyle w:val="ListParagraph"/>
+        <w:ind w:left="1134"/>
+        <w:rPr>
+          <w:rFonts w:ascii="Times New Roman" w:hAnsi="Times New Roman" w:cs="Times New Roman"/>
+          <w:lang w:val="en-ID"/>
+        </w:rPr>
+      </w:pPr>
+    </w:p>
+    <w:p>
+      <w:pPr>
+        <w:pStyle w:val="ListParagraph"/>
+        <w:ind w:left="1134"/>
+        <w:rPr>
+          <w:rFonts w:ascii="Times New Roman" w:hAnsi="Times New Roman" w:cs="Times New Roman"/>
+          <w:lang w:val="en-ID"/>
+        </w:rPr>
+      </w:pPr>
+      <w:proofErr w:type="gramStart"/>
       <w:r>
         <w:rPr>
           <w:rFonts w:ascii="Times New Roman" w:hAnsi="Times New Roman" w:cs="Times New Roman"/>
           <w:lang w:val="en-ID"/>
         </w:rPr>
+        <w:lastRenderedPageBreak/>
         <w:t>Output :</w:t>
+      </w:r>
+      <w:proofErr w:type="gramEnd"/>
+    </w:p>
+    <w:p>
+      <w:pPr>
+        <w:pStyle w:val="ListParagraph"/>
+        <w:ind w:left="1134"/>
+        <w:rPr>
+          <w:rFonts w:ascii="Times New Roman" w:hAnsi="Times New Roman" w:cs="Times New Roman"/>
+          <w:lang w:val="en-ID"/>
+        </w:rPr>
+      </w:pPr>
+      <w:r>
+        <w:rPr>
+          <w:rFonts w:ascii="Times New Roman" w:hAnsi="Times New Roman" w:cs="Times New Roman"/>
+          <w:lang w:val="en-ID"/>
+        </w:rPr>
+        <w:drawing>
+          <wp:inline distT="0" distB="0" distL="0" distR="0" wp14:anchorId="72C17844" wp14:editId="7F840F08">
+            <wp:extent cx="4910666" cy="2447988"/>
+            <wp:effectExtent l="0" t="0" r="4445" b="0"/>
+            <wp:docPr id="171478246" name="Picture 1"/>
+            <wp:cNvGraphicFramePr>
+              <a:graphicFrameLocks xmlns:a="http://schemas.openxmlformats.org/drawingml/2006/main" noChangeAspect="1"/>
+            </wp:cNvGraphicFramePr>
+            <a:graphic xmlns:a="http://schemas.openxmlformats.org/drawingml/2006/main">
+              <a:graphicData uri="http://schemas.openxmlformats.org/drawingml/2006/picture">
+                <pic:pic xmlns:pic="http://schemas.openxmlformats.org/drawingml/2006/picture">
+                  <pic:nvPicPr>
+                    <pic:cNvPr id="171478246" name=""/>
+                    <pic:cNvPicPr/>
+                  </pic:nvPicPr>
+                  <pic:blipFill>
+                    <a:blip r:embed="rId10"/>
+                    <a:stretch>
+                      <a:fillRect/>
+                    </a:stretch>
+                  </pic:blipFill>
+                  <pic:spPr>
+                    <a:xfrm>
+                      <a:off x="0" y="0"/>
+                      <a:ext cx="4924725" cy="2454996"/>
+                    </a:xfrm>
+                    <a:prstGeom prst="rect">
+                      <a:avLst/>
+                    </a:prstGeom>
+                  </pic:spPr>
+                </pic:pic>
+              </a:graphicData>
+            </a:graphic>
+          </wp:inline>
+        </w:drawing>
       </w:r>
     </w:p>
     <w:p>
@@ -980,28 +6257,49 @@
           <w:lang w:val="en-ID"/>
         </w:rPr>
       </w:pPr>
+    </w:p>
+    <w:p>
+      <w:pPr>
+        <w:pStyle w:val="ListParagraph"/>
+        <w:ind w:left="1134"/>
+        <w:rPr>
+          <w:rFonts w:ascii="Times New Roman" w:hAnsi="Times New Roman" w:cs="Times New Roman"/>
+          <w:lang w:val="en-ID"/>
+        </w:rPr>
+      </w:pPr>
+      <w:proofErr w:type="gramStart"/>
       <w:r>
         <w:rPr>
           <w:rFonts w:ascii="Times New Roman" w:hAnsi="Times New Roman" w:cs="Times New Roman"/>
           <w:lang w:val="en-ID"/>
         </w:rPr>
-        <w:t>[masukkan screenshot output]</w:t>
+        <w:t>Penjelasan :</w:t>
+      </w:r>
+      <w:proofErr w:type="gramEnd"/>
+    </w:p>
+    <w:p>
+      <w:pPr>
+        <w:pStyle w:val="ListParagraph"/>
+        <w:ind w:left="1134" w:firstLine="306"/>
+        <w:jc w:val="both"/>
+        <w:rPr>
+          <w:rFonts w:ascii="Times New Roman" w:hAnsi="Times New Roman" w:cs="Times New Roman"/>
+          <w:lang w:val="en-ID"/>
+        </w:rPr>
+      </w:pPr>
+      <w:r>
+        <w:rPr>
+          <w:rFonts w:ascii="Times New Roman" w:hAnsi="Times New Roman" w:cs="Times New Roman"/>
+          <w:lang w:val="en-ID"/>
+        </w:rPr>
+        <w:t xml:space="preserve">Class PengolahSuhu menerapkan enkapsulasi dengan menjadikan suhuHarian bertipe private dan menyediakan class field NILAI_KOSONG (public static final double) sebagai konstanta bernilai -1.0. </w:t>
       </w:r>
     </w:p>
     <w:p>
       <w:pPr>
         <w:pStyle w:val="ListParagraph"/>
-        <w:ind w:left="1134"/>
-        <w:rPr>
-          <w:rFonts w:ascii="Times New Roman" w:hAnsi="Times New Roman" w:cs="Times New Roman"/>
-          <w:lang w:val="en-ID"/>
-        </w:rPr>
-      </w:pPr>
-    </w:p>
-    <w:p>
-      <w:pPr>
-        <w:pStyle w:val="ListParagraph"/>
-        <w:ind w:left="1134"/>
+        <w:ind w:left="1134" w:firstLine="306"/>
+        <w:jc w:val="both"/>
         <w:rPr>
           <w:rFonts w:ascii="Times New Roman" w:hAnsi="Times New Roman" w:cs="Times New Roman"/>
           <w:lang w:val="en-ID"/>
@@ -1012,13 +6310,30 @@
           <w:rFonts w:ascii="Times New Roman" w:hAnsi="Times New Roman" w:cs="Times New Roman"/>
           <w:lang w:val="en-ID"/>
         </w:rPr>
-        <w:t>Penjelasan :</w:t>
+        <w:t xml:space="preserve">Method </w:t>
+      </w:r>
+      <w:proofErr w:type="gramStart"/>
+      <w:r>
+        <w:rPr>
+          <w:rFonts w:ascii="Times New Roman" w:hAnsi="Times New Roman" w:cs="Times New Roman"/>
+          <w:lang w:val="en-ID"/>
+        </w:rPr>
+        <w:t>isiDataKosong(</w:t>
+      </w:r>
+      <w:proofErr w:type="gramEnd"/>
+      <w:r>
+        <w:rPr>
+          <w:rFonts w:ascii="Times New Roman" w:hAnsi="Times New Roman" w:cs="Times New Roman"/>
+          <w:lang w:val="en-ID"/>
+        </w:rPr>
+        <w:t xml:space="preserve">) melakukan teknik imputasi data time series dengan mengambil rata-rata suhu satu hari sebelum dan sesudah data yang hilang. </w:t>
       </w:r>
     </w:p>
     <w:p>
       <w:pPr>
         <w:pStyle w:val="ListParagraph"/>
-        <w:ind w:left="1134"/>
+        <w:ind w:left="1134" w:firstLine="306"/>
+        <w:jc w:val="both"/>
         <w:rPr>
           <w:rFonts w:ascii="Times New Roman" w:hAnsi="Times New Roman" w:cs="Times New Roman"/>
           <w:lang w:val="en-ID"/>
@@ -1029,448 +6344,13 @@
           <w:rFonts w:ascii="Times New Roman" w:hAnsi="Times New Roman" w:cs="Times New Roman"/>
           <w:lang w:val="en-ID"/>
         </w:rPr>
-        <w:t>[isi dengan penjelasan source code]</w:t>
+        <w:t xml:space="preserve">Array suhuHarian pada method main ikut berubah nilainya meskipun tidak diubah langsung di main. Hal ini terjadi karena array di Java bertipe data reference. Saat array dipassing ke constructor PengolahSuhu, constructor menyimpan referensi alamat memori yang sama persis. Perubahan nilai pada elemen array di dalam class PengolahSuhu secara otomatis mengubah isi array pada variabel main. </w:t>
       </w:r>
     </w:p>
     <w:p>
       <w:pPr>
         <w:pStyle w:val="ListParagraph"/>
-        <w:ind w:left="1134"/>
-        <w:rPr>
-          <w:rFonts w:ascii="Times New Roman" w:hAnsi="Times New Roman" w:cs="Times New Roman"/>
-          <w:lang w:val="en-ID"/>
-        </w:rPr>
-      </w:pPr>
-    </w:p>
-    <w:p>
-      <w:pPr>
-        <w:pStyle w:val="ListParagraph"/>
-        <w:numPr>
-          <w:ilvl w:val="0"/>
-          <w:numId w:val="3"/>
-        </w:numPr>
-        <w:ind w:left="1134"/>
-        <w:rPr>
-          <w:rFonts w:ascii="Times New Roman" w:hAnsi="Times New Roman" w:cs="Times New Roman"/>
-          <w:lang w:val="en-ID"/>
-        </w:rPr>
-      </w:pPr>
-      <w:r>
-        <w:rPr>
-          <w:rFonts w:ascii="Times New Roman" w:hAnsi="Times New Roman" w:cs="Times New Roman"/>
-          <w:lang w:val="en-ID"/>
-        </w:rPr>
-        <w:t>Soal Unguided 2</w:t>
-      </w:r>
-    </w:p>
-    <w:p>
-      <w:pPr>
-        <w:pStyle w:val="ListParagraph"/>
-        <w:tabs>
-          <w:tab w:val="left" w:pos="4573"/>
-        </w:tabs>
-        <w:ind w:left="1134"/>
-        <w:rPr>
-          <w:rFonts w:ascii="Times New Roman" w:hAnsi="Times New Roman" w:cs="Times New Roman"/>
-          <w:lang w:val="en-ID"/>
-        </w:rPr>
-      </w:pPr>
-      <w:r>
-        <w:rPr>
-          <w:rFonts w:ascii="Times New Roman" w:hAnsi="Times New Roman" w:cs="Times New Roman"/>
-          <w:lang w:val="en-ID"/>
-        </w:rPr>
-        <w:lastRenderedPageBreak/>
-        <w:t>[isi dengan soal unguided 2]</w:t>
-      </w:r>
-    </w:p>
-    <w:p>
-      <w:pPr>
-        <w:pStyle w:val="ListParagraph"/>
-        <w:tabs>
-          <w:tab w:val="left" w:pos="4573"/>
-        </w:tabs>
-        <w:ind w:left="1134"/>
-        <w:rPr>
-          <w:rFonts w:ascii="Times New Roman" w:hAnsi="Times New Roman" w:cs="Times New Roman"/>
-          <w:lang w:val="en-ID"/>
-        </w:rPr>
-      </w:pPr>
-    </w:p>
-    <w:p>
-      <w:pPr>
-        <w:pStyle w:val="ListParagraph"/>
-        <w:tabs>
-          <w:tab w:val="left" w:pos="4573"/>
-        </w:tabs>
-        <w:ind w:left="1134"/>
-        <w:rPr>
-          <w:rFonts w:ascii="Times New Roman" w:hAnsi="Times New Roman" w:cs="Times New Roman"/>
-          <w:lang w:val="en-ID"/>
-        </w:rPr>
-      </w:pPr>
-      <w:r>
-        <w:rPr>
-          <w:rFonts w:ascii="Times New Roman" w:hAnsi="Times New Roman" w:cs="Times New Roman"/>
-          <w:lang w:val="en-ID"/>
-        </w:rPr>
-        <w:t>Jawaban :</w:t>
-      </w:r>
-      <w:r>
-        <w:rPr>
-          <w:rFonts w:ascii="Times New Roman" w:hAnsi="Times New Roman" w:cs="Times New Roman"/>
-          <w:lang w:val="en-ID"/>
-        </w:rPr>
-        <w:tab/>
-      </w:r>
-    </w:p>
-    <w:tbl>
-      <w:tblPr>
-        <w:tblStyle w:val="TableGrid"/>
-        <w:tblW w:w="0" w:type="auto"/>
-        <w:tblInd w:w="1134" w:type="dxa"/>
-        <w:tblLook w:val="04A0" w:firstRow="1" w:lastRow="0" w:firstColumn="1" w:lastColumn="0" w:noHBand="0" w:noVBand="1"/>
-      </w:tblPr>
-      <w:tblGrid>
-        <w:gridCol w:w="8216"/>
-      </w:tblGrid>
-      <w:tr>
-        <w:tc>
-          <w:tcPr>
-            <w:tcW w:w="9350" w:type="dxa"/>
-          </w:tcPr>
-          <w:p>
-            <w:pPr>
-              <w:pStyle w:val="ListParagraph"/>
-              <w:ind w:left="0"/>
-              <w:rPr>
-                <w:rFonts w:ascii="Times New Roman" w:hAnsi="Times New Roman" w:cs="Times New Roman"/>
-                <w:sz w:val="22"/>
-                <w:szCs w:val="22"/>
-                <w:lang w:val="en-ID"/>
-              </w:rPr>
-            </w:pPr>
-            <w:r>
-              <w:rPr>
-                <w:rFonts w:ascii="Times New Roman" w:hAnsi="Times New Roman" w:cs="Times New Roman"/>
-                <w:sz w:val="22"/>
-                <w:szCs w:val="22"/>
-                <w:lang w:val="en-ID"/>
-              </w:rPr>
-              <w:t>[isi dengan source code]</w:t>
-            </w:r>
-          </w:p>
-        </w:tc>
-      </w:tr>
-    </w:tbl>
-    <w:p>
-      <w:pPr>
-        <w:pStyle w:val="ListParagraph"/>
-        <w:ind w:left="1134"/>
-        <w:rPr>
-          <w:rFonts w:ascii="Times New Roman" w:hAnsi="Times New Roman" w:cs="Times New Roman"/>
-          <w:lang w:val="en-ID"/>
-        </w:rPr>
-      </w:pPr>
-    </w:p>
-    <w:p>
-      <w:pPr>
-        <w:pStyle w:val="ListParagraph"/>
-        <w:ind w:left="1134"/>
-        <w:rPr>
-          <w:rFonts w:ascii="Times New Roman" w:hAnsi="Times New Roman" w:cs="Times New Roman"/>
-          <w:lang w:val="en-ID"/>
-        </w:rPr>
-      </w:pPr>
-      <w:r>
-        <w:rPr>
-          <w:rFonts w:ascii="Times New Roman" w:hAnsi="Times New Roman" w:cs="Times New Roman"/>
-          <w:lang w:val="en-ID"/>
-        </w:rPr>
-        <w:t>Output :</w:t>
-      </w:r>
-    </w:p>
-    <w:p>
-      <w:pPr>
-        <w:pStyle w:val="ListParagraph"/>
-        <w:ind w:left="1134"/>
-        <w:rPr>
-          <w:rFonts w:ascii="Times New Roman" w:hAnsi="Times New Roman" w:cs="Times New Roman"/>
-          <w:lang w:val="en-ID"/>
-        </w:rPr>
-      </w:pPr>
-      <w:r>
-        <w:rPr>
-          <w:rFonts w:ascii="Times New Roman" w:hAnsi="Times New Roman" w:cs="Times New Roman"/>
-          <w:lang w:val="en-ID"/>
-        </w:rPr>
-        <w:t>[masukkan screenshot output]</w:t>
-      </w:r>
-    </w:p>
-    <w:p>
-      <w:pPr>
-        <w:pStyle w:val="ListParagraph"/>
-        <w:ind w:left="1134"/>
-        <w:rPr>
-          <w:rFonts w:ascii="Times New Roman" w:hAnsi="Times New Roman" w:cs="Times New Roman"/>
-          <w:lang w:val="en-ID"/>
-        </w:rPr>
-      </w:pPr>
-    </w:p>
-    <w:p>
-      <w:pPr>
-        <w:pStyle w:val="ListParagraph"/>
-        <w:ind w:left="1134"/>
-        <w:rPr>
-          <w:rFonts w:ascii="Times New Roman" w:hAnsi="Times New Roman" w:cs="Times New Roman"/>
-          <w:lang w:val="en-ID"/>
-        </w:rPr>
-      </w:pPr>
-      <w:r>
-        <w:rPr>
-          <w:rFonts w:ascii="Times New Roman" w:hAnsi="Times New Roman" w:cs="Times New Roman"/>
-          <w:lang w:val="en-ID"/>
-        </w:rPr>
-        <w:t>Penjelasan :</w:t>
-      </w:r>
-    </w:p>
-    <w:p>
-      <w:pPr>
-        <w:pStyle w:val="ListParagraph"/>
-        <w:ind w:left="1134"/>
-        <w:rPr>
-          <w:rFonts w:ascii="Times New Roman" w:hAnsi="Times New Roman" w:cs="Times New Roman"/>
-          <w:lang w:val="en-ID"/>
-        </w:rPr>
-      </w:pPr>
-      <w:r>
-        <w:rPr>
-          <w:rFonts w:ascii="Times New Roman" w:hAnsi="Times New Roman" w:cs="Times New Roman"/>
-          <w:lang w:val="en-ID"/>
-        </w:rPr>
-        <w:t>[isi dengan penjelasan source code]</w:t>
-      </w:r>
-    </w:p>
-    <w:p>
-      <w:pPr>
-        <w:pStyle w:val="ListParagraph"/>
-        <w:ind w:left="1134"/>
-        <w:rPr>
-          <w:rFonts w:ascii="Times New Roman" w:hAnsi="Times New Roman" w:cs="Times New Roman"/>
-          <w:lang w:val="en-ID"/>
-        </w:rPr>
-      </w:pPr>
-    </w:p>
-    <w:p>
-      <w:pPr>
-        <w:pStyle w:val="ListParagraph"/>
-        <w:numPr>
-          <w:ilvl w:val="0"/>
-          <w:numId w:val="3"/>
-        </w:numPr>
-        <w:ind w:left="1134"/>
-        <w:rPr>
-          <w:rFonts w:ascii="Times New Roman" w:hAnsi="Times New Roman" w:cs="Times New Roman"/>
-          <w:lang w:val="en-ID"/>
-        </w:rPr>
-      </w:pPr>
-      <w:r>
-        <w:rPr>
-          <w:rFonts w:ascii="Times New Roman" w:hAnsi="Times New Roman" w:cs="Times New Roman"/>
-          <w:lang w:val="en-ID"/>
-        </w:rPr>
-        <w:t>Soal Unguided 3</w:t>
-      </w:r>
-    </w:p>
-    <w:p>
-      <w:pPr>
-        <w:pStyle w:val="ListParagraph"/>
-        <w:tabs>
-          <w:tab w:val="left" w:pos="4573"/>
-        </w:tabs>
-        <w:ind w:left="1134"/>
-        <w:rPr>
-          <w:rFonts w:ascii="Times New Roman" w:hAnsi="Times New Roman" w:cs="Times New Roman"/>
-          <w:lang w:val="en-ID"/>
-        </w:rPr>
-      </w:pPr>
-      <w:r>
-        <w:rPr>
-          <w:rFonts w:ascii="Times New Roman" w:hAnsi="Times New Roman" w:cs="Times New Roman"/>
-          <w:lang w:val="en-ID"/>
-        </w:rPr>
-        <w:t>[isi dengan soal unguided 3]</w:t>
-      </w:r>
-    </w:p>
-    <w:p>
-      <w:pPr>
-        <w:pStyle w:val="ListParagraph"/>
-        <w:tabs>
-          <w:tab w:val="left" w:pos="4573"/>
-        </w:tabs>
-        <w:ind w:left="1134"/>
-        <w:rPr>
-          <w:rFonts w:ascii="Times New Roman" w:hAnsi="Times New Roman" w:cs="Times New Roman"/>
-          <w:lang w:val="en-ID"/>
-        </w:rPr>
-      </w:pPr>
-    </w:p>
-    <w:p>
-      <w:pPr>
-        <w:pStyle w:val="ListParagraph"/>
-        <w:tabs>
-          <w:tab w:val="left" w:pos="4573"/>
-        </w:tabs>
-        <w:ind w:left="1134"/>
-        <w:rPr>
-          <w:rFonts w:ascii="Times New Roman" w:hAnsi="Times New Roman" w:cs="Times New Roman"/>
-          <w:lang w:val="en-ID"/>
-        </w:rPr>
-      </w:pPr>
-      <w:r>
-        <w:rPr>
-          <w:rFonts w:ascii="Times New Roman" w:hAnsi="Times New Roman" w:cs="Times New Roman"/>
-          <w:lang w:val="en-ID"/>
-        </w:rPr>
-        <w:t>Jawaban :</w:t>
-      </w:r>
-      <w:r>
-        <w:rPr>
-          <w:rFonts w:ascii="Times New Roman" w:hAnsi="Times New Roman" w:cs="Times New Roman"/>
-          <w:lang w:val="en-ID"/>
-        </w:rPr>
-        <w:tab/>
-      </w:r>
-    </w:p>
-    <w:tbl>
-      <w:tblPr>
-        <w:tblStyle w:val="TableGrid"/>
-        <w:tblW w:w="0" w:type="auto"/>
-        <w:tblInd w:w="1134" w:type="dxa"/>
-        <w:tblLook w:val="04A0" w:firstRow="1" w:lastRow="0" w:firstColumn="1" w:lastColumn="0" w:noHBand="0" w:noVBand="1"/>
-      </w:tblPr>
-      <w:tblGrid>
-        <w:gridCol w:w="8216"/>
-      </w:tblGrid>
-      <w:tr>
-        <w:tc>
-          <w:tcPr>
-            <w:tcW w:w="9350" w:type="dxa"/>
-          </w:tcPr>
-          <w:p>
-            <w:pPr>
-              <w:pStyle w:val="ListParagraph"/>
-              <w:ind w:left="0"/>
-              <w:rPr>
-                <w:rFonts w:ascii="Times New Roman" w:hAnsi="Times New Roman" w:cs="Times New Roman"/>
-                <w:sz w:val="22"/>
-                <w:szCs w:val="22"/>
-                <w:lang w:val="en-ID"/>
-              </w:rPr>
-            </w:pPr>
-            <w:r>
-              <w:rPr>
-                <w:rFonts w:ascii="Times New Roman" w:hAnsi="Times New Roman" w:cs="Times New Roman"/>
-                <w:sz w:val="22"/>
-                <w:szCs w:val="22"/>
-                <w:lang w:val="en-ID"/>
-              </w:rPr>
-              <w:t>[isi dengan source code]</w:t>
-            </w:r>
-          </w:p>
-        </w:tc>
-      </w:tr>
-    </w:tbl>
-    <w:p>
-      <w:pPr>
-        <w:pStyle w:val="ListParagraph"/>
-        <w:ind w:left="1134"/>
-        <w:rPr>
-          <w:rFonts w:ascii="Times New Roman" w:hAnsi="Times New Roman" w:cs="Times New Roman"/>
-          <w:lang w:val="en-ID"/>
-        </w:rPr>
-      </w:pPr>
-    </w:p>
-    <w:p>
-      <w:pPr>
-        <w:pStyle w:val="ListParagraph"/>
-        <w:ind w:left="1134"/>
-        <w:rPr>
-          <w:rFonts w:ascii="Times New Roman" w:hAnsi="Times New Roman" w:cs="Times New Roman"/>
-          <w:lang w:val="en-ID"/>
-        </w:rPr>
-      </w:pPr>
-      <w:r>
-        <w:rPr>
-          <w:rFonts w:ascii="Times New Roman" w:hAnsi="Times New Roman" w:cs="Times New Roman"/>
-          <w:lang w:val="en-ID"/>
-        </w:rPr>
-        <w:t>Output :</w:t>
-      </w:r>
-    </w:p>
-    <w:p>
-      <w:pPr>
-        <w:pStyle w:val="ListParagraph"/>
-        <w:ind w:left="1134"/>
-        <w:rPr>
-          <w:rFonts w:ascii="Times New Roman" w:hAnsi="Times New Roman" w:cs="Times New Roman"/>
-          <w:lang w:val="en-ID"/>
-        </w:rPr>
-      </w:pPr>
-      <w:r>
-        <w:rPr>
-          <w:rFonts w:ascii="Times New Roman" w:hAnsi="Times New Roman" w:cs="Times New Roman"/>
-          <w:lang w:val="en-ID"/>
-        </w:rPr>
-        <w:t>[masukkan screenshot output]</w:t>
-      </w:r>
-    </w:p>
-    <w:p>
-      <w:pPr>
-        <w:pStyle w:val="ListParagraph"/>
-        <w:ind w:left="1134"/>
-        <w:rPr>
-          <w:rFonts w:ascii="Times New Roman" w:hAnsi="Times New Roman" w:cs="Times New Roman"/>
-          <w:lang w:val="en-ID"/>
-        </w:rPr>
-      </w:pPr>
-    </w:p>
-    <w:p>
-      <w:pPr>
-        <w:pStyle w:val="ListParagraph"/>
-        <w:ind w:left="1134"/>
-        <w:rPr>
-          <w:rFonts w:ascii="Times New Roman" w:hAnsi="Times New Roman" w:cs="Times New Roman"/>
-          <w:lang w:val="en-ID"/>
-        </w:rPr>
-      </w:pPr>
-      <w:r>
-        <w:rPr>
-          <w:rFonts w:ascii="Times New Roman" w:hAnsi="Times New Roman" w:cs="Times New Roman"/>
-          <w:lang w:val="en-ID"/>
-        </w:rPr>
-        <w:t>Penjelasan :</w:t>
-      </w:r>
-    </w:p>
-    <w:p>
-      <w:pPr>
-        <w:pStyle w:val="ListParagraph"/>
-        <w:ind w:left="1134"/>
-        <w:rPr>
-          <w:rFonts w:ascii="Times New Roman" w:hAnsi="Times New Roman" w:cs="Times New Roman"/>
-          <w:lang w:val="en-ID"/>
-        </w:rPr>
-      </w:pPr>
-      <w:r>
-        <w:rPr>
-          <w:rFonts w:ascii="Times New Roman" w:hAnsi="Times New Roman" w:cs="Times New Roman"/>
-          <w:lang w:val="en-ID"/>
-        </w:rPr>
-        <w:t>[isi dengan penjelasan source code]</w:t>
-      </w:r>
-    </w:p>
-    <w:p>
-      <w:pPr>
+        <w:ind w:left="1134" w:firstLine="306"/>
         <w:rPr>
           <w:rFonts w:ascii="Times New Roman" w:hAnsi="Times New Roman" w:cs="Times New Roman"/>
           <w:lang w:val="en-ID"/>
@@ -1500,75 +6380,114 @@
     <w:p>
       <w:pPr>
         <w:pStyle w:val="ListParagraph"/>
-        <w:rPr>
-          <w:rFonts w:ascii="Times New Roman" w:hAnsi="Times New Roman" w:cs="Times New Roman"/>
-          <w:lang w:val="en-ID"/>
+        <w:ind w:firstLine="720"/>
+        <w:jc w:val="both"/>
+        <w:rPr>
+          <w:rFonts w:ascii="Times New Roman" w:hAnsi="Times New Roman" w:cs="Times New Roman"/>
         </w:rPr>
       </w:pPr>
       <w:r>
         <w:rPr>
           <w:rFonts w:ascii="Times New Roman" w:hAnsi="Times New Roman" w:cs="Times New Roman"/>
-          <w:lang w:val="en-ID"/>
-        </w:rPr>
-        <w:t>[isi dengan Kesimpulan praktikum]</w:t>
+        </w:rPr>
+        <w:t>P</w:t>
+      </w:r>
+      <w:r>
+        <w:rPr>
+          <w:rFonts w:ascii="Times New Roman" w:hAnsi="Times New Roman" w:cs="Times New Roman"/>
+        </w:rPr>
+        <w:t xml:space="preserve">emahaman mendasar mengenai pengimplementasian Pemrograman Berorientasi Objek menggunakan bahasa Java terutama dalam memisahkan peran antara </w:t>
+      </w:r>
+      <w:r>
+        <w:rPr>
+          <w:rFonts w:ascii="Times New Roman" w:hAnsi="Times New Roman" w:cs="Times New Roman"/>
+          <w:i/>
+          <w:iCs/>
+        </w:rPr>
+        <w:t>class</w:t>
+      </w:r>
+      <w:r>
+        <w:rPr>
+          <w:rFonts w:ascii="Times New Roman" w:hAnsi="Times New Roman" w:cs="Times New Roman"/>
+        </w:rPr>
+        <w:t xml:space="preserve"> sebagai cetak biru dan </w:t>
+      </w:r>
+      <w:r>
+        <w:rPr>
+          <w:rFonts w:ascii="Times New Roman" w:hAnsi="Times New Roman" w:cs="Times New Roman"/>
+          <w:i/>
+          <w:iCs/>
+        </w:rPr>
+        <w:t>object</w:t>
+      </w:r>
+      <w:r>
+        <w:rPr>
+          <w:rFonts w:ascii="Times New Roman" w:hAnsi="Times New Roman" w:cs="Times New Roman"/>
+        </w:rPr>
+        <w:t xml:space="preserve"> sebagai bentuk instansiasinya</w:t>
+      </w:r>
+      <w:r>
+        <w:rPr>
+          <w:rFonts w:ascii="Times New Roman" w:hAnsi="Times New Roman" w:cs="Times New Roman"/>
+        </w:rPr>
+        <w:t xml:space="preserve"> dibahas dan dipahami pada modul 3 ini</w:t>
+      </w:r>
+      <w:r>
+        <w:rPr>
+          <w:rFonts w:ascii="Times New Roman" w:hAnsi="Times New Roman" w:cs="Times New Roman"/>
+        </w:rPr>
+        <w:t xml:space="preserve">. </w:t>
+      </w:r>
+      <w:r>
+        <w:rPr>
+          <w:rFonts w:ascii="Times New Roman" w:hAnsi="Times New Roman" w:cs="Times New Roman"/>
+        </w:rPr>
+        <w:t xml:space="preserve">Menerapkan enkapsulasi dengan pembatas akses private dan public terbukti efektif untuk menjaga keamanan data agar tidak diubah secara sembarangan dari luar kelas. </w:t>
       </w:r>
     </w:p>
     <w:p>
       <w:pPr>
         <w:pStyle w:val="ListParagraph"/>
-        <w:rPr>
-          <w:rFonts w:ascii="Times New Roman" w:hAnsi="Times New Roman" w:cs="Times New Roman"/>
-          <w:lang w:val="en-ID"/>
-        </w:rPr>
-      </w:pPr>
-    </w:p>
-    <w:p>
-      <w:pPr>
-        <w:rPr>
-          <w:rFonts w:ascii="Times New Roman" w:hAnsi="Times New Roman" w:cs="Times New Roman"/>
-          <w:lang w:val="en-ID"/>
-        </w:rPr>
-      </w:pPr>
-    </w:p>
-    <w:p>
-      <w:pPr>
-        <w:rPr>
-          <w:rFonts w:ascii="Times New Roman" w:hAnsi="Times New Roman" w:cs="Times New Roman"/>
-          <w:lang w:val="en-ID"/>
-        </w:rPr>
-      </w:pPr>
-    </w:p>
-    <w:p>
-      <w:pPr>
-        <w:rPr>
-          <w:rFonts w:ascii="Times New Roman" w:hAnsi="Times New Roman" w:cs="Times New Roman"/>
-          <w:lang w:val="en-ID"/>
-        </w:rPr>
-      </w:pPr>
-    </w:p>
-    <w:p>
-      <w:pPr>
-        <w:rPr>
-          <w:rFonts w:ascii="Times New Roman" w:hAnsi="Times New Roman" w:cs="Times New Roman"/>
-          <w:lang w:val="en-ID"/>
-        </w:rPr>
-      </w:pPr>
-    </w:p>
-    <w:p>
-      <w:pPr>
-        <w:rPr>
-          <w:rFonts w:ascii="Times New Roman" w:hAnsi="Times New Roman" w:cs="Times New Roman"/>
-          <w:lang w:val="en-ID"/>
-        </w:rPr>
-      </w:pPr>
-    </w:p>
-    <w:p>
-      <w:pPr>
-        <w:rPr>
-          <w:rFonts w:ascii="Times New Roman" w:hAnsi="Times New Roman" w:cs="Times New Roman"/>
-          <w:lang w:val="en-ID"/>
-        </w:rPr>
-      </w:pPr>
+        <w:ind w:firstLine="720"/>
+        <w:jc w:val="both"/>
+        <w:rPr>
+          <w:rFonts w:ascii="Times New Roman" w:hAnsi="Times New Roman" w:cs="Times New Roman"/>
+        </w:rPr>
+      </w:pPr>
+      <w:r>
+        <w:rPr>
+          <w:rFonts w:ascii="Times New Roman" w:hAnsi="Times New Roman" w:cs="Times New Roman"/>
+        </w:rPr>
+        <w:t xml:space="preserve">Selain itu, penggunaan </w:t>
+      </w:r>
+      <w:r>
+        <w:rPr>
+          <w:rFonts w:ascii="Times New Roman" w:hAnsi="Times New Roman" w:cs="Times New Roman"/>
+          <w:i/>
+          <w:iCs/>
+        </w:rPr>
+        <w:t>class field</w:t>
+      </w:r>
+      <w:r>
+        <w:rPr>
+          <w:rFonts w:ascii="Times New Roman" w:hAnsi="Times New Roman" w:cs="Times New Roman"/>
+        </w:rPr>
+        <w:t xml:space="preserve"> bertipe static final sangat efisien untuk mendefinisikan konstanta bersama tanpa harus mereplikasi memori pada setiap objek. Pemahaman mengenai sifat tipe data </w:t>
+      </w:r>
+      <w:r>
+        <w:rPr>
+          <w:rFonts w:ascii="Times New Roman" w:hAnsi="Times New Roman" w:cs="Times New Roman"/>
+          <w:i/>
+          <w:iCs/>
+        </w:rPr>
+        <w:t>reference</w:t>
+      </w:r>
+      <w:r>
+        <w:rPr>
+          <w:rFonts w:ascii="Times New Roman" w:hAnsi="Times New Roman" w:cs="Times New Roman"/>
+        </w:rPr>
+        <w:t xml:space="preserve"> pada objek dan array juga menjadi poin krusial, sebab manipulasi data yang dilakukan oleh method di dalam kelas akan berdampak langsung pada variabel asli yang dirujuk di program utama.</w:t>
+      </w:r>
     </w:p>
     <w:sectPr>
       <w:pgSz w:w="12240" w:h="15840"/>
@@ -1583,6 +6502,118 @@
 <file path=word/numbering.xml><?xml version="1.0" encoding="utf-8"?>
 <w:numbering xmlns:wpc="http://schemas.microsoft.com/office/word/2010/wordprocessingCanvas" xmlns:cx="http://schemas.microsoft.com/office/drawing/2014/chartex" xmlns:cx1="http://schemas.microsoft.com/office/drawing/2015/9/8/chartex" xmlns:cx2="http://schemas.microsoft.com/office/drawing/2015/10/21/chartex" xmlns:cx3="http://schemas.microsoft.com/office/drawing/2016/5/9/chartex" xmlns:cx4="http://schemas.microsoft.com/office/drawing/2016/5/10/chartex" xmlns:cx5="http://schemas.microsoft.com/office/drawing/2016/5/11/chartex" xmlns:cx6="http://schemas.microsoft.com/office/drawing/2016/5/12/chartex" xmlns:cx7="http://schemas.microsoft.com/office/drawing/2016/5/13/chartex" xmlns:cx8="http://schemas.microsoft.com/office/drawing/2016/5/14/chartex" xmlns:mc="http://schemas.openxmlformats.org/markup-compatibility/2006" xmlns:aink="http://schemas.microsoft.com/office/drawing/2016/ink" xmlns:am3d="http://schemas.microsoft.com/office/drawing/2017/model3d" xmlns:o="urn:schemas-microsoft-com:office:office" xmlns:oel="http://schemas.microsoft.com/office/2019/extlst" xmlns:r="http://schemas.openxmlformats.org/officeDocument/2006/relationships" xmlns:m="http://schemas.openxmlformats.org/officeDocument/2006/math" xmlns:v="urn:schemas-microsoft-com:vml" xmlns:wp14="http://schemas.microsoft.com/office/word/2010/wordprocessingDrawing" xmlns:wp="http://schemas.openxmlformats.org/drawingml/2006/wordprocessingDrawing" xmlns:w10="urn:schemas-microsoft-com:office:word" xmlns:w="http://schemas.openxmlformats.org/wordprocessingml/2006/main" xmlns:w14="http://schemas.microsoft.com/office/word/2010/wordml" xmlns:w15="http://schemas.microsoft.com/office/word/2012/wordml" xmlns:w16cex="http://schemas.microsoft.com/office/word/2018/wordml/cex" xmlns:w16cid="http://schemas.microsoft.com/office/word/2016/wordml/cid" xmlns:w16="http://schemas.microsoft.com/office/word/2018/wordml" xmlns:w16du="http://schemas.microsoft.com/office/word/2023/wordml/word16du" xmlns:w16sdtdh="http://schemas.microsoft.com/office/word/2020/wordml/sdtdatahash" xmlns:w16sdtfl="http://schemas.microsoft.com/office/word/2024/wordml/sdtformatlock" xmlns:w16se="http://schemas.microsoft.com/office/word/2015/wordml/symex" xmlns:wpg="http://schemas.microsoft.com/office/word/2010/wordprocessingGroup" xmlns:wpi="http://schemas.microsoft.com/office/word/2010/wordprocessingInk" xmlns:wne="http://schemas.microsoft.com/office/word/2006/wordml" xmlns:wps="http://schemas.microsoft.com/office/word/2010/wordprocessingShape" mc:Ignorable="w14 w15 w16se w16cid w16 w16cex w16sdtdh w16sdtfl w16du wp14">
   <w:abstractNum w:abstractNumId="0" w15:restartNumberingAfterBreak="0">
+    <w:nsid w:val="06633960"/>
+    <w:multiLevelType w:val="hybridMultilevel"/>
+    <w:tmpl w:val="C868BDE6"/>
+    <w:lvl w:ilvl="0" w:tplc="9FDA04CE">
+      <w:numFmt w:val="bullet"/>
+      <w:lvlText w:val="-"/>
+      <w:lvlJc w:val="left"/>
+      <w:pPr>
+        <w:ind w:left="1494" w:hanging="360"/>
+      </w:pPr>
+      <w:rPr>
+        <w:rFonts w:ascii="Times New Roman" w:eastAsiaTheme="minorHAnsi" w:hAnsi="Times New Roman" w:cs="Times New Roman" w:hint="default"/>
+      </w:rPr>
+    </w:lvl>
+    <w:lvl w:ilvl="1" w:tplc="38090003" w:tentative="1">
+      <w:start w:val="1"/>
+      <w:numFmt w:val="bullet"/>
+      <w:lvlText w:val="o"/>
+      <w:lvlJc w:val="left"/>
+      <w:pPr>
+        <w:ind w:left="2214" w:hanging="360"/>
+      </w:pPr>
+      <w:rPr>
+        <w:rFonts w:ascii="Courier New" w:hAnsi="Courier New" w:cs="Courier New" w:hint="default"/>
+      </w:rPr>
+    </w:lvl>
+    <w:lvl w:ilvl="2" w:tplc="38090005" w:tentative="1">
+      <w:start w:val="1"/>
+      <w:numFmt w:val="bullet"/>
+      <w:lvlText w:val=""/>
+      <w:lvlJc w:val="left"/>
+      <w:pPr>
+        <w:ind w:left="2934" w:hanging="360"/>
+      </w:pPr>
+      <w:rPr>
+        <w:rFonts w:ascii="Wingdings" w:hAnsi="Wingdings" w:hint="default"/>
+      </w:rPr>
+    </w:lvl>
+    <w:lvl w:ilvl="3" w:tplc="38090001" w:tentative="1">
+      <w:start w:val="1"/>
+      <w:numFmt w:val="bullet"/>
+      <w:lvlText w:val=""/>
+      <w:lvlJc w:val="left"/>
+      <w:pPr>
+        <w:ind w:left="3654" w:hanging="360"/>
+      </w:pPr>
+      <w:rPr>
+        <w:rFonts w:ascii="Symbol" w:hAnsi="Symbol" w:hint="default"/>
+      </w:rPr>
+    </w:lvl>
+    <w:lvl w:ilvl="4" w:tplc="38090003" w:tentative="1">
+      <w:start w:val="1"/>
+      <w:numFmt w:val="bullet"/>
+      <w:lvlText w:val="o"/>
+      <w:lvlJc w:val="left"/>
+      <w:pPr>
+        <w:ind w:left="4374" w:hanging="360"/>
+      </w:pPr>
+      <w:rPr>
+        <w:rFonts w:ascii="Courier New" w:hAnsi="Courier New" w:cs="Courier New" w:hint="default"/>
+      </w:rPr>
+    </w:lvl>
+    <w:lvl w:ilvl="5" w:tplc="38090005" w:tentative="1">
+      <w:start w:val="1"/>
+      <w:numFmt w:val="bullet"/>
+      <w:lvlText w:val=""/>
+      <w:lvlJc w:val="left"/>
+      <w:pPr>
+        <w:ind w:left="5094" w:hanging="360"/>
+      </w:pPr>
+      <w:rPr>
+        <w:rFonts w:ascii="Wingdings" w:hAnsi="Wingdings" w:hint="default"/>
+      </w:rPr>
+    </w:lvl>
+    <w:lvl w:ilvl="6" w:tplc="38090001" w:tentative="1">
+      <w:start w:val="1"/>
+      <w:numFmt w:val="bullet"/>
+      <w:lvlText w:val=""/>
+      <w:lvlJc w:val="left"/>
+      <w:pPr>
+        <w:ind w:left="5814" w:hanging="360"/>
+      </w:pPr>
+      <w:rPr>
+        <w:rFonts w:ascii="Symbol" w:hAnsi="Symbol" w:hint="default"/>
+      </w:rPr>
+    </w:lvl>
+    <w:lvl w:ilvl="7" w:tplc="38090003" w:tentative="1">
+      <w:start w:val="1"/>
+      <w:numFmt w:val="bullet"/>
+      <w:lvlText w:val="o"/>
+      <w:lvlJc w:val="left"/>
+      <w:pPr>
+        <w:ind w:left="6534" w:hanging="360"/>
+      </w:pPr>
+      <w:rPr>
+        <w:rFonts w:ascii="Courier New" w:hAnsi="Courier New" w:cs="Courier New" w:hint="default"/>
+      </w:rPr>
+    </w:lvl>
+    <w:lvl w:ilvl="8" w:tplc="38090005" w:tentative="1">
+      <w:start w:val="1"/>
+      <w:numFmt w:val="bullet"/>
+      <w:lvlText w:val=""/>
+      <w:lvlJc w:val="left"/>
+      <w:pPr>
+        <w:ind w:left="7254" w:hanging="360"/>
+      </w:pPr>
+      <w:rPr>
+        <w:rFonts w:ascii="Wingdings" w:hAnsi="Wingdings" w:hint="default"/>
+      </w:rPr>
+    </w:lvl>
+  </w:abstractNum>
+  <w:abstractNum w:abstractNumId="1" w15:restartNumberingAfterBreak="0">
     <w:nsid w:val="4C104EB2"/>
     <w:multiLevelType w:val="hybridMultilevel"/>
     <w:tmpl w:val="F38CF1A0"/>
@@ -1668,7 +6699,119 @@
       </w:pPr>
     </w:lvl>
   </w:abstractNum>
-  <w:abstractNum w:abstractNumId="1" w15:restartNumberingAfterBreak="0">
+  <w:abstractNum w:abstractNumId="2" w15:restartNumberingAfterBreak="0">
+    <w:nsid w:val="52223C28"/>
+    <w:multiLevelType w:val="hybridMultilevel"/>
+    <w:tmpl w:val="F392DE4C"/>
+    <w:lvl w:ilvl="0" w:tplc="D700C116">
+      <w:numFmt w:val="bullet"/>
+      <w:lvlText w:val="-"/>
+      <w:lvlJc w:val="left"/>
+      <w:pPr>
+        <w:ind w:left="1494" w:hanging="360"/>
+      </w:pPr>
+      <w:rPr>
+        <w:rFonts w:ascii="Times New Roman" w:eastAsiaTheme="minorHAnsi" w:hAnsi="Times New Roman" w:cs="Times New Roman" w:hint="default"/>
+      </w:rPr>
+    </w:lvl>
+    <w:lvl w:ilvl="1" w:tplc="38090003" w:tentative="1">
+      <w:start w:val="1"/>
+      <w:numFmt w:val="bullet"/>
+      <w:lvlText w:val="o"/>
+      <w:lvlJc w:val="left"/>
+      <w:pPr>
+        <w:ind w:left="2214" w:hanging="360"/>
+      </w:pPr>
+      <w:rPr>
+        <w:rFonts w:ascii="Courier New" w:hAnsi="Courier New" w:cs="Courier New" w:hint="default"/>
+      </w:rPr>
+    </w:lvl>
+    <w:lvl w:ilvl="2" w:tplc="38090005" w:tentative="1">
+      <w:start w:val="1"/>
+      <w:numFmt w:val="bullet"/>
+      <w:lvlText w:val=""/>
+      <w:lvlJc w:val="left"/>
+      <w:pPr>
+        <w:ind w:left="2934" w:hanging="360"/>
+      </w:pPr>
+      <w:rPr>
+        <w:rFonts w:ascii="Wingdings" w:hAnsi="Wingdings" w:hint="default"/>
+      </w:rPr>
+    </w:lvl>
+    <w:lvl w:ilvl="3" w:tplc="38090001" w:tentative="1">
+      <w:start w:val="1"/>
+      <w:numFmt w:val="bullet"/>
+      <w:lvlText w:val=""/>
+      <w:lvlJc w:val="left"/>
+      <w:pPr>
+        <w:ind w:left="3654" w:hanging="360"/>
+      </w:pPr>
+      <w:rPr>
+        <w:rFonts w:ascii="Symbol" w:hAnsi="Symbol" w:hint="default"/>
+      </w:rPr>
+    </w:lvl>
+    <w:lvl w:ilvl="4" w:tplc="38090003" w:tentative="1">
+      <w:start w:val="1"/>
+      <w:numFmt w:val="bullet"/>
+      <w:lvlText w:val="o"/>
+      <w:lvlJc w:val="left"/>
+      <w:pPr>
+        <w:ind w:left="4374" w:hanging="360"/>
+      </w:pPr>
+      <w:rPr>
+        <w:rFonts w:ascii="Courier New" w:hAnsi="Courier New" w:cs="Courier New" w:hint="default"/>
+      </w:rPr>
+    </w:lvl>
+    <w:lvl w:ilvl="5" w:tplc="38090005" w:tentative="1">
+      <w:start w:val="1"/>
+      <w:numFmt w:val="bullet"/>
+      <w:lvlText w:val=""/>
+      <w:lvlJc w:val="left"/>
+      <w:pPr>
+        <w:ind w:left="5094" w:hanging="360"/>
+      </w:pPr>
+      <w:rPr>
+        <w:rFonts w:ascii="Wingdings" w:hAnsi="Wingdings" w:hint="default"/>
+      </w:rPr>
+    </w:lvl>
+    <w:lvl w:ilvl="6" w:tplc="38090001" w:tentative="1">
+      <w:start w:val="1"/>
+      <w:numFmt w:val="bullet"/>
+      <w:lvlText w:val=""/>
+      <w:lvlJc w:val="left"/>
+      <w:pPr>
+        <w:ind w:left="5814" w:hanging="360"/>
+      </w:pPr>
+      <w:rPr>
+        <w:rFonts w:ascii="Symbol" w:hAnsi="Symbol" w:hint="default"/>
+      </w:rPr>
+    </w:lvl>
+    <w:lvl w:ilvl="7" w:tplc="38090003" w:tentative="1">
+      <w:start w:val="1"/>
+      <w:numFmt w:val="bullet"/>
+      <w:lvlText w:val="o"/>
+      <w:lvlJc w:val="left"/>
+      <w:pPr>
+        <w:ind w:left="6534" w:hanging="360"/>
+      </w:pPr>
+      <w:rPr>
+        <w:rFonts w:ascii="Courier New" w:hAnsi="Courier New" w:cs="Courier New" w:hint="default"/>
+      </w:rPr>
+    </w:lvl>
+    <w:lvl w:ilvl="8" w:tplc="38090005" w:tentative="1">
+      <w:start w:val="1"/>
+      <w:numFmt w:val="bullet"/>
+      <w:lvlText w:val=""/>
+      <w:lvlJc w:val="left"/>
+      <w:pPr>
+        <w:ind w:left="7254" w:hanging="360"/>
+      </w:pPr>
+      <w:rPr>
+        <w:rFonts w:ascii="Wingdings" w:hAnsi="Wingdings" w:hint="default"/>
+      </w:rPr>
+    </w:lvl>
+  </w:abstractNum>
+  <w:abstractNum w:abstractNumId="3" w15:restartNumberingAfterBreak="0">
     <w:nsid w:val="7DA57C31"/>
     <w:multiLevelType w:val="hybridMultilevel"/>
     <w:tmpl w:val="B1CEBDB0"/>
@@ -1754,7 +6897,7 @@
       </w:pPr>
     </w:lvl>
   </w:abstractNum>
-  <w:abstractNum w:abstractNumId="2" w15:restartNumberingAfterBreak="0">
+  <w:abstractNum w:abstractNumId="4" w15:restartNumberingAfterBreak="0">
     <w:nsid w:val="7E9E454C"/>
     <w:multiLevelType w:val="hybridMultilevel"/>
     <w:tmpl w:val="9440E08E"/>
@@ -1841,13 +6984,19 @@
     </w:lvl>
   </w:abstractNum>
   <w:num w:numId="1" w16cid:durableId="741022809">
-    <w:abstractNumId w:val="0"/>
+    <w:abstractNumId w:val="1"/>
   </w:num>
   <w:num w:numId="2" w16cid:durableId="602037630">
+    <w:abstractNumId w:val="4"/>
+  </w:num>
+  <w:num w:numId="3" w16cid:durableId="885915873">
+    <w:abstractNumId w:val="3"/>
+  </w:num>
+  <w:num w:numId="4" w16cid:durableId="869535480">
     <w:abstractNumId w:val="2"/>
   </w:num>
-  <w:num w:numId="3" w16cid:durableId="885915873">
-    <w:abstractNumId w:val="1"/>
+  <w:num w:numId="5" w16cid:durableId="843477978">
+    <w:abstractNumId w:val="0"/>
   </w:num>
 </w:numbering>
 </file>
@@ -2252,7 +7401,7 @@
   <w:style w:type="paragraph" w:default="1" w:styleId="Normal">
     <w:name w:val="Normal"/>
     <w:qFormat/>
-    <w:rsid w:val="00BB0427"/>
+    <w:rsid w:val="007C2C58"/>
   </w:style>
   <w:style w:type="paragraph" w:styleId="Heading1">
     <w:name w:val="heading 1"/>
@@ -2456,7 +7605,6 @@
   <w:style w:type="character" w:default="1" w:styleId="DefaultParagraphFont">
     <w:name w:val="Default Paragraph Font"/>
     <w:uiPriority w:val="1"/>
-    <w:semiHidden/>
     <w:unhideWhenUsed/>
   </w:style>
   <w:style w:type="table" w:default="1" w:styleId="TableNormal">
